--- a/src/content/bios/Mayor-F 2019.docx
+++ b/src/content/bios/Mayor-F 2019.docx
@@ -1,10 +1,9 @@
 
 <file path=word/document.xml><?xml version="1.0" encoding="utf-8"?>
-<w:document xmlns:o="urn:schemas-microsoft-com:office:office" xmlns:r="http://schemas.openxmlformats.org/officeDocument/2006/relationships" xmlns:v="urn:schemas-microsoft-com:vml" xmlns:w="http://schemas.openxmlformats.org/wordprocessingml/2006/main" xmlns:w10="urn:schemas-microsoft-com:office:word" xmlns:wp="http://schemas.openxmlformats.org/drawingml/2006/wordprocessingDrawing" xmlns:pic="http://schemas.openxmlformats.org/drawingml/2006/picture" xmlns:wps="http://schemas.microsoft.com/office/word/2010/wordprocessingShape" xmlns:wpg="http://schemas.microsoft.com/office/word/2010/wordprocessingGroup" xmlns:mc="http://schemas.openxmlformats.org/markup-compatibility/2006" xmlns:wp14="http://schemas.microsoft.com/office/word/2010/wordprocessingDrawing" xmlns:w14="http://schemas.microsoft.com/office/word/2010/wordml" xmlns:w15="http://schemas.microsoft.com/office/word/2012/wordml" mc:Ignorable="w14 wp14 w15">
+<w:document xmlns:wpc="http://schemas.microsoft.com/office/word/2010/wordprocessingCanvas" xmlns:cx="http://schemas.microsoft.com/office/drawing/2014/chartex" xmlns:cx1="http://schemas.microsoft.com/office/drawing/2015/9/8/chartex" xmlns:cx2="http://schemas.microsoft.com/office/drawing/2015/10/21/chartex" xmlns:cx3="http://schemas.microsoft.com/office/drawing/2016/5/9/chartex" xmlns:cx4="http://schemas.microsoft.com/office/drawing/2016/5/10/chartex" xmlns:cx5="http://schemas.microsoft.com/office/drawing/2016/5/11/chartex" xmlns:cx6="http://schemas.microsoft.com/office/drawing/2016/5/12/chartex" xmlns:cx7="http://schemas.microsoft.com/office/drawing/2016/5/13/chartex" xmlns:cx8="http://schemas.microsoft.com/office/drawing/2016/5/14/chartex" xmlns:mc="http://schemas.openxmlformats.org/markup-compatibility/2006" xmlns:m="http://schemas.openxmlformats.org/officeDocument/2006/math" xmlns:aink="http://schemas.microsoft.com/office/drawing/2016/ink" xmlns:am3d="http://schemas.microsoft.com/office/drawing/2017/model3d" xmlns:oel="http://schemas.microsoft.com/office/2019/extlst" xmlns:r="http://schemas.openxmlformats.org/officeDocument/2006/relationships" xmlns:wp14="http://schemas.microsoft.com/office/word/2010/wordprocessingDrawing" xmlns:wp="http://schemas.openxmlformats.org/drawingml/2006/wordprocessingDrawing" xmlns:wpg="http://schemas.microsoft.com/office/word/2010/wordprocessingGroup" xmlns:wpi="http://schemas.microsoft.com/office/word/2010/wordprocessingInk" xmlns:wps="http://schemas.microsoft.com/office/word/2010/wordprocessingShape" xmlns:o="urn:schemas-microsoft-com:office:office" xmlns:v="urn:schemas-microsoft-com:vml" xmlns:w10="urn:schemas-microsoft-com:office:word" xmlns:w="http://schemas.openxmlformats.org/wordprocessingml/2006/main" xmlns:w14="http://schemas.microsoft.com/office/word/2010/wordml" xmlns:w15="http://schemas.microsoft.com/office/word/2012/wordml" xmlns:w16cei="http://schemas.microsoft.com/office/word/2026/wordml/cei" xmlns:w16cex="http://schemas.microsoft.com/office/word/2018/wordml/cex" xmlns:w16cid="http://schemas.microsoft.com/office/word/2016/wordml/cid" xmlns:w16="http://schemas.microsoft.com/office/word/2018/wordml" xmlns:w16sdtdh="http://schemas.microsoft.com/office/word/2020/wordml/sdtdatahash" xmlns:w16sdtfl="http://schemas.microsoft.com/office/word/2024/wordml/sdtformatlock" xmlns:w16se="http://schemas.microsoft.com/office/word/2015/wordml/symex" xmlns:w16du="http://schemas.microsoft.com/office/word/2023/wordml/word16du" xmlns:wne="http://schemas.microsoft.com/office/word/2006/wordml" mc:Ignorable="w14 w15 w16se w16cid w16 w16cex w16sdtdh w16sdtfl w16du wp14">
   <w:body>
     <w:p>
       <w:pPr>
-        <w:pStyle w:val="Normal"/>
         <w:jc w:val="both"/>
         <w:rPr>
           <w:b/>
@@ -20,12 +19,65 @@
           <w:color w:val="000000"/>
           <w:lang w:val="en-GB"/>
         </w:rPr>
-        <w:t xml:space="preserve">MAYOR ZARAGOZA, Federico, Spanish politician and eighth Director-General of the United Nations Educational, Scientific and Cultural Organization (UNESCO) 1987-1999, was born 27 January 1934 in Barcelona and died 19 December 2024 in Madrid, Spain. He was the son of Federico Mayor, entrepreneur, and Juana Zaragoza. On 9 November 1956 he married María Ángeles Menéndez, pharmacist, with whom he had one daughter and two sons. </w:t>
+        <w:t>MAYOR ZARAGOZA, Federico, Spanish politician and eighth Director-General of the United Nations Educational, Scientific and Cultural Organization (UNESCO) 1987-1999, was born 27 January 1934 in Barcelona</w:t>
+      </w:r>
+      <w:r>
+        <w:rPr>
+          <w:b/>
+          <w:bCs/>
+          <w:color w:val="000000"/>
+          <w:lang w:val="en-GB"/>
+        </w:rPr>
+        <w:t xml:space="preserve"> and died 19 December 2024 in Madrid,</w:t>
+      </w:r>
+      <w:r>
+        <w:rPr>
+          <w:b/>
+          <w:bCs/>
+          <w:color w:val="000000"/>
+          <w:lang w:val="en-GB"/>
+        </w:rPr>
+        <w:t xml:space="preserve"> Spain. He </w:t>
+      </w:r>
+      <w:r>
+        <w:rPr>
+          <w:b/>
+          <w:bCs/>
+          <w:color w:val="000000"/>
+          <w:lang w:val="en-GB"/>
+        </w:rPr>
+        <w:t>wa</w:t>
+      </w:r>
+      <w:r>
+        <w:rPr>
+          <w:b/>
+          <w:bCs/>
+          <w:color w:val="000000"/>
+          <w:lang w:val="en-GB"/>
+        </w:rPr>
+        <w:t>s the son of Federico Mayor, entrepreneur, and Juana Zaragoza. On 9 November 1956 he married María Ángeles Menéndez, pharmacist, with whom he ha</w:t>
+      </w:r>
+      <w:r>
+        <w:rPr>
+          <w:b/>
+          <w:bCs/>
+          <w:color w:val="000000"/>
+          <w:lang w:val="en-GB"/>
+        </w:rPr>
+        <w:t>d</w:t>
+      </w:r>
+      <w:r>
+        <w:rPr>
+          <w:b/>
+          <w:bCs/>
+          <w:color w:val="000000"/>
+          <w:lang w:val="en-GB"/>
+        </w:rPr>
+        <w:t xml:space="preserve"> one daughter and two sons. </w:t>
       </w:r>
     </w:p>
     <w:p>
       <w:pPr>
-        <w:pStyle w:val="Normal"/>
         <w:jc w:val="both"/>
         <w:rPr>
           <w:b/>
@@ -34,18 +86,9 @@
           <w:lang w:val="en-GB"/>
         </w:rPr>
       </w:pPr>
-      <w:r>
-        <w:rPr>
-          <w:b/>
-          <w:bCs/>
-          <w:color w:val="000000"/>
-          <w:lang w:val="en-GB"/>
-        </w:rPr>
-      </w:r>
     </w:p>
     <w:p>
       <w:pPr>
-        <w:pStyle w:val="Normal"/>
         <w:jc w:val="both"/>
         <w:rPr>
           <w:lang w:val="en-GB"/>
@@ -53,28 +96,35 @@
       </w:pPr>
       <w:r>
         <w:rPr>
-          <w:lang w:val="en-GB" w:eastAsia="en-US"/>
+          <w:noProof/>
+          <w:lang w:val="en-GB"/>
         </w:rPr>
         <w:drawing>
-          <wp:inline distT="0" distB="0" distL="0" distR="0">
-            <wp:extent cx="1536700" cy="2312670"/>
+          <wp:inline distT="0" distB="0" distL="0" distR="0" wp14:anchorId="37A057B5" wp14:editId="1D51890E">
+            <wp:extent cx="2075815" cy="2703195"/>
             <wp:effectExtent l="0" t="0" r="0" b="0"/>
-            <wp:docPr id="1" name="Afbeelding 1"/>
+            <wp:docPr id="1" name="Afbeelding 2"/>
             <wp:cNvGraphicFramePr>
-              <a:graphicFrameLocks xmlns:a="http://schemas.openxmlformats.org/drawingml/2006/main" noChangeAspect="1"/>
+              <a:graphicFrameLocks xmlns:a="http://schemas.openxmlformats.org/drawingml/2006/main"/>
             </wp:cNvGraphicFramePr>
             <a:graphic xmlns:a="http://schemas.openxmlformats.org/drawingml/2006/main">
               <a:graphicData uri="http://schemas.openxmlformats.org/drawingml/2006/picture">
                 <pic:pic xmlns:pic="http://schemas.openxmlformats.org/drawingml/2006/picture">
                   <pic:nvPicPr>
-                    <pic:cNvPr id="1" name="Afbeelding 1"/>
+                    <pic:cNvPr id="0" name="Afbeelding 2"/>
                     <pic:cNvPicPr>
-                      <a:picLocks noChangeAspect="1" noChangeArrowheads="1"/>
+                      <a:picLocks/>
                     </pic:cNvPicPr>
                   </pic:nvPicPr>
                   <pic:blipFill>
-                    <a:blip r:embed="rId2"/>
-                    <a:srcRect l="-19" t="-12" r="-19" b="-12"/>
+                    <a:blip r:embed="rId5">
+                      <a:extLst>
+                        <a:ext uri="{28A0092B-C50C-407E-A947-70E740481C1C}">
+                          <a14:useLocalDpi xmlns:a14="http://schemas.microsoft.com/office/drawing/2010/main" val="0"/>
+                        </a:ext>
+                      </a:extLst>
+                    </a:blip>
+                    <a:srcRect/>
                     <a:stretch>
                       <a:fillRect/>
                     </a:stretch>
@@ -82,12 +132,15 @@
                   <pic:spPr bwMode="auto">
                     <a:xfrm>
                       <a:off x="0" y="0"/>
-                      <a:ext cx="1536700" cy="2312670"/>
+                      <a:ext cx="2075815" cy="2703195"/>
                     </a:xfrm>
                     <a:prstGeom prst="rect">
                       <a:avLst/>
                     </a:prstGeom>
                     <a:noFill/>
+                    <a:ln>
+                      <a:noFill/>
+                    </a:ln>
                   </pic:spPr>
                 </pic:pic>
               </a:graphicData>
@@ -99,7 +152,7 @@
     <w:p>
       <w:pPr>
         <w:pStyle w:val="NormalWeb1"/>
-        <w:shd w:fill="FFFFFF" w:val="clear"/>
+        <w:shd w:val="clear" w:color="auto" w:fill="FFFFFF"/>
         <w:spacing w:before="0" w:after="0"/>
         <w:jc w:val="both"/>
         <w:rPr>
@@ -128,27 +181,17 @@
         </w:rPr>
         <w:t xml:space="preserve"> </w:t>
       </w:r>
-      <w:hyperlink r:id="rId3">
-        <w:r>
-          <w:rPr>
-            <w:rStyle w:val="Hyperlink"/>
-            <w:u w:val="none"/>
-            <w:lang w:val="en-GB"/>
-          </w:rPr>
-          <w:t>http://unesco.preslib.az/en/page/fyqcV8YUWt</w:t>
-        </w:r>
-      </w:hyperlink>
-      <w:r>
-        <w:rPr>
-          <w:lang w:val="en-GB"/>
-        </w:rPr>
-        <w:t xml:space="preserve"> </w:t>
+      <w:r>
+        <w:rPr>
+          <w:lang w:val="en-GB"/>
+        </w:rPr>
+        <w:t>Mayor Zaragoza, 16 March 1999, Wikimedia, photographer Alexandre Devil</w:t>
       </w:r>
     </w:p>
     <w:p>
       <w:pPr>
         <w:pStyle w:val="NormalWeb1"/>
-        <w:shd w:fill="FFFFFF" w:val="clear"/>
+        <w:shd w:val="clear" w:color="auto" w:fill="FFFFFF"/>
         <w:spacing w:before="0" w:after="0"/>
         <w:jc w:val="both"/>
         <w:rPr>
@@ -156,20 +199,18 @@
           <w:lang w:val="en-GB"/>
         </w:rPr>
       </w:pPr>
-      <w:r>
-        <w:rPr>
-          <w:color w:val="000000"/>
-          <w:lang w:val="en-GB"/>
-        </w:rPr>
-      </w:r>
     </w:p>
     <w:p>
       <w:pPr>
         <w:pStyle w:val="NormalWeb1"/>
-        <w:shd w:fill="FFFFFF" w:val="clear"/>
+        <w:shd w:val="clear" w:color="auto" w:fill="FFFFFF"/>
         <w:spacing w:before="0" w:after="0"/>
         <w:jc w:val="both"/>
-        <w:rPr/>
+        <w:rPr>
+          <w:bCs/>
+          <w:color w:val="000000"/>
+          <w:lang w:val="en-GB"/>
+        </w:rPr>
       </w:pPr>
       <w:r>
         <w:rPr>
@@ -224,8 +265,7 @@
     </w:p>
     <w:p>
       <w:pPr>
-        <w:pStyle w:val="Normal"/>
-        <w:ind w:firstLine="709" w:end="0"/>
+        <w:ind w:firstLine="709"/>
         <w:jc w:val="both"/>
         <w:rPr>
           <w:bCs/>
@@ -239,11 +279,20 @@
           <w:color w:val="000000"/>
           <w:lang w:val="en-GB"/>
         </w:rPr>
-        <w:t xml:space="preserve">Mayor’s political career began in 1974-1975, when he served as Under-Secretary at the Ministry for Education and Science. While democracy was being re-established in Spain after Franco’s death in 1975, he chaired the Advisory Committee for Scientific and Technical Research at the Prime Minister’s Office (from 1974 to 1978). In 1977 he was elected as a Member of Parliament for the Union of the Democratic Centre and became Chair of the Parliamentary Commission for Education and Science, where he promoted the study of problems of children with mental and physical disabilities. Mayor’s cooperation with the United Nations Educational, Scientific and Cultural Organization (UNESCO) began in 1975 when he became a member of UNESCO’s Advisory Committee of CEPES, the European Centre for Higher Education, and then a member of UNESCO’s Advisory Committee for Scientific Research and Human Needs (1976-1977). Mayor, who sought an international career, gave up his parliamentary position in 1978 to become Deputy Director-General of UNESCO, which was headed by Amadou M’Bow from Senegal, and focused on the promotion of non-Western cultures and the restitution of African artistic pieces conserved in European museums. While the United States (US) was becoming critical of UNESCO, the Soviet Union sought to gain more influence. Mayor (2018: 232-233), who felt sympathy for Soviet dissidents, was frequently, but unsuccessfully, approached by the Soviet delegation to support its views. In 1980 Mayor became the Representative of the UNESCO Director-General on the Board of the United Nations University in Tokyo, Japan. The following year he became a member of the Club of Rome, which is a group of scientists, economists, businessmen and statesmen reflecting on the future of human society. That year he gave up his UNESCO position and returned to Spain to serve again as Minister for Education and Science, which lasted until 1982. Between 1983 and 1987 he was Director of the Institute of the Sciences of Man in Madrid as well as Scientific Chairman of the Severo Ochoa Centre of Molecular Biology. He supervised theses and published articles aimed at scientific audiences and the general public as well as poetry. In early 1987 he was elected as a Member of the European Parliament, but gave up this position when he was elected as UNESCO’s Director-General later that year. His scientific background and former position at UNESCO were helpful for his election, as well as the sudden replacement of the ‘Eastern’ candidate, Professor Abdus Sallam from Pakistan, by Pakistan’s Minister of Foreign Affairs </w:t>
-      </w:r>
-      <w:r>
-        <w:rPr>
-          <w:lang w:val="zxx" w:bidi="zxx"/>
+        <w:t xml:space="preserve">Mayor’s political career began in 1974-1975, when he served as Under-Secretary at the Ministry for Education and Science. While democracy was being re-established in Spain after Franco’s death in 1975, he chaired the Advisory Committee for Scientific and Technical Research at the Prime Minister’s Office (from 1974 to 1978). In 1977 he was elected as a Member of Parliament for the Union of the Democratic Centre and became Chair of the Parliamentary Commission for Education and Science, where he promoted the study of problems of children with mental and physical disabilities. Mayor’s cooperation with the United </w:t>
+      </w:r>
+      <w:r>
+        <w:rPr>
+          <w:bCs/>
+          <w:color w:val="000000"/>
+          <w:lang w:val="en-GB"/>
+        </w:rPr>
+        <w:lastRenderedPageBreak/>
+        <w:t xml:space="preserve">Nations Educational, Scientific and Cultural Organization (UNESCO) began in 1975 when he became a member of UNESCO’s Advisory Committee of CEPES, the European Centre for Higher Education, and then a member of UNESCO’s Advisory Committee for Scientific Research and Human Needs (1976-1977). Mayor, who sought an international career, gave up his parliamentary position in 1978 to become Deputy Director-General of UNESCO, which was headed by Amadou M’Bow from Senegal, and focused on the promotion of non-Western cultures and the restitution of African artistic pieces conserved in European museums. While the United States (US) was becoming critical of UNESCO, the Soviet Union sought to gain more influence. Mayor (2018: 232-233), who felt sympathy for Soviet dissidents, was frequently, but unsuccessfully, approached by the Soviet delegation to support its views. In 1980 Mayor became the Representative of the UNESCO Director-General on the Board of the United Nations University in Tokyo, Japan. The following year he became a member of the Club of Rome, which is a group of scientists, economists, businessmen and statesmen reflecting on the future of human society. That year he gave up his UNESCO position and returned to Spain to serve again as Minister for Education and Science, which lasted until 1982. Between 1983 and 1987 he was Director of the Institute of the Sciences of Man in Madrid as well as Scientific Chairman of the Severo Ochoa Centre of Molecular Biology. He supervised theses and published articles aimed at scientific audiences and the general public as well as poetry. In early 1987 he was elected as a Member of the European Parliament, but gave up this position when he was elected as UNESCO’s Director-General later that year. His scientific background and former position at UNESCO were helpful for his election, as well as the sudden replacement of the ‘Eastern’ candidate, Professor Abdus Sallam from Pakistan, by Pakistan’s Minister of Foreign Affairs </w:t>
+      </w:r>
+      <w:r>
+        <w:rPr>
+          <w:lang/>
         </w:rPr>
         <w:t>Sahabzada Yaqub Khan</w:t>
       </w:r>
@@ -259,9 +308,9 @@
     <w:p>
       <w:pPr>
         <w:pStyle w:val="NormalWeb1"/>
-        <w:shd w:fill="FFFFFF" w:val="clear"/>
+        <w:shd w:val="clear" w:color="auto" w:fill="FFFFFF"/>
         <w:spacing w:before="0" w:after="0"/>
-        <w:ind w:firstLine="709" w:end="0"/>
+        <w:ind w:firstLine="709"/>
         <w:jc w:val="both"/>
         <w:rPr>
           <w:lang w:val="en-GB"/>
@@ -362,11 +411,15 @@
     <w:p>
       <w:pPr>
         <w:pStyle w:val="NormalWeb1"/>
-        <w:shd w:fill="FFFFFF" w:val="clear"/>
+        <w:shd w:val="clear" w:color="auto" w:fill="FFFFFF"/>
         <w:spacing w:before="0" w:after="0"/>
-        <w:ind w:firstLine="709" w:end="0"/>
+        <w:ind w:firstLine="709"/>
         <w:jc w:val="both"/>
-        <w:rPr/>
+        <w:rPr>
+          <w:bCs/>
+          <w:color w:val="000000"/>
+          <w:lang w:val="en-GB"/>
+        </w:rPr>
       </w:pPr>
       <w:r>
         <w:rPr>
@@ -380,7 +433,16 @@
           <w:color w:val="000000"/>
           <w:lang w:val="en-GB"/>
         </w:rPr>
-        <w:t xml:space="preserve">He immediately made efforts to decentralize the administration, resulting in the creation of the bureau for coordination of field units in 1989, which was invested with responsibility for studying the specific situation of each field unit. He furthermore reinforced the Participation Programme, a complement to UNESCO’s regular activities, with the objective of using half of the budget for staff costs and the other half for special projects. He tried to reduce the number of meetings and, to recruit the best staff, modify the hierarchical nature of the posts. In order to transfer more staff members internally, he demanded a stricter system of evaluation for UNESCO personnel. ‘I have introduced chaos with my management style’, he recognized (Gadfly 1990), but he hoped to break the rigid bureaucracy and hierarchy to spur more dynamism in the organization. He also promoted the concept of transparency, when attempting to ‘eliminate all the bureaucracy and influence of the big economic powers that are against a democratic way of driving the world in the international arena’ (Maurel 2019). In 1990-1991 he succeeded in obtaining more extra-budgetary resources for UNESCO by making the United Nations Development Program (UNDP) the principal funding source of all extra-budgetary activities (almost 40 per cent). To leverage resources from other organizations he concluded partnerships with the International Bank for Reconstruction and Development (IBRD), the United Nations Children’s Fund (UNICEF) and several non-governmental organizations. </w:t>
+        <w:t xml:space="preserve">He immediately made efforts to decentralize the administration, resulting in the creation of the bureau for coordination of field units in 1989, which was invested with responsibility for studying the specific situation of each field unit. He </w:t>
+      </w:r>
+      <w:r>
+        <w:rPr>
+          <w:bCs/>
+          <w:color w:val="000000"/>
+          <w:lang w:val="en-GB"/>
+        </w:rPr>
+        <w:lastRenderedPageBreak/>
+        <w:t xml:space="preserve">furthermore reinforced the Participation Programme, a complement to UNESCO’s regular activities, with the objective of using half of the budget for staff costs and the other half for special projects. He tried to reduce the number of meetings and, to recruit the best staff, modify the hierarchical nature of the posts. In order to transfer more staff members internally, he demanded a stricter system of evaluation for UNESCO personnel. ‘I have introduced chaos with my management style’, he recognized (Gadfly 1990), but he hoped to break the rigid bureaucracy and hierarchy to spur more dynamism in the organization. He also promoted the concept of transparency, when attempting to ‘eliminate all the bureaucracy and influence of the big economic powers that are against a democratic way of driving the world in the international arena’ (Maurel 2019). In 1990-1991 he succeeded in obtaining more extra-budgetary resources for UNESCO by making the United Nations Development Program (UNDP) the principal funding source of all extra-budgetary activities (almost 40 per cent). To leverage resources from other organizations he concluded partnerships with the International Bank for Reconstruction and Development (IBRD), the United Nations Children’s Fund (UNICEF) and several non-governmental organizations. </w:t>
       </w:r>
       <w:r>
         <w:rPr>
@@ -390,7 +452,7 @@
       </w:r>
       <w:r>
         <w:rPr>
-          <w:rFonts w:eastAsia="Liberation Serif;Times New Roman"/>
+          <w:rFonts w:eastAsia="Liberation Serif"/>
           <w:lang w:val="en-GB"/>
         </w:rPr>
         <w:t xml:space="preserve"> </w:t>
@@ -413,7 +475,7 @@
     <w:p>
       <w:pPr>
         <w:pStyle w:val="NormalWeb1"/>
-        <w:shd w:fill="FFFFFF" w:val="clear"/>
+        <w:shd w:val="clear" w:color="auto" w:fill="FFFFFF"/>
         <w:spacing w:before="0" w:after="0"/>
         <w:jc w:val="both"/>
         <w:rPr>
@@ -443,15 +505,24 @@
           <w:color w:val="000000"/>
           <w:lang w:val="en-GB"/>
         </w:rPr>
-        <w:t xml:space="preserve">Mayor engaged in a contribution (the programme Man and Biosphere, meant to safeguard natural ecosystems) to the United Nations (UN) Conference on Environment and Development in Rio de Janeiro in 1992, which resulted in the Rio Declaration on Environment and Development and opened the Framework Convention on Climate Change for signature. </w:t>
+        <w:t xml:space="preserve">Mayor engaged in a contribution (the programme Man and Biosphere, meant to safeguard natural ecosystems) to the United Nations (UN) Conference on Environment and Development </w:t>
+      </w:r>
+      <w:r>
+        <w:rPr>
+          <w:bCs/>
+          <w:color w:val="000000"/>
+          <w:lang w:val="en-GB"/>
+        </w:rPr>
+        <w:lastRenderedPageBreak/>
+        <w:t xml:space="preserve">in Rio de Janeiro in 1992, which resulted in the Rio Declaration on Environment and Development and opened the Framework Convention on Climate Change for signature. </w:t>
       </w:r>
     </w:p>
     <w:p>
       <w:pPr>
         <w:pStyle w:val="NormalWeb1"/>
-        <w:shd w:fill="FFFFFF" w:val="clear"/>
+        <w:shd w:val="clear" w:color="auto" w:fill="FFFFFF"/>
         <w:spacing w:before="0" w:after="0"/>
-        <w:ind w:firstLine="709" w:end="0"/>
+        <w:ind w:firstLine="709"/>
         <w:jc w:val="both"/>
         <w:rPr>
           <w:lang w:val="en-GB"/>
@@ -484,7 +555,21 @@
           <w:color w:val="000000"/>
           <w:lang w:val="en-GB"/>
         </w:rPr>
-        <w:t xml:space="preserve">, and he created the L’Oréal-UNESCO For Women in Science Awards (1997), which aimed to improve </w:t>
+        <w:t>, and he created the L</w:t>
+      </w:r>
+      <w:r>
+        <w:rPr>
+          <w:color w:val="000000"/>
+          <w:lang w:val="en-GB"/>
+        </w:rPr>
+        <w:t>’O</w:t>
+      </w:r>
+      <w:r>
+        <w:rPr>
+          <w:color w:val="000000"/>
+          <w:lang w:val="en-GB"/>
+        </w:rPr>
+        <w:t xml:space="preserve">réal-UNESCO For Women in Science Awards (1997), which aimed to improve </w:t>
       </w:r>
       <w:r>
         <w:rPr>
@@ -528,7 +613,7 @@
     <w:p>
       <w:pPr>
         <w:pStyle w:val="NormalWeb1"/>
-        <w:shd w:fill="FFFFFF" w:val="clear"/>
+        <w:shd w:val="clear" w:color="auto" w:fill="FFFFFF"/>
         <w:spacing w:before="0" w:after="0"/>
         <w:jc w:val="both"/>
         <w:rPr>
@@ -580,7 +665,16 @@
           <w:color w:val="000000"/>
           <w:lang w:val="en-GB"/>
         </w:rPr>
-        <w:t xml:space="preserve">Mayor, a poet himself, emphasized culture and launched the World Decade for Cultural Development (1988-1997), the project for the revival of the ancient library of Alexandria (finished in 2002), the Common Market of Knowledge (1992) and the World Day for Cultural Development (1993). In 1992 he established the World Commission on Culture and Development, chaired by former UN Secretary-General Javier Pérez de Cuellar, to analyse the links between cultures, cultural development, education and cultural exchanges. In 1993 UNESCO prepared the Memory of the World Programme aimed at safeguarding the endangered world documentary heritage. In the field of cultural heritage UNESCO pursued the Moenjodaro (Pakistan) International Safeguarding Campaign of 1974 (finished in 1997) and operations to protect the ancient cities of Angkor in Cambodia (supported by Japan) and Fez in Morocco. UNESCO’s 1972 List of World Heritage in Danger (parallel to the List of World Heritage) aimed to restore world heritage in danger, with in 1993 136 states party to the 1972 World Heritage Convention and 411 entries on the World Heritage List. Mayor cultivated the concept of ‘intangible heritage’ (followed by the 2003 Convention of Intangible Cultural Heritage) and to protect minority cultures and languages he arranged the publication of a collection of Urdu stories from India and Pakistan (1997). In that year UNESCO and the World Intellectual Property Organization organized the World Forum on the Protection of Folklore in Thailand, with the Harare Declaration focusing on African cultures. The </w:t>
+        <w:t xml:space="preserve">Mayor, a poet himself, emphasized culture and launched the World Decade for Cultural Development (1988-1997), the project for the revival of the ancient library of Alexandria (finished in 2002), the Common Market of Knowledge (1992) and the World Day for Cultural Development (1993). In 1992 he established the World Commission on Culture and Development, chaired by former UN Secretary-General Javier Pérez de Cuellar, to analyse the links between cultures, cultural development, education and cultural exchanges. In 1993 UNESCO prepared the Memory of the World Programme aimed at safeguarding the endangered world documentary heritage. In the field of cultural heritage UNESCO pursued the Moenjodaro (Pakistan) International Safeguarding Campaign </w:t>
+      </w:r>
+      <w:r>
+        <w:rPr>
+          <w:bCs/>
+          <w:color w:val="000000"/>
+          <w:lang w:val="en-GB"/>
+        </w:rPr>
+        <w:lastRenderedPageBreak/>
+        <w:t xml:space="preserve">of 1974 (finished in 1997) and operations to protect the ancient cities of Angkor in Cambodia (supported by Japan) and Fez in Morocco. UNESCO’s 1972 List of World Heritage in Danger (parallel to the List of World Heritage) aimed to restore world heritage in danger, with in 1993 136 states party to the 1972 World Heritage Convention and 411 entries on the World Heritage List. Mayor cultivated the concept of ‘intangible heritage’ (followed by the 2003 Convention of Intangible Cultural Heritage) and to protect minority cultures and languages he arranged the publication of a collection of Urdu stories from India and Pakistan (1997). In that year UNESCO and the World Intellectual Property Organization organized the World Forum on the Protection of Folklore in Thailand, with the Harare Declaration focusing on African cultures. The </w:t>
       </w:r>
       <w:r>
         <w:rPr>
@@ -604,10 +698,14 @@
     <w:p>
       <w:pPr>
         <w:pStyle w:val="NormalWeb1"/>
-        <w:shd w:fill="FFFFFF" w:val="clear"/>
+        <w:shd w:val="clear" w:color="auto" w:fill="FFFFFF"/>
         <w:spacing w:before="0" w:after="0"/>
         <w:jc w:val="both"/>
-        <w:rPr/>
+        <w:rPr>
+          <w:bCs/>
+          <w:color w:val="000000"/>
+          <w:lang w:val="en-GB"/>
+        </w:rPr>
       </w:pPr>
       <w:r>
         <w:rPr>
@@ -657,10 +755,14 @@
     <w:p>
       <w:pPr>
         <w:pStyle w:val="NormalWeb1"/>
-        <w:shd w:fill="FFFFFF" w:val="clear"/>
+        <w:shd w:val="clear" w:color="auto" w:fill="FFFFFF"/>
         <w:spacing w:before="0" w:after="0"/>
         <w:jc w:val="both"/>
-        <w:rPr/>
+        <w:rPr>
+          <w:bCs/>
+          <w:color w:val="000000"/>
+          <w:lang w:val="en-GB"/>
+        </w:rPr>
       </w:pPr>
       <w:r>
         <w:rPr>
@@ -675,11 +777,15 @@
     <w:p>
       <w:pPr>
         <w:pStyle w:val="NormalWeb1"/>
-        <w:shd w:fill="FFFFFF" w:val="clear"/>
+        <w:shd w:val="clear" w:color="auto" w:fill="FFFFFF"/>
         <w:spacing w:before="0" w:after="0"/>
-        <w:ind w:firstLine="709" w:end="0"/>
+        <w:ind w:firstLine="709"/>
         <w:jc w:val="both"/>
-        <w:rPr/>
+        <w:rPr>
+          <w:bCs/>
+          <w:color w:val="000000"/>
+          <w:lang w:val="en-GB"/>
+        </w:rPr>
       </w:pPr>
       <w:r>
         <w:rPr>
@@ -687,14 +793,30 @@
           <w:color w:val="000000"/>
           <w:lang w:val="en-GB"/>
         </w:rPr>
-        <w:t xml:space="preserve">UNESCO also committed itself against racism and discrimination and continued to raise awareness of the problem of South African apartheid. Mayor supported promoting peace in the Near East by awarding the UNESCO Félix Houphouët-Boigny Peace Prize to Yasser Arafat, Shimon Peres and Yitzhak Rabin in 1993 for the agreement between the Palestinians and Israel. In 1996 UNESCO launched a programme of educational assistance to Palestinian people living in the occupied territories or as refugees in Jordan, Lebanon and Syria. Given the war in former-Yugoslavia, UNESCO set up a coordinated extrabudgetary funding programme for educational reconstruction and rehabilitation in Bosnia and Herzegovina, in addition to its two education centres for Bosnian refugees in Slovenia and Croatia. In 1997 Mayor made Kim Phuc Goodwill Ambassador of UNESCO. She was one of the running children hurt by napalm during the Vietnam War on the widely-distributed 1972 photograph by Nick Ut. </w:t>
+        <w:t xml:space="preserve">UNESCO also committed itself against racism and discrimination and continued to raise awareness of the problem of South African apartheid. Mayor supported promoting peace in the Near East by awarding the UNESCO Félix Houphouët-Boigny Peace Prize to Yasser Arafat, </w:t>
+      </w:r>
+      <w:r>
+        <w:rPr>
+          <w:bCs/>
+          <w:color w:val="000000"/>
+          <w:lang w:val="en-GB"/>
+        </w:rPr>
+        <w:lastRenderedPageBreak/>
+        <w:t xml:space="preserve">Shimon Peres and Yitzhak Rabin in 1993 for the agreement between the Palestinians and Israel. In 1996 UNESCO launched a programme of educational assistance to Palestinian people living in the occupied territories or as refugees in Jordan, Lebanon and Syria. Given the war in former-Yugoslavia, UNESCO set up a coordinated extrabudgetary funding programme for educational reconstruction and rehabilitation in Bosnia and Herzegovina, in addition to its two education centres for Bosnian refugees in Slovenia and Croatia. In 1997 Mayor made Kim Phuc Goodwill Ambassador of UNESCO. She was one of the running children hurt by napalm during the Vietnam War on the widely-distributed 1972 photograph by Nick Ut. </w:t>
+      </w:r>
+      <w:r>
+        <w:rPr>
+          <w:bCs/>
+          <w:color w:val="000000"/>
+          <w:lang w:val="en-GB"/>
+        </w:rPr>
         <w:tab/>
       </w:r>
     </w:p>
     <w:p>
       <w:pPr>
         <w:pStyle w:val="NormalWeb1"/>
-        <w:shd w:fill="FFFFFF" w:val="clear"/>
+        <w:shd w:val="clear" w:color="auto" w:fill="FFFFFF"/>
         <w:spacing w:before="0" w:after="0"/>
         <w:jc w:val="both"/>
         <w:rPr>
@@ -727,7 +849,7 @@
     <w:p>
       <w:pPr>
         <w:pStyle w:val="NormalWeb1"/>
-        <w:shd w:fill="FFFFFF" w:val="clear"/>
+        <w:shd w:val="clear" w:color="auto" w:fill="FFFFFF"/>
         <w:spacing w:before="0" w:after="0"/>
         <w:jc w:val="both"/>
         <w:rPr>
@@ -737,19 +859,11 @@
           <w:lang w:val="en-GB"/>
         </w:rPr>
       </w:pPr>
-      <w:r>
-        <w:rPr>
-          <w:b/>
-          <w:bCs/>
-          <w:color w:val="000000"/>
-          <w:lang w:val="en-GB"/>
-        </w:rPr>
-      </w:r>
     </w:p>
     <w:p>
       <w:pPr>
         <w:pStyle w:val="NormalWeb1"/>
-        <w:shd w:fill="FFFFFF" w:val="clear"/>
+        <w:shd w:val="clear" w:color="auto" w:fill="FFFFFF"/>
         <w:spacing w:before="0" w:after="0"/>
         <w:jc w:val="both"/>
         <w:rPr>
@@ -771,13 +885,13 @@
         </w:rPr>
         <w:t xml:space="preserve">: Files of F. Mayor in UNESCO Archives, Paris, see </w:t>
       </w:r>
-      <w:hyperlink r:id="rId4">
+      <w:hyperlink r:id="rId6" w:history="1">
         <w:r>
           <w:rPr>
             <w:rStyle w:val="Hyperlink"/>
             <w:bCs/>
             <w:u w:val="none"/>
-            <w:lang w:val="en-GB"/>
+            <w:lang w:val="en-GB" w:bidi="hi-IN"/>
           </w:rPr>
           <w:t>https://unesdoc.unesco.org/search/9707c8b6-e10a-48f7-87e4-2bd65663786b</w:t>
         </w:r>
@@ -793,10 +907,13 @@
     <w:p>
       <w:pPr>
         <w:pStyle w:val="NormalWeb1"/>
-        <w:shd w:fill="FFFFFF" w:val="clear"/>
+        <w:shd w:val="clear" w:color="auto" w:fill="FFFFFF"/>
         <w:spacing w:before="0" w:after="0"/>
         <w:jc w:val="both"/>
-        <w:rPr/>
+        <w:rPr>
+          <w:bCs/>
+          <w:lang w:val="en-GB"/>
+        </w:rPr>
       </w:pPr>
       <w:r>
         <w:rPr>
@@ -822,7 +939,7 @@
     <w:p>
       <w:pPr>
         <w:pStyle w:val="Standard"/>
-        <w:shd w:fill="FFFFFF" w:val="clear"/>
+        <w:shd w:val="clear" w:color="auto" w:fill="FFFFFF"/>
         <w:jc w:val="both"/>
         <w:rPr>
           <w:rFonts w:ascii="Times New Roman" w:hAnsi="Times New Roman" w:cs="Times New Roman"/>
@@ -831,7 +948,7 @@
       </w:pPr>
       <w:r>
         <w:rPr>
-          <w:rFonts w:cs="Times New Roman" w:ascii="Times New Roman" w:hAnsi="Times New Roman"/>
+          <w:rFonts w:ascii="Times New Roman" w:hAnsi="Times New Roman" w:cs="Times New Roman"/>
           <w:b/>
           <w:bCs/>
           <w:lang w:val="en-GB"/>
@@ -840,7 +957,7 @@
       </w:r>
       <w:r>
         <w:rPr>
-          <w:rFonts w:cs="Times New Roman" w:ascii="Times New Roman" w:hAnsi="Times New Roman"/>
+          <w:rFonts w:ascii="Times New Roman" w:hAnsi="Times New Roman" w:cs="Times New Roman"/>
           <w:bCs/>
           <w:lang w:val="en-GB"/>
         </w:rPr>
@@ -848,14 +965,14 @@
       </w:r>
       <w:r>
         <w:rPr>
-          <w:rFonts w:cs="Times New Roman" w:ascii="Times New Roman" w:hAnsi="Times New Roman"/>
+          <w:rFonts w:ascii="Times New Roman" w:hAnsi="Times New Roman" w:cs="Times New Roman"/>
           <w:lang w:val="en-GB"/>
         </w:rPr>
         <w:t xml:space="preserve"> </w:t>
       </w:r>
       <w:r>
         <w:rPr>
-          <w:rFonts w:cs="Times New Roman" w:ascii="Times New Roman" w:hAnsi="Times New Roman"/>
+          <w:rFonts w:ascii="Times New Roman" w:hAnsi="Times New Roman" w:cs="Times New Roman"/>
           <w:i/>
           <w:iCs/>
           <w:lang w:val="en-GB"/>
@@ -864,14 +981,14 @@
       </w:r>
       <w:r>
         <w:rPr>
-          <w:rFonts w:cs="Times New Roman" w:ascii="Times New Roman" w:hAnsi="Times New Roman"/>
+          <w:rFonts w:ascii="Times New Roman" w:hAnsi="Times New Roman" w:cs="Times New Roman"/>
           <w:lang w:val="en-GB"/>
         </w:rPr>
         <w:t xml:space="preserve">, Oxford 1982 (Editor); </w:t>
       </w:r>
       <w:r>
         <w:rPr>
-          <w:rFonts w:cs="Times New Roman" w:ascii="Times New Roman" w:hAnsi="Times New Roman"/>
+          <w:rFonts w:ascii="Times New Roman" w:hAnsi="Times New Roman" w:cs="Times New Roman"/>
           <w:i/>
           <w:iCs/>
           <w:lang w:val="en-GB"/>
@@ -880,14 +997,14 @@
       </w:r>
       <w:r>
         <w:rPr>
-          <w:rFonts w:cs="Times New Roman" w:ascii="Times New Roman" w:hAnsi="Times New Roman"/>
+          <w:rFonts w:ascii="Times New Roman" w:hAnsi="Times New Roman" w:cs="Times New Roman"/>
           <w:lang w:val="en-GB"/>
         </w:rPr>
         <w:t xml:space="preserve">, Madrid 1985 (poems); </w:t>
       </w:r>
       <w:r>
         <w:rPr>
-          <w:rFonts w:cs="Times New Roman" w:ascii="Times New Roman" w:hAnsi="Times New Roman"/>
+          <w:rFonts w:ascii="Times New Roman" w:hAnsi="Times New Roman" w:cs="Times New Roman"/>
           <w:i/>
           <w:iCs/>
           <w:lang w:val="en-GB"/>
@@ -896,14 +1013,14 @@
       </w:r>
       <w:r>
         <w:rPr>
-          <w:rFonts w:cs="Times New Roman" w:ascii="Times New Roman" w:hAnsi="Times New Roman"/>
+          <w:rFonts w:ascii="Times New Roman" w:hAnsi="Times New Roman" w:cs="Times New Roman"/>
           <w:lang w:val="en-GB"/>
         </w:rPr>
         <w:t xml:space="preserve">, Madrid 1986; </w:t>
       </w:r>
       <w:r>
         <w:rPr>
-          <w:rFonts w:cs="Times New Roman" w:ascii="Times New Roman" w:hAnsi="Times New Roman"/>
+          <w:rFonts w:ascii="Times New Roman" w:hAnsi="Times New Roman" w:cs="Times New Roman"/>
           <w:i/>
           <w:iCs/>
           <w:lang w:val="en-GB"/>
@@ -912,14 +1029,14 @@
       </w:r>
       <w:r>
         <w:rPr>
-          <w:rFonts w:cs="Times New Roman" w:ascii="Times New Roman" w:hAnsi="Times New Roman"/>
+          <w:rFonts w:ascii="Times New Roman" w:hAnsi="Times New Roman" w:cs="Times New Roman"/>
           <w:lang w:val="en-GB"/>
         </w:rPr>
         <w:t xml:space="preserve">, Madrid 1991 (poems); ‘Science Policy, UNESCO and “Perestroïka”’ in </w:t>
       </w:r>
       <w:r>
         <w:rPr>
-          <w:rFonts w:cs="Times New Roman" w:ascii="Times New Roman" w:hAnsi="Times New Roman"/>
+          <w:rFonts w:ascii="Times New Roman" w:hAnsi="Times New Roman" w:cs="Times New Roman"/>
           <w:i/>
           <w:iCs/>
           <w:lang w:val="en-GB"/>
@@ -928,14 +1045,14 @@
       </w:r>
       <w:r>
         <w:rPr>
-          <w:rFonts w:cs="Times New Roman" w:ascii="Times New Roman" w:hAnsi="Times New Roman"/>
+          <w:rFonts w:ascii="Times New Roman" w:hAnsi="Times New Roman" w:cs="Times New Roman"/>
           <w:lang w:val="en-GB"/>
         </w:rPr>
         <w:t xml:space="preserve">, 13/4, 1991, 379-387; </w:t>
       </w:r>
       <w:r>
         <w:rPr>
-          <w:rFonts w:cs="Times New Roman" w:ascii="Times New Roman" w:hAnsi="Times New Roman"/>
+          <w:rFonts w:ascii="Times New Roman" w:hAnsi="Times New Roman" w:cs="Times New Roman"/>
           <w:bCs/>
           <w:lang w:val="en-GB"/>
         </w:rPr>
@@ -943,7 +1060,7 @@
       </w:r>
       <w:r>
         <w:rPr>
-          <w:rFonts w:cs="Times New Roman" w:ascii="Times New Roman" w:hAnsi="Times New Roman"/>
+          <w:rFonts w:ascii="Times New Roman" w:hAnsi="Times New Roman" w:cs="Times New Roman"/>
           <w:bCs/>
           <w:i/>
           <w:iCs/>
@@ -953,7 +1070,7 @@
       </w:r>
       <w:r>
         <w:rPr>
-          <w:rFonts w:cs="Times New Roman" w:ascii="Times New Roman" w:hAnsi="Times New Roman"/>
+          <w:rFonts w:ascii="Times New Roman" w:hAnsi="Times New Roman" w:cs="Times New Roman"/>
           <w:bCs/>
           <w:lang w:val="en-GB"/>
         </w:rPr>
@@ -961,7 +1078,7 @@
       </w:r>
       <w:r>
         <w:rPr>
-          <w:rFonts w:cs="Times New Roman" w:ascii="Times New Roman" w:hAnsi="Times New Roman"/>
+          <w:rFonts w:ascii="Times New Roman" w:hAnsi="Times New Roman" w:cs="Times New Roman"/>
           <w:i/>
           <w:iCs/>
           <w:lang w:val="en-GB"/>
@@ -970,14 +1087,14 @@
       </w:r>
       <w:r>
         <w:rPr>
-          <w:rFonts w:cs="Times New Roman" w:ascii="Times New Roman" w:hAnsi="Times New Roman"/>
+          <w:rFonts w:ascii="Times New Roman" w:hAnsi="Times New Roman" w:cs="Times New Roman"/>
           <w:lang w:val="en-GB"/>
         </w:rPr>
         <w:t xml:space="preserve">, Paris 1994; ‘Education, Key to the Future’ in </w:t>
       </w:r>
       <w:r>
         <w:rPr>
-          <w:rFonts w:cs="Times New Roman" w:ascii="Times New Roman" w:hAnsi="Times New Roman"/>
+          <w:rFonts w:ascii="Times New Roman" w:hAnsi="Times New Roman" w:cs="Times New Roman"/>
           <w:i/>
           <w:iCs/>
           <w:lang w:val="en-GB"/>
@@ -986,14 +1103,14 @@
       </w:r>
       <w:r>
         <w:rPr>
-          <w:rFonts w:cs="Times New Roman" w:ascii="Times New Roman" w:hAnsi="Times New Roman"/>
+          <w:rFonts w:ascii="Times New Roman" w:hAnsi="Times New Roman" w:cs="Times New Roman"/>
           <w:lang w:val="en-GB"/>
         </w:rPr>
         <w:t xml:space="preserve">, December 1994, </w:t>
       </w:r>
       <w:r>
         <w:rPr>
-          <w:rFonts w:cs="Times New Roman" w:ascii="Times New Roman" w:hAnsi="Times New Roman"/>
+          <w:rFonts w:ascii="Times New Roman" w:hAnsi="Times New Roman" w:cs="Times New Roman"/>
           <w:color w:val="000000"/>
           <w:lang w:val="en-GB"/>
         </w:rPr>
@@ -1001,14 +1118,14 @@
       </w:r>
       <w:r>
         <w:rPr>
-          <w:rFonts w:cs="Times New Roman" w:ascii="Times New Roman" w:hAnsi="Times New Roman"/>
+          <w:rFonts w:ascii="Times New Roman" w:hAnsi="Times New Roman" w:cs="Times New Roman"/>
           <w:lang w:val="en-GB"/>
         </w:rPr>
         <w:t xml:space="preserve">; </w:t>
       </w:r>
       <w:r>
         <w:rPr>
-          <w:rFonts w:cs="Times New Roman" w:ascii="Times New Roman" w:hAnsi="Times New Roman"/>
+          <w:rFonts w:ascii="Times New Roman" w:hAnsi="Times New Roman" w:cs="Times New Roman"/>
           <w:i/>
           <w:iCs/>
           <w:lang w:val="en-GB"/>
@@ -1017,14 +1134,14 @@
       </w:r>
       <w:r>
         <w:rPr>
-          <w:rFonts w:cs="Times New Roman" w:ascii="Times New Roman" w:hAnsi="Times New Roman"/>
+          <w:rFonts w:ascii="Times New Roman" w:hAnsi="Times New Roman" w:cs="Times New Roman"/>
           <w:lang w:val="en-GB"/>
         </w:rPr>
         <w:t xml:space="preserve">, Paris 1995; </w:t>
       </w:r>
       <w:r>
         <w:rPr>
-          <w:rFonts w:cs="Times New Roman" w:ascii="Times New Roman" w:hAnsi="Times New Roman"/>
+          <w:rFonts w:ascii="Times New Roman" w:hAnsi="Times New Roman" w:cs="Times New Roman"/>
           <w:i/>
           <w:iCs/>
           <w:lang w:val="en-GB"/>
@@ -1033,7 +1150,7 @@
       </w:r>
       <w:r>
         <w:rPr>
-          <w:rFonts w:cs="Times New Roman" w:ascii="Times New Roman" w:hAnsi="Times New Roman"/>
+          <w:rFonts w:ascii="Times New Roman" w:hAnsi="Times New Roman" w:cs="Times New Roman"/>
           <w:iCs/>
           <w:lang w:val="en-GB"/>
         </w:rPr>
@@ -1041,14 +1158,14 @@
       </w:r>
       <w:r>
         <w:rPr>
-          <w:rFonts w:cs="Times New Roman" w:ascii="Times New Roman" w:hAnsi="Times New Roman"/>
+          <w:rFonts w:ascii="Times New Roman" w:hAnsi="Times New Roman" w:cs="Times New Roman"/>
           <w:lang w:val="en-GB"/>
         </w:rPr>
         <w:t xml:space="preserve"> Paris 1995; </w:t>
       </w:r>
       <w:r>
         <w:rPr>
-          <w:rFonts w:cs="Times New Roman" w:ascii="Times New Roman" w:hAnsi="Times New Roman"/>
+          <w:rFonts w:ascii="Times New Roman" w:hAnsi="Times New Roman" w:cs="Times New Roman"/>
           <w:i/>
           <w:iCs/>
           <w:lang w:val="en-GB"/>
@@ -1057,14 +1174,14 @@
       </w:r>
       <w:r>
         <w:rPr>
-          <w:rFonts w:cs="Times New Roman" w:ascii="Times New Roman" w:hAnsi="Times New Roman"/>
+          <w:rFonts w:ascii="Times New Roman" w:hAnsi="Times New Roman" w:cs="Times New Roman"/>
           <w:lang w:val="en-GB"/>
         </w:rPr>
         <w:t xml:space="preserve">, Paris 1995; </w:t>
       </w:r>
       <w:r>
         <w:rPr>
-          <w:rFonts w:cs="Times New Roman" w:ascii="Times New Roman" w:hAnsi="Times New Roman"/>
+          <w:rFonts w:ascii="Times New Roman" w:hAnsi="Times New Roman" w:cs="Times New Roman"/>
           <w:i/>
           <w:iCs/>
           <w:lang w:val="en-GB"/>
@@ -1073,14 +1190,14 @@
       </w:r>
       <w:r>
         <w:rPr>
-          <w:rFonts w:cs="Times New Roman" w:ascii="Times New Roman" w:hAnsi="Times New Roman"/>
+          <w:rFonts w:ascii="Times New Roman" w:hAnsi="Times New Roman" w:cs="Times New Roman"/>
           <w:lang w:val="en-GB"/>
         </w:rPr>
         <w:t xml:space="preserve">, Paris 1995; </w:t>
       </w:r>
       <w:r>
         <w:rPr>
-          <w:rFonts w:cs="Times New Roman" w:ascii="Times New Roman" w:hAnsi="Times New Roman"/>
+          <w:rFonts w:ascii="Times New Roman" w:hAnsi="Times New Roman" w:cs="Times New Roman"/>
           <w:i/>
           <w:iCs/>
           <w:lang w:val="en-GB"/>
@@ -1089,14 +1206,14 @@
       </w:r>
       <w:r>
         <w:rPr>
-          <w:rFonts w:cs="Times New Roman" w:ascii="Times New Roman" w:hAnsi="Times New Roman"/>
+          <w:rFonts w:ascii="Times New Roman" w:hAnsi="Times New Roman" w:cs="Times New Roman"/>
           <w:lang w:val="en-GB"/>
         </w:rPr>
         <w:t xml:space="preserve">, Paris 1996; ‘The Universal University’ in </w:t>
       </w:r>
       <w:r>
         <w:rPr>
-          <w:rFonts w:cs="Times New Roman" w:ascii="Times New Roman" w:hAnsi="Times New Roman"/>
+          <w:rFonts w:ascii="Times New Roman" w:hAnsi="Times New Roman" w:cs="Times New Roman"/>
           <w:i/>
           <w:iCs/>
           <w:lang w:val="en-GB"/>
@@ -1105,14 +1222,14 @@
       </w:r>
       <w:r>
         <w:rPr>
-          <w:rFonts w:cs="Times New Roman" w:ascii="Times New Roman" w:hAnsi="Times New Roman"/>
+          <w:rFonts w:ascii="Times New Roman" w:hAnsi="Times New Roman" w:cs="Times New Roman"/>
           <w:lang w:val="en-GB"/>
         </w:rPr>
         <w:t>, 11/4, December 1998</w:t>
       </w:r>
       <w:r>
         <w:rPr>
-          <w:rFonts w:cs="Times New Roman" w:ascii="Times New Roman" w:hAnsi="Times New Roman"/>
+          <w:rFonts w:ascii="Times New Roman" w:hAnsi="Times New Roman" w:cs="Times New Roman"/>
           <w:color w:val="000000"/>
           <w:lang w:val="en-GB"/>
         </w:rPr>
@@ -1120,7 +1237,7 @@
       </w:r>
       <w:r>
         <w:rPr>
-          <w:rFonts w:cs="Times New Roman" w:ascii="Times New Roman" w:hAnsi="Times New Roman"/>
+          <w:rFonts w:ascii="Times New Roman" w:hAnsi="Times New Roman" w:cs="Times New Roman"/>
           <w:i/>
           <w:iCs/>
           <w:color w:val="000000"/>
@@ -1130,7 +1247,7 @@
       </w:r>
       <w:r>
         <w:rPr>
-          <w:rFonts w:cs="Times New Roman" w:ascii="Times New Roman" w:hAnsi="Times New Roman"/>
+          <w:rFonts w:ascii="Times New Roman" w:hAnsi="Times New Roman" w:cs="Times New Roman"/>
           <w:color w:val="000000"/>
           <w:lang w:val="en-GB"/>
         </w:rPr>
@@ -1138,7 +1255,7 @@
       </w:r>
       <w:r>
         <w:rPr>
-          <w:rFonts w:cs="Times New Roman" w:ascii="Times New Roman" w:hAnsi="Times New Roman"/>
+          <w:rFonts w:ascii="Times New Roman" w:hAnsi="Times New Roman" w:cs="Times New Roman"/>
           <w:i/>
           <w:iCs/>
           <w:color w:val="000000"/>
@@ -1148,7 +1265,7 @@
       </w:r>
       <w:r>
         <w:rPr>
-          <w:rFonts w:cs="Times New Roman" w:ascii="Times New Roman" w:hAnsi="Times New Roman"/>
+          <w:rFonts w:ascii="Times New Roman" w:hAnsi="Times New Roman" w:cs="Times New Roman"/>
           <w:color w:val="000000"/>
           <w:lang w:val="en-GB"/>
         </w:rPr>
@@ -1156,7 +1273,7 @@
       </w:r>
       <w:r>
         <w:rPr>
-          <w:rFonts w:cs="Times New Roman" w:ascii="Times New Roman" w:hAnsi="Times New Roman"/>
+          <w:rFonts w:ascii="Times New Roman" w:hAnsi="Times New Roman" w:cs="Times New Roman"/>
           <w:i/>
           <w:iCs/>
           <w:color w:val="000000"/>
@@ -1166,7 +1283,7 @@
       </w:r>
       <w:r>
         <w:rPr>
-          <w:rFonts w:cs="Times New Roman" w:ascii="Times New Roman" w:hAnsi="Times New Roman"/>
+          <w:rFonts w:ascii="Times New Roman" w:hAnsi="Times New Roman" w:cs="Times New Roman"/>
           <w:color w:val="000000"/>
           <w:lang w:val="en-GB"/>
         </w:rPr>
@@ -1174,7 +1291,7 @@
       </w:r>
       <w:r>
         <w:rPr>
-          <w:rFonts w:cs="Times New Roman" w:ascii="Times New Roman" w:hAnsi="Times New Roman"/>
+          <w:rFonts w:ascii="Times New Roman" w:hAnsi="Times New Roman" w:cs="Times New Roman"/>
           <w:i/>
           <w:iCs/>
           <w:color w:val="000000"/>
@@ -1184,7 +1301,7 @@
       </w:r>
       <w:r>
         <w:rPr>
-          <w:rFonts w:cs="Times New Roman" w:ascii="Times New Roman" w:hAnsi="Times New Roman"/>
+          <w:rFonts w:ascii="Times New Roman" w:hAnsi="Times New Roman" w:cs="Times New Roman"/>
           <w:color w:val="000000"/>
           <w:lang w:val="en-GB"/>
         </w:rPr>
@@ -1192,7 +1309,7 @@
       </w:r>
       <w:r>
         <w:rPr>
-          <w:rFonts w:cs="Times New Roman" w:ascii="Times New Roman" w:hAnsi="Times New Roman"/>
+          <w:rFonts w:ascii="Times New Roman" w:hAnsi="Times New Roman" w:cs="Times New Roman"/>
           <w:i/>
           <w:iCs/>
           <w:color w:val="000000"/>
@@ -1202,7 +1319,7 @@
       </w:r>
       <w:r>
         <w:rPr>
-          <w:rFonts w:cs="Times New Roman" w:ascii="Times New Roman" w:hAnsi="Times New Roman"/>
+          <w:rFonts w:ascii="Times New Roman" w:hAnsi="Times New Roman" w:cs="Times New Roman"/>
           <w:color w:val="000000"/>
           <w:lang w:val="en-GB"/>
         </w:rPr>
@@ -1210,7 +1327,7 @@
       </w:r>
       <w:r>
         <w:rPr>
-          <w:rFonts w:cs="Times New Roman" w:ascii="Times New Roman" w:hAnsi="Times New Roman"/>
+          <w:rFonts w:ascii="Times New Roman" w:hAnsi="Times New Roman" w:cs="Times New Roman"/>
           <w:i/>
           <w:color w:val="000000"/>
           <w:lang w:val="en-GB"/>
@@ -1219,7 +1336,7 @@
       </w:r>
       <w:r>
         <w:rPr>
-          <w:rFonts w:cs="Times New Roman" w:ascii="Times New Roman" w:hAnsi="Times New Roman"/>
+          <w:rFonts w:ascii="Times New Roman" w:hAnsi="Times New Roman" w:cs="Times New Roman"/>
           <w:color w:val="000000"/>
           <w:lang w:val="en-GB"/>
         </w:rPr>
@@ -1227,7 +1344,7 @@
       </w:r>
       <w:r>
         <w:rPr>
-          <w:rFonts w:cs="Times New Roman" w:ascii="Times New Roman" w:hAnsi="Times New Roman"/>
+          <w:rFonts w:ascii="Times New Roman" w:hAnsi="Times New Roman" w:cs="Times New Roman"/>
           <w:i/>
           <w:color w:val="222222"/>
           <w:lang w:val="en-GB"/>
@@ -1236,7 +1353,7 @@
       </w:r>
       <w:r>
         <w:rPr>
-          <w:rFonts w:cs="Times New Roman" w:ascii="Times New Roman" w:hAnsi="Times New Roman"/>
+          <w:rFonts w:ascii="Times New Roman" w:hAnsi="Times New Roman" w:cs="Times New Roman"/>
           <w:color w:val="222222"/>
           <w:lang w:val="en-GB"/>
         </w:rPr>
@@ -1244,7 +1361,7 @@
       </w:r>
       <w:r>
         <w:rPr>
-          <w:rFonts w:cs="Times New Roman" w:ascii="Times New Roman" w:hAnsi="Times New Roman"/>
+          <w:rFonts w:ascii="Times New Roman" w:hAnsi="Times New Roman" w:cs="Times New Roman"/>
           <w:i/>
           <w:color w:val="222222"/>
           <w:lang w:val="en-GB"/>
@@ -1253,7 +1370,7 @@
       </w:r>
       <w:r>
         <w:rPr>
-          <w:rFonts w:cs="Times New Roman" w:ascii="Times New Roman" w:hAnsi="Times New Roman"/>
+          <w:rFonts w:ascii="Times New Roman" w:hAnsi="Times New Roman" w:cs="Times New Roman"/>
           <w:color w:val="222222"/>
           <w:lang w:val="en-GB"/>
         </w:rPr>
@@ -1261,7 +1378,7 @@
       </w:r>
       <w:r>
         <w:rPr>
-          <w:rFonts w:cs="Times New Roman" w:ascii="Times New Roman" w:hAnsi="Times New Roman"/>
+          <w:rFonts w:ascii="Times New Roman" w:hAnsi="Times New Roman" w:cs="Times New Roman"/>
           <w:i/>
           <w:color w:val="222222"/>
           <w:lang w:val="en-US"/>
@@ -1270,7 +1387,7 @@
       </w:r>
       <w:r>
         <w:rPr>
-          <w:rFonts w:cs="Times New Roman" w:ascii="Times New Roman" w:hAnsi="Times New Roman"/>
+          <w:rFonts w:ascii="Times New Roman" w:hAnsi="Times New Roman" w:cs="Times New Roman"/>
           <w:color w:val="222222"/>
           <w:lang w:val="en-US"/>
         </w:rPr>
@@ -1278,14 +1395,14 @@
       </w:r>
       <w:r>
         <w:rPr>
-          <w:rFonts w:cs="Times New Roman" w:ascii="Times New Roman" w:hAnsi="Times New Roman"/>
+          <w:rFonts w:ascii="Times New Roman" w:hAnsi="Times New Roman" w:cs="Times New Roman"/>
           <w:lang w:val="en-GB"/>
         </w:rPr>
         <w:t xml:space="preserve"> </w:t>
       </w:r>
       <w:r>
         <w:rPr>
-          <w:rFonts w:cs="Times New Roman" w:ascii="Times New Roman" w:hAnsi="Times New Roman"/>
+          <w:rFonts w:ascii="Times New Roman" w:hAnsi="Times New Roman" w:cs="Times New Roman"/>
           <w:i/>
           <w:iCs/>
           <w:color w:val="222222"/>
@@ -1295,7 +1412,7 @@
       </w:r>
       <w:r>
         <w:rPr>
-          <w:rFonts w:cs="Times New Roman" w:ascii="Times New Roman" w:hAnsi="Times New Roman"/>
+          <w:rFonts w:ascii="Times New Roman" w:hAnsi="Times New Roman" w:cs="Times New Roman"/>
           <w:color w:val="222222"/>
           <w:lang w:val="en-US"/>
         </w:rPr>
@@ -1303,7 +1420,7 @@
       </w:r>
       <w:r>
         <w:rPr>
-          <w:rFonts w:cs="Times New Roman" w:ascii="Times New Roman" w:hAnsi="Times New Roman"/>
+          <w:rFonts w:ascii="Times New Roman" w:hAnsi="Times New Roman" w:cs="Times New Roman"/>
           <w:i/>
           <w:iCs/>
           <w:color w:val="222222"/>
@@ -1313,7 +1430,7 @@
       </w:r>
       <w:r>
         <w:rPr>
-          <w:rFonts w:cs="Times New Roman" w:ascii="Times New Roman" w:hAnsi="Times New Roman"/>
+          <w:rFonts w:ascii="Times New Roman" w:hAnsi="Times New Roman" w:cs="Times New Roman"/>
           <w:color w:val="222222"/>
           <w:lang w:val="en-GB"/>
         </w:rPr>
@@ -1323,13 +1440,16 @@
     <w:p>
       <w:pPr>
         <w:pStyle w:val="Standard"/>
-        <w:shd w:fill="FFFFFF" w:val="clear"/>
+        <w:shd w:val="clear" w:color="auto" w:fill="FFFFFF"/>
         <w:jc w:val="both"/>
-        <w:rPr/>
+        <w:rPr>
+          <w:rFonts w:ascii="Times New Roman" w:hAnsi="Times New Roman" w:cs="Times New Roman"/>
+          <w:lang w:val="en-GB"/>
+        </w:rPr>
       </w:pPr>
       <w:r>
         <w:rPr>
-          <w:rFonts w:cs="Times New Roman" w:ascii="Times New Roman" w:hAnsi="Times New Roman"/>
+          <w:rFonts w:ascii="Times New Roman" w:hAnsi="Times New Roman" w:cs="Times New Roman"/>
           <w:b/>
           <w:bCs/>
           <w:lang w:val="en-GB"/>
@@ -1338,7 +1458,7 @@
       </w:r>
       <w:r>
         <w:rPr>
-          <w:rFonts w:cs="Times New Roman" w:ascii="Times New Roman" w:hAnsi="Times New Roman"/>
+          <w:rFonts w:ascii="Times New Roman" w:hAnsi="Times New Roman" w:cs="Times New Roman"/>
           <w:bCs/>
           <w:lang w:val="en-GB"/>
         </w:rPr>
@@ -1346,14 +1466,14 @@
       </w:r>
       <w:r>
         <w:rPr>
-          <w:rFonts w:cs="Times New Roman" w:ascii="Times New Roman" w:hAnsi="Times New Roman"/>
+          <w:rFonts w:ascii="Times New Roman" w:hAnsi="Times New Roman" w:cs="Times New Roman"/>
           <w:lang w:val="en-GB"/>
         </w:rPr>
         <w:t xml:space="preserve"> </w:t>
       </w:r>
       <w:r>
         <w:rPr>
-          <w:rFonts w:cs="Times New Roman" w:ascii="Times New Roman" w:hAnsi="Times New Roman"/>
+          <w:rFonts w:ascii="Times New Roman" w:hAnsi="Times New Roman" w:cs="Times New Roman"/>
           <w:i/>
           <w:lang w:val="en-GB"/>
         </w:rPr>
@@ -1361,14 +1481,14 @@
       </w:r>
       <w:r>
         <w:rPr>
-          <w:rFonts w:cs="Times New Roman" w:ascii="Times New Roman" w:hAnsi="Times New Roman"/>
+          <w:rFonts w:ascii="Times New Roman" w:hAnsi="Times New Roman" w:cs="Times New Roman"/>
           <w:lang w:val="en-GB"/>
         </w:rPr>
         <w:t xml:space="preserve">, 18 October 1987; ‘UNESCO Chief Vows Major Reforms’ in </w:t>
       </w:r>
       <w:r>
         <w:rPr>
-          <w:rFonts w:cs="Times New Roman" w:ascii="Times New Roman" w:hAnsi="Times New Roman"/>
+          <w:rFonts w:ascii="Times New Roman" w:hAnsi="Times New Roman" w:cs="Times New Roman"/>
           <w:i/>
           <w:lang w:val="en-GB"/>
         </w:rPr>
@@ -1376,14 +1496,14 @@
       </w:r>
       <w:r>
         <w:rPr>
-          <w:rFonts w:cs="Times New Roman" w:ascii="Times New Roman" w:hAnsi="Times New Roman"/>
+          <w:rFonts w:ascii="Times New Roman" w:hAnsi="Times New Roman" w:cs="Times New Roman"/>
           <w:lang w:val="en-GB"/>
         </w:rPr>
         <w:t xml:space="preserve">, 25 February 1989; </w:t>
       </w:r>
       <w:r>
         <w:rPr>
-          <w:rFonts w:cs="Times New Roman" w:ascii="Times New Roman" w:hAnsi="Times New Roman"/>
+          <w:rFonts w:ascii="Times New Roman" w:hAnsi="Times New Roman" w:cs="Times New Roman"/>
           <w:bCs/>
           <w:lang w:val="en-GB"/>
         </w:rPr>
@@ -1391,7 +1511,7 @@
       </w:r>
       <w:r>
         <w:rPr>
-          <w:rFonts w:cs="Times New Roman" w:ascii="Times New Roman" w:hAnsi="Times New Roman"/>
+          <w:rFonts w:ascii="Times New Roman" w:hAnsi="Times New Roman" w:cs="Times New Roman"/>
           <w:bCs/>
           <w:color w:val="000000"/>
           <w:lang w:val="en-GB"/>
@@ -1400,7 +1520,7 @@
       </w:r>
       <w:r>
         <w:rPr>
-          <w:rFonts w:cs="Times New Roman" w:ascii="Times New Roman" w:hAnsi="Times New Roman"/>
+          <w:rFonts w:ascii="Times New Roman" w:hAnsi="Times New Roman" w:cs="Times New Roman"/>
           <w:bCs/>
           <w:lang w:val="en-GB"/>
         </w:rPr>
@@ -1408,14 +1528,14 @@
       </w:r>
       <w:r>
         <w:rPr>
-          <w:rFonts w:cs="Times New Roman" w:ascii="Times New Roman" w:hAnsi="Times New Roman"/>
+          <w:rFonts w:ascii="Times New Roman" w:hAnsi="Times New Roman" w:cs="Times New Roman"/>
           <w:lang w:val="en-GB"/>
         </w:rPr>
         <w:t xml:space="preserve">R. Mauthmer, ‘Time for a New Look at UNESCO’ in </w:t>
       </w:r>
       <w:r>
         <w:rPr>
-          <w:rFonts w:cs="Times New Roman" w:ascii="Times New Roman" w:hAnsi="Times New Roman"/>
+          <w:rFonts w:ascii="Times New Roman" w:hAnsi="Times New Roman" w:cs="Times New Roman"/>
           <w:i/>
           <w:lang w:val="en-GB"/>
         </w:rPr>
@@ -1423,14 +1543,14 @@
       </w:r>
       <w:r>
         <w:rPr>
-          <w:rFonts w:cs="Times New Roman" w:ascii="Times New Roman" w:hAnsi="Times New Roman"/>
+          <w:rFonts w:ascii="Times New Roman" w:hAnsi="Times New Roman" w:cs="Times New Roman"/>
           <w:lang w:val="en-GB"/>
         </w:rPr>
         <w:t xml:space="preserve">, 27 March 1990; </w:t>
       </w:r>
       <w:r>
         <w:rPr>
-          <w:rFonts w:cs="Times New Roman" w:ascii="Times New Roman" w:hAnsi="Times New Roman"/>
+          <w:rFonts w:ascii="Times New Roman" w:hAnsi="Times New Roman" w:cs="Times New Roman"/>
           <w:bCs/>
           <w:lang w:val="en-GB"/>
         </w:rPr>
@@ -1438,7 +1558,7 @@
       </w:r>
       <w:r>
         <w:rPr>
-          <w:rFonts w:cs="Times New Roman" w:ascii="Times New Roman" w:hAnsi="Times New Roman"/>
+          <w:rFonts w:ascii="Times New Roman" w:hAnsi="Times New Roman" w:cs="Times New Roman"/>
           <w:bCs/>
           <w:i/>
           <w:iCs/>
@@ -1448,7 +1568,7 @@
       </w:r>
       <w:r>
         <w:rPr>
-          <w:rFonts w:cs="Times New Roman" w:ascii="Times New Roman" w:hAnsi="Times New Roman"/>
+          <w:rFonts w:ascii="Times New Roman" w:hAnsi="Times New Roman" w:cs="Times New Roman"/>
           <w:bCs/>
           <w:lang w:val="en-GB"/>
         </w:rPr>
@@ -1456,14 +1576,14 @@
       </w:r>
       <w:r>
         <w:rPr>
-          <w:rFonts w:cs="Times New Roman" w:ascii="Times New Roman" w:hAnsi="Times New Roman"/>
+          <w:rFonts w:ascii="Times New Roman" w:hAnsi="Times New Roman" w:cs="Times New Roman"/>
           <w:lang w:val="en-GB"/>
         </w:rPr>
         <w:t xml:space="preserve"> </w:t>
       </w:r>
       <w:r>
         <w:rPr>
-          <w:rFonts w:cs="Times New Roman" w:ascii="Times New Roman" w:hAnsi="Times New Roman"/>
+          <w:rFonts w:ascii="Times New Roman" w:hAnsi="Times New Roman" w:cs="Times New Roman"/>
           <w:bCs/>
           <w:lang w:val="en-GB"/>
         </w:rPr>
@@ -1471,7 +1591,7 @@
       </w:r>
       <w:r>
         <w:rPr>
-          <w:rFonts w:cs="Times New Roman" w:ascii="Times New Roman" w:hAnsi="Times New Roman"/>
+          <w:rFonts w:ascii="Times New Roman" w:hAnsi="Times New Roman" w:cs="Times New Roman"/>
           <w:bCs/>
           <w:i/>
           <w:iCs/>
@@ -1481,7 +1601,7 @@
       </w:r>
       <w:r>
         <w:rPr>
-          <w:rFonts w:cs="Times New Roman" w:ascii="Times New Roman" w:hAnsi="Times New Roman"/>
+          <w:rFonts w:ascii="Times New Roman" w:hAnsi="Times New Roman" w:cs="Times New Roman"/>
           <w:bCs/>
           <w:lang w:val="en-GB"/>
         </w:rPr>
@@ -1489,23 +1609,33 @@
       </w:r>
       <w:r>
         <w:rPr>
-          <w:rFonts w:cs="Times New Roman" w:ascii="Times New Roman" w:hAnsi="Times New Roman"/>
+          <w:rFonts w:ascii="Times New Roman" w:hAnsi="Times New Roman" w:cs="Times New Roman"/>
           <w:lang w:val="en-GB"/>
         </w:rPr>
         <w:t xml:space="preserve"> </w:t>
       </w:r>
       <w:r>
         <w:rPr>
-          <w:rFonts w:cs="Times New Roman" w:ascii="Times New Roman" w:hAnsi="Times New Roman"/>
-          <w:bCs/>
-          <w:i/>
-          <w:lang w:val="en-GB"/>
-        </w:rPr>
-        <w:t>Federico Mayor, Scientist and Humanist</w:t>
-      </w:r>
-      <w:r>
-        <w:rPr>
-          <w:rFonts w:cs="Times New Roman" w:ascii="Times New Roman" w:hAnsi="Times New Roman"/>
+          <w:rFonts w:ascii="Times New Roman" w:hAnsi="Times New Roman" w:cs="Times New Roman"/>
+          <w:bCs/>
+          <w:i/>
+          <w:lang w:val="en-GB"/>
+        </w:rPr>
+        <w:t xml:space="preserve">Federico Mayor, Scientist and </w:t>
+      </w:r>
+      <w:r>
+        <w:rPr>
+          <w:rFonts w:ascii="Times New Roman" w:hAnsi="Times New Roman" w:cs="Times New Roman"/>
+          <w:bCs/>
+          <w:i/>
+          <w:lang w:val="en-GB"/>
+        </w:rPr>
+        <w:lastRenderedPageBreak/>
+        <w:t>Humanist</w:t>
+      </w:r>
+      <w:r>
+        <w:rPr>
+          <w:rFonts w:ascii="Times New Roman" w:hAnsi="Times New Roman" w:cs="Times New Roman"/>
           <w:bCs/>
           <w:lang w:val="en-GB"/>
         </w:rPr>
@@ -1513,14 +1643,14 @@
       </w:r>
       <w:r>
         <w:rPr>
-          <w:rFonts w:cs="Times New Roman" w:ascii="Times New Roman" w:hAnsi="Times New Roman"/>
+          <w:rFonts w:ascii="Times New Roman" w:hAnsi="Times New Roman" w:cs="Times New Roman"/>
           <w:lang w:val="en-GB"/>
         </w:rPr>
         <w:t xml:space="preserve"> S. Dutt, </w:t>
       </w:r>
       <w:r>
         <w:rPr>
-          <w:rFonts w:cs="Times New Roman" w:ascii="Times New Roman" w:hAnsi="Times New Roman"/>
+          <w:rFonts w:ascii="Times New Roman" w:hAnsi="Times New Roman" w:cs="Times New Roman"/>
           <w:i/>
           <w:iCs/>
           <w:lang w:val="en-GB"/>
@@ -1529,14 +1659,14 @@
       </w:r>
       <w:r>
         <w:rPr>
-          <w:rFonts w:cs="Times New Roman" w:ascii="Times New Roman" w:hAnsi="Times New Roman"/>
+          <w:rFonts w:ascii="Times New Roman" w:hAnsi="Times New Roman" w:cs="Times New Roman"/>
           <w:lang w:val="en-GB"/>
         </w:rPr>
         <w:t xml:space="preserve">, New York 1995; S. Spaulding and L. Lin, </w:t>
       </w:r>
       <w:r>
         <w:rPr>
-          <w:rFonts w:cs="Times New Roman" w:ascii="Times New Roman" w:hAnsi="Times New Roman"/>
+          <w:rFonts w:ascii="Times New Roman" w:hAnsi="Times New Roman" w:cs="Times New Roman"/>
           <w:i/>
           <w:iCs/>
           <w:lang w:val="en-GB"/>
@@ -1545,14 +1675,14 @@
       </w:r>
       <w:r>
         <w:rPr>
-          <w:rFonts w:cs="Times New Roman" w:ascii="Times New Roman" w:hAnsi="Times New Roman"/>
+          <w:rFonts w:ascii="Times New Roman" w:hAnsi="Times New Roman" w:cs="Times New Roman"/>
           <w:lang w:val="en-GB"/>
         </w:rPr>
         <w:t xml:space="preserve">, London 1997; S. Dutt, </w:t>
       </w:r>
       <w:r>
         <w:rPr>
-          <w:rFonts w:cs="Times New Roman" w:ascii="Times New Roman" w:hAnsi="Times New Roman"/>
+          <w:rFonts w:ascii="Times New Roman" w:hAnsi="Times New Roman" w:cs="Times New Roman"/>
           <w:i/>
           <w:iCs/>
           <w:lang w:val="en-GB"/>
@@ -1561,14 +1691,14 @@
       </w:r>
       <w:r>
         <w:rPr>
-          <w:rFonts w:cs="Times New Roman" w:ascii="Times New Roman" w:hAnsi="Times New Roman"/>
+          <w:rFonts w:ascii="Times New Roman" w:hAnsi="Times New Roman" w:cs="Times New Roman"/>
           <w:lang w:val="en-GB"/>
         </w:rPr>
         <w:t xml:space="preserve">, New York 2002; C. Maurel, </w:t>
       </w:r>
       <w:r>
         <w:rPr>
-          <w:rFonts w:cs="Times New Roman" w:ascii="Times New Roman" w:hAnsi="Times New Roman"/>
+          <w:rFonts w:ascii="Times New Roman" w:hAnsi="Times New Roman" w:cs="Times New Roman"/>
           <w:i/>
           <w:iCs/>
           <w:lang w:val="en-GB"/>
@@ -1577,14 +1707,14 @@
       </w:r>
       <w:r>
         <w:rPr>
-          <w:rFonts w:cs="Times New Roman" w:ascii="Times New Roman" w:hAnsi="Times New Roman"/>
+          <w:rFonts w:ascii="Times New Roman" w:hAnsi="Times New Roman" w:cs="Times New Roman"/>
           <w:lang w:val="en-GB"/>
         </w:rPr>
         <w:t xml:space="preserve">, Paris 2010; C. Maurel, ‘Les Nations unies sous le charme du privé’ in </w:t>
       </w:r>
       <w:r>
         <w:rPr>
-          <w:rFonts w:cs="Times New Roman" w:ascii="Times New Roman" w:hAnsi="Times New Roman"/>
+          <w:rFonts w:ascii="Times New Roman" w:hAnsi="Times New Roman" w:cs="Times New Roman"/>
           <w:i/>
           <w:iCs/>
           <w:lang w:val="en-GB"/>
@@ -1593,14 +1723,14 @@
       </w:r>
       <w:r>
         <w:rPr>
-          <w:rFonts w:cs="Times New Roman" w:ascii="Times New Roman" w:hAnsi="Times New Roman"/>
+          <w:rFonts w:ascii="Times New Roman" w:hAnsi="Times New Roman" w:cs="Times New Roman"/>
           <w:lang w:val="en-GB"/>
         </w:rPr>
         <w:t xml:space="preserve">, April 2013: 18; J.P. Singh, </w:t>
       </w:r>
       <w:r>
         <w:rPr>
-          <w:rFonts w:cs="Times New Roman" w:ascii="Times New Roman" w:hAnsi="Times New Roman"/>
+          <w:rFonts w:ascii="Times New Roman" w:hAnsi="Times New Roman" w:cs="Times New Roman"/>
           <w:i/>
           <w:lang w:val="en-GB"/>
         </w:rPr>
@@ -1608,14 +1738,14 @@
       </w:r>
       <w:r>
         <w:rPr>
-          <w:rFonts w:cs="Times New Roman" w:ascii="Times New Roman" w:hAnsi="Times New Roman"/>
+          <w:rFonts w:ascii="Times New Roman" w:hAnsi="Times New Roman" w:cs="Times New Roman"/>
           <w:lang w:val="en-GB"/>
         </w:rPr>
         <w:t xml:space="preserve">, London 2011; ‘Scholar Day of Peace and Non-Violence: Interview with Federico Mayor Zaragoza’ in </w:t>
       </w:r>
       <w:r>
         <w:rPr>
-          <w:rFonts w:cs="Times New Roman" w:ascii="Times New Roman" w:hAnsi="Times New Roman"/>
+          <w:rFonts w:ascii="Times New Roman" w:hAnsi="Times New Roman" w:cs="Times New Roman"/>
           <w:i/>
           <w:lang w:val="en-GB"/>
         </w:rPr>
@@ -1623,14 +1753,14 @@
       </w:r>
       <w:r>
         <w:rPr>
-          <w:rFonts w:cs="Times New Roman" w:ascii="Times New Roman" w:hAnsi="Times New Roman"/>
+          <w:rFonts w:ascii="Times New Roman" w:hAnsi="Times New Roman" w:cs="Times New Roman"/>
           <w:lang w:val="en-GB"/>
         </w:rPr>
         <w:t xml:space="preserve">, 30 January 2013, </w:t>
       </w:r>
       <w:r>
         <w:rPr>
-          <w:rFonts w:cs="Times New Roman" w:ascii="Times New Roman" w:hAnsi="Times New Roman"/>
+          <w:rFonts w:ascii="Times New Roman" w:hAnsi="Times New Roman" w:cs="Times New Roman"/>
           <w:color w:val="000000"/>
           <w:lang w:val="en-GB"/>
         </w:rPr>
@@ -1638,14 +1768,14 @@
       </w:r>
       <w:r>
         <w:rPr>
-          <w:rFonts w:cs="Times New Roman" w:ascii="Times New Roman" w:hAnsi="Times New Roman"/>
+          <w:rFonts w:ascii="Times New Roman" w:hAnsi="Times New Roman" w:cs="Times New Roman"/>
           <w:lang w:val="en-GB"/>
         </w:rPr>
         <w:t xml:space="preserve">; G. Kutukdjian (Ed.), </w:t>
       </w:r>
       <w:r>
         <w:rPr>
-          <w:rFonts w:cs="Times New Roman" w:ascii="Times New Roman" w:hAnsi="Times New Roman"/>
+          <w:rFonts w:ascii="Times New Roman" w:hAnsi="Times New Roman" w:cs="Times New Roman"/>
           <w:i/>
           <w:iCs/>
           <w:lang w:val="en-GB"/>
@@ -1654,14 +1784,14 @@
       </w:r>
       <w:r>
         <w:rPr>
-          <w:rFonts w:cs="Times New Roman" w:ascii="Times New Roman" w:hAnsi="Times New Roman"/>
+          <w:rFonts w:ascii="Times New Roman" w:hAnsi="Times New Roman" w:cs="Times New Roman"/>
           <w:lang w:val="en-GB"/>
         </w:rPr>
         <w:t xml:space="preserve">, Paris 2015; C. Maurel, </w:t>
       </w:r>
       <w:r>
         <w:rPr>
-          <w:rFonts w:cs="Times New Roman" w:ascii="Times New Roman" w:hAnsi="Times New Roman"/>
+          <w:rFonts w:ascii="Times New Roman" w:hAnsi="Times New Roman" w:cs="Times New Roman"/>
           <w:i/>
           <w:iCs/>
           <w:lang w:val="en-GB"/>
@@ -1670,14 +1800,14 @@
       </w:r>
       <w:r>
         <w:rPr>
-          <w:rFonts w:cs="Times New Roman" w:ascii="Times New Roman" w:hAnsi="Times New Roman"/>
+          <w:rFonts w:ascii="Times New Roman" w:hAnsi="Times New Roman" w:cs="Times New Roman"/>
           <w:lang w:val="en-GB"/>
         </w:rPr>
         <w:t>, Paris 2015; P. Duedahl,</w:t>
       </w:r>
       <w:r>
         <w:rPr>
-          <w:rFonts w:cs="Times New Roman" w:ascii="Times New Roman" w:hAnsi="Times New Roman"/>
+          <w:rFonts w:ascii="Times New Roman" w:hAnsi="Times New Roman" w:cs="Times New Roman"/>
           <w:i/>
           <w:iCs/>
           <w:lang w:val="en-GB"/>
@@ -1686,14 +1816,14 @@
       </w:r>
       <w:r>
         <w:rPr>
-          <w:rFonts w:cs="Times New Roman" w:ascii="Times New Roman" w:hAnsi="Times New Roman"/>
+          <w:rFonts w:ascii="Times New Roman" w:hAnsi="Times New Roman" w:cs="Times New Roman"/>
           <w:lang w:val="en-GB"/>
         </w:rPr>
         <w:t xml:space="preserve">, New York 2016; L. Meskell, </w:t>
       </w:r>
       <w:r>
         <w:rPr>
-          <w:rFonts w:cs="Times New Roman" w:ascii="Times New Roman" w:hAnsi="Times New Roman"/>
+          <w:rFonts w:ascii="Times New Roman" w:hAnsi="Times New Roman" w:cs="Times New Roman"/>
           <w:i/>
           <w:iCs/>
           <w:lang w:val="en-GB"/>
@@ -1702,14 +1832,14 @@
       </w:r>
       <w:r>
         <w:rPr>
-          <w:rFonts w:cs="Times New Roman" w:ascii="Times New Roman" w:hAnsi="Times New Roman"/>
+          <w:rFonts w:ascii="Times New Roman" w:hAnsi="Times New Roman" w:cs="Times New Roman"/>
           <w:lang w:val="en-GB"/>
         </w:rPr>
         <w:t xml:space="preserve">, New York 2018; </w:t>
       </w:r>
       <w:r>
         <w:rPr>
-          <w:rFonts w:cs="Times New Roman" w:ascii="Times New Roman" w:hAnsi="Times New Roman"/>
+          <w:rFonts w:ascii="Times New Roman" w:hAnsi="Times New Roman" w:cs="Times New Roman"/>
           <w:bCs/>
           <w:lang w:val="en-GB"/>
         </w:rPr>
@@ -1717,34 +1847,34 @@
       </w:r>
       <w:r>
         <w:rPr>
-          <w:rFonts w:cs="Times New Roman" w:ascii="Times New Roman" w:hAnsi="Times New Roman"/>
+          <w:rFonts w:ascii="Times New Roman" w:hAnsi="Times New Roman" w:cs="Times New Roman"/>
           <w:lang w:val="en-GB"/>
         </w:rPr>
         <w:t>‘Federico Mayor Zaragoza’, available at</w:t>
       </w:r>
       <w:r>
         <w:rPr>
-          <w:rFonts w:cs="Times New Roman" w:ascii="Times New Roman" w:hAnsi="Times New Roman"/>
+          <w:rFonts w:ascii="Times New Roman" w:hAnsi="Times New Roman" w:cs="Times New Roman"/>
           <w:bCs/>
           <w:lang w:val="en-GB"/>
         </w:rPr>
         <w:t xml:space="preserve"> </w:t>
       </w:r>
-      <w:hyperlink r:id="rId5">
+      <w:hyperlink r:id="rId7" w:history="1">
         <w:r>
           <w:rPr>
             <w:rStyle w:val="Hyperlink"/>
-            <w:rFonts w:cs="Times New Roman" w:ascii="Times New Roman" w:hAnsi="Times New Roman"/>
+            <w:rFonts w:ascii="Times New Roman" w:hAnsi="Times New Roman" w:cs="Times New Roman"/>
             <w:bCs/>
             <w:u w:val="none"/>
-            <w:lang w:val="en-GB"/>
+            <w:lang w:val="en-GB" w:bidi="hi-IN"/>
           </w:rPr>
           <w:t>https://en.unesco.org/director-general/former-dgs</w:t>
         </w:r>
       </w:hyperlink>
       <w:r>
         <w:rPr>
-          <w:rFonts w:cs="Times New Roman" w:ascii="Times New Roman" w:hAnsi="Times New Roman"/>
+          <w:rFonts w:ascii="Times New Roman" w:hAnsi="Times New Roman" w:cs="Times New Roman"/>
           <w:bCs/>
           <w:lang w:val="en-GB"/>
         </w:rPr>
@@ -1752,51 +1882,59 @@
       </w:r>
       <w:r>
         <w:rPr>
-          <w:rFonts w:cs="Times New Roman" w:ascii="Times New Roman" w:hAnsi="Times New Roman"/>
+          <w:rFonts w:ascii="Times New Roman" w:hAnsi="Times New Roman" w:cs="Times New Roman"/>
           <w:lang w:val="en-GB"/>
         </w:rPr>
         <w:t xml:space="preserve">‘Federico Mayor Zaragoza’, available at </w:t>
       </w:r>
-      <w:hyperlink r:id="rId6">
+      <w:hyperlink r:id="rId8" w:history="1">
         <w:r>
           <w:rPr>
             <w:rStyle w:val="Hyperlink"/>
-            <w:rFonts w:cs="Times New Roman" w:ascii="Times New Roman" w:hAnsi="Times New Roman"/>
+            <w:rFonts w:ascii="Times New Roman" w:hAnsi="Times New Roman" w:cs="Times New Roman"/>
             <w:u w:val="none"/>
-            <w:lang w:val="en-GB"/>
+            <w:lang w:val="en-GB" w:bidi="hi-IN"/>
           </w:rPr>
           <w:t>http://ecpd.org.rs/pdf/council/Biography_Mr_Federico_Mayor_Zaragoza.pdf</w:t>
         </w:r>
       </w:hyperlink>
       <w:r>
         <w:rPr>
-          <w:rFonts w:cs="Times New Roman" w:ascii="Times New Roman" w:hAnsi="Times New Roman"/>
-          <w:lang w:val="en-GB"/>
-        </w:rPr>
-        <w:t xml:space="preserve"> (all websites accessed on 28 May 2019).</w:t>
+          <w:rFonts w:ascii="Times New Roman" w:hAnsi="Times New Roman" w:cs="Times New Roman"/>
+          <w:lang w:val="en-GB"/>
+        </w:rPr>
+        <w:t xml:space="preserve"> (all websites </w:t>
+      </w:r>
+      <w:r>
+        <w:rPr>
+          <w:rFonts w:ascii="Times New Roman" w:hAnsi="Times New Roman" w:cs="Times New Roman"/>
+          <w:lang w:val="en-GB"/>
+        </w:rPr>
+        <w:t>accessed on</w:t>
+      </w:r>
+      <w:r>
+        <w:rPr>
+          <w:rFonts w:ascii="Times New Roman" w:hAnsi="Times New Roman" w:cs="Times New Roman"/>
+          <w:lang w:val="en-GB"/>
+        </w:rPr>
+        <w:t xml:space="preserve"> 28 May 2019).</w:t>
       </w:r>
     </w:p>
     <w:p>
       <w:pPr>
         <w:pStyle w:val="Standard"/>
-        <w:shd w:fill="FFFFFF" w:val="clear"/>
+        <w:shd w:val="clear" w:color="auto" w:fill="FFFFFF"/>
         <w:jc w:val="both"/>
         <w:rPr>
           <w:rFonts w:ascii="Times New Roman" w:hAnsi="Times New Roman" w:cs="Times New Roman"/>
           <w:lang w:val="en-GB"/>
         </w:rPr>
       </w:pPr>
-      <w:r>
-        <w:rPr>
-          <w:rFonts w:cs="Times New Roman" w:ascii="Times New Roman" w:hAnsi="Times New Roman"/>
-          <w:lang w:val="en-GB"/>
-        </w:rPr>
-      </w:r>
     </w:p>
     <w:p>
       <w:pPr>
         <w:pStyle w:val="Standard"/>
-        <w:shd w:fill="FFFFFF" w:val="clear"/>
+        <w:shd w:val="clear" w:color="auto" w:fill="FFFFFF"/>
         <w:jc w:val="both"/>
         <w:rPr>
           <w:rFonts w:ascii="Times New Roman" w:hAnsi="Times New Roman" w:cs="Times New Roman"/>
@@ -1807,7 +1945,7 @@
       </w:pPr>
       <w:r>
         <w:rPr>
-          <w:rFonts w:cs="Times New Roman" w:ascii="Times New Roman" w:hAnsi="Times New Roman"/>
+          <w:rFonts w:ascii="Times New Roman" w:hAnsi="Times New Roman" w:cs="Times New Roman"/>
           <w:b/>
           <w:bCs/>
           <w:lang w:val="en-GB"/>
@@ -1818,28 +1956,18 @@
     <w:p>
       <w:pPr>
         <w:pStyle w:val="Standard"/>
-        <w:shd w:fill="FFFFFF" w:val="clear"/>
+        <w:shd w:val="clear" w:color="auto" w:fill="FFFFFF"/>
         <w:jc w:val="both"/>
         <w:rPr>
           <w:rFonts w:ascii="Times New Roman" w:hAnsi="Times New Roman" w:cs="Times New Roman"/>
-          <w:b/>
-          <w:bCs/>
           <w:lang w:val="en-GB"/>
         </w:rPr>
       </w:pPr>
-      <w:r>
-        <w:rPr>
-          <w:rFonts w:cs="Times New Roman" w:ascii="Times New Roman" w:hAnsi="Times New Roman"/>
-          <w:b/>
-          <w:bCs/>
-          <w:lang w:val="en-GB"/>
-        </w:rPr>
-      </w:r>
     </w:p>
     <w:p>
       <w:pPr>
         <w:pStyle w:val="Standard"/>
-        <w:shd w:fill="FFFFFF" w:val="clear"/>
+        <w:shd w:val="clear" w:color="auto" w:fill="FFFFFF"/>
         <w:jc w:val="both"/>
         <w:rPr>
           <w:rFonts w:ascii="Times New Roman" w:hAnsi="Times New Roman" w:cs="Times New Roman"/>
@@ -1848,7 +1976,7 @@
       </w:pPr>
       <w:r>
         <w:rPr>
-          <w:rFonts w:cs="Times New Roman" w:ascii="Times New Roman" w:hAnsi="Times New Roman"/>
+          <w:rFonts w:ascii="Times New Roman" w:hAnsi="Times New Roman" w:cs="Times New Roman"/>
           <w:b/>
           <w:lang w:val="en-GB"/>
         </w:rPr>
@@ -1858,7 +1986,7 @@
     <w:p>
       <w:pPr>
         <w:pStyle w:val="NormalWeb1"/>
-        <w:shd w:fill="FFFFFF" w:val="clear"/>
+        <w:shd w:val="clear" w:color="auto" w:fill="FFFFFF"/>
         <w:spacing w:before="0" w:after="0"/>
         <w:jc w:val="both"/>
         <w:rPr>
@@ -1879,7 +2007,7 @@
     <w:p>
       <w:pPr>
         <w:pStyle w:val="NormalWeb1"/>
-        <w:shd w:fill="FFFFFF" w:val="clear"/>
+        <w:shd w:val="clear" w:color="auto" w:fill="FFFFFF"/>
         <w:spacing w:before="0" w:after="0"/>
         <w:jc w:val="both"/>
         <w:rPr>
@@ -1897,7 +2025,6 @@
     </w:p>
     <w:p>
       <w:pPr>
-        <w:pStyle w:val="Normal"/>
         <w:jc w:val="both"/>
         <w:rPr>
           <w:b/>
@@ -1915,7 +2042,7 @@
     <w:p>
       <w:pPr>
         <w:pStyle w:val="Standard"/>
-        <w:shd w:fill="FFFFFF" w:val="clear"/>
+        <w:shd w:val="clear" w:color="auto" w:fill="FFFFFF"/>
         <w:jc w:val="both"/>
         <w:rPr>
           <w:rFonts w:ascii="Times New Roman" w:hAnsi="Times New Roman" w:cs="Times New Roman"/>
@@ -1924,21 +2051,21 @@
       </w:pPr>
       <w:r>
         <w:rPr>
-          <w:rFonts w:cs="Times New Roman" w:ascii="Times New Roman" w:hAnsi="Times New Roman"/>
+          <w:rFonts w:ascii="Times New Roman" w:hAnsi="Times New Roman" w:cs="Times New Roman"/>
           <w:lang w:val="en-GB"/>
         </w:rPr>
         <w:t>Chloé Maurel</w:t>
       </w:r>
       <w:r>
         <w:rPr>
-          <w:rFonts w:cs="Times New Roman" w:ascii="Times New Roman" w:hAnsi="Times New Roman"/>
+          <w:rFonts w:ascii="Times New Roman" w:hAnsi="Times New Roman" w:cs="Times New Roman"/>
           <w:lang w:val="en-US"/>
         </w:rPr>
         <w:t>, ‘</w:t>
       </w:r>
       <w:r>
         <w:rPr>
-          <w:rFonts w:cs="Times New Roman" w:ascii="Times New Roman" w:hAnsi="Times New Roman"/>
+          <w:rFonts w:ascii="Times New Roman" w:hAnsi="Times New Roman" w:cs="Times New Roman"/>
           <w:bCs/>
           <w:color w:val="000000"/>
           <w:lang w:val="en-GB"/>
@@ -1947,14 +2074,14 @@
       </w:r>
       <w:r>
         <w:rPr>
-          <w:rFonts w:cs="Times New Roman" w:ascii="Times New Roman" w:hAnsi="Times New Roman"/>
+          <w:rFonts w:ascii="Times New Roman" w:hAnsi="Times New Roman" w:cs="Times New Roman"/>
           <w:lang w:val="en-US"/>
         </w:rPr>
         <w:t xml:space="preserve">in </w:t>
       </w:r>
       <w:r>
         <w:rPr>
-          <w:rFonts w:cs="Times New Roman" w:ascii="Times New Roman" w:hAnsi="Times New Roman"/>
+          <w:rFonts w:ascii="Times New Roman" w:hAnsi="Times New Roman" w:cs="Times New Roman"/>
           <w:i/>
           <w:lang w:val="en-US"/>
         </w:rPr>
@@ -1962,16 +2089,30 @@
       </w:r>
       <w:r>
         <w:rPr>
-          <w:rFonts w:cs="Times New Roman" w:ascii="Times New Roman" w:hAnsi="Times New Roman"/>
+          <w:rFonts w:ascii="Times New Roman" w:hAnsi="Times New Roman" w:cs="Times New Roman"/>
           <w:lang w:val="en-US"/>
         </w:rPr>
-        <w:t xml:space="preserve">, Edited by Bob Reinalda, Kent J. Kille and Jaci L. Eisenberg, </w:t>
-      </w:r>
-      <w:hyperlink r:id="rId7">
+        <w:t xml:space="preserve">, Edited by Bob Reinalda, Kent J. Kille and Jaci </w:t>
+      </w:r>
+      <w:r>
+        <w:rPr>
+          <w:rFonts w:ascii="Times New Roman" w:hAnsi="Times New Roman" w:cs="Times New Roman"/>
+          <w:lang w:val="en-US"/>
+        </w:rPr>
+        <w:t xml:space="preserve">L. </w:t>
+      </w:r>
+      <w:r>
+        <w:rPr>
+          <w:rFonts w:ascii="Times New Roman" w:hAnsi="Times New Roman" w:cs="Times New Roman"/>
+          <w:lang w:val="en-US"/>
+        </w:rPr>
+        <w:t xml:space="preserve">Eisenberg, </w:t>
+      </w:r>
+      <w:hyperlink r:id="rId9" w:history="1">
         <w:r>
           <w:rPr>
             <w:rStyle w:val="Hyperlink"/>
-            <w:rFonts w:cs="Times New Roman" w:ascii="Times New Roman" w:hAnsi="Times New Roman"/>
+            <w:rFonts w:ascii="Times New Roman" w:hAnsi="Times New Roman" w:cs="Times New Roman"/>
             <w:u w:val="none"/>
           </w:rPr>
           <w:t>www.ru.nl/fm/iobio</w:t>
@@ -1979,7 +2120,7 @@
       </w:hyperlink>
       <w:r>
         <w:rPr>
-          <w:rFonts w:cs="Times New Roman" w:ascii="Times New Roman" w:hAnsi="Times New Roman"/>
+          <w:rFonts w:ascii="Times New Roman" w:hAnsi="Times New Roman" w:cs="Times New Roman"/>
           <w:lang w:val="en-US"/>
         </w:rPr>
         <w:t>, Accessed DAY MONTH YEAR</w:t>
@@ -1988,42 +2129,53 @@
     <w:p>
       <w:pPr>
         <w:pStyle w:val="Standard"/>
-        <w:shd w:fill="FFFFFF" w:val="clear"/>
+        <w:shd w:val="clear" w:color="auto" w:fill="FFFFFF"/>
         <w:jc w:val="both"/>
         <w:rPr>
           <w:rFonts w:ascii="Times New Roman" w:hAnsi="Times New Roman" w:cs="Times New Roman"/>
           <w:lang w:val="en-GB"/>
         </w:rPr>
       </w:pPr>
-      <w:r>
-        <w:rPr>
-          <w:rFonts w:cs="Times New Roman" w:ascii="Times New Roman" w:hAnsi="Times New Roman"/>
-          <w:lang w:val="en-GB"/>
-        </w:rPr>
-      </w:r>
     </w:p>
+    <w:p/>
     <w:sectPr>
-      <w:headerReference w:type="default" r:id="rId8"/>
-      <w:footerReference w:type="default" r:id="rId9"/>
-      <w:type w:val="nextPage"/>
+      <w:headerReference w:type="even" r:id="rId10"/>
+      <w:headerReference w:type="default" r:id="rId11"/>
+      <w:footerReference w:type="even" r:id="rId12"/>
+      <w:footerReference w:type="default" r:id="rId13"/>
+      <w:headerReference w:type="first" r:id="rId14"/>
+      <w:footerReference w:type="first" r:id="rId15"/>
       <w:pgSz w:w="11906" w:h="16838"/>
-      <w:pgMar w:left="1418" w:right="1418" w:gutter="0" w:header="709" w:top="1418" w:footer="709" w:bottom="1418"/>
-      <w:pgNumType w:fmt="decimal"/>
-      <w:formProt w:val="false"/>
-      <w:textDirection w:val="lrTb"/>
-      <w:docGrid w:type="default" w:linePitch="600" w:charSpace="32768"/>
+      <w:pgMar w:top="1418" w:right="1418" w:bottom="1418" w:left="1418" w:header="709" w:footer="709" w:gutter="0"/>
+      <w:cols w:space="708"/>
+      <w:docGrid w:linePitch="600" w:charSpace="32768"/>
     </w:sectPr>
   </w:body>
 </w:document>
 </file>
 
 <file path=word/footer1.xml><?xml version="1.0" encoding="utf-8"?>
-<w:ftr xmlns:o="urn:schemas-microsoft-com:office:office" xmlns:r="http://schemas.openxmlformats.org/officeDocument/2006/relationships" xmlns:v="urn:schemas-microsoft-com:vml" xmlns:w="http://schemas.openxmlformats.org/wordprocessingml/2006/main" xmlns:w10="urn:schemas-microsoft-com:office:word" xmlns:wp="http://schemas.openxmlformats.org/drawingml/2006/wordprocessingDrawing" xmlns:pic="http://schemas.openxmlformats.org/drawingml/2006/picture" xmlns:wps="http://schemas.microsoft.com/office/word/2010/wordprocessingShape" xmlns:wpg="http://schemas.microsoft.com/office/word/2010/wordprocessingGroup" xmlns:mc="http://schemas.openxmlformats.org/markup-compatibility/2006" xmlns:wp14="http://schemas.microsoft.com/office/word/2010/wordprocessingDrawing" xmlns:w14="http://schemas.microsoft.com/office/word/2010/wordml" xmlns:w15="http://schemas.microsoft.com/office/word/2012/wordml" mc:Ignorable="w14 wp14 w15">
+<w:ftr xmlns:wpc="http://schemas.microsoft.com/office/word/2010/wordprocessingCanvas" xmlns:cx="http://schemas.microsoft.com/office/drawing/2014/chartex" xmlns:cx1="http://schemas.microsoft.com/office/drawing/2015/9/8/chartex" xmlns:cx2="http://schemas.microsoft.com/office/drawing/2015/10/21/chartex" xmlns:cx3="http://schemas.microsoft.com/office/drawing/2016/5/9/chartex" xmlns:cx4="http://schemas.microsoft.com/office/drawing/2016/5/10/chartex" xmlns:cx5="http://schemas.microsoft.com/office/drawing/2016/5/11/chartex" xmlns:cx6="http://schemas.microsoft.com/office/drawing/2016/5/12/chartex" xmlns:cx7="http://schemas.microsoft.com/office/drawing/2016/5/13/chartex" xmlns:cx8="http://schemas.microsoft.com/office/drawing/2016/5/14/chartex" xmlns:mc="http://schemas.openxmlformats.org/markup-compatibility/2006" xmlns:m="http://schemas.openxmlformats.org/officeDocument/2006/math" xmlns:aink="http://schemas.microsoft.com/office/drawing/2016/ink" xmlns:am3d="http://schemas.microsoft.com/office/drawing/2017/model3d" xmlns:oel="http://schemas.microsoft.com/office/2019/extlst" xmlns:r="http://schemas.openxmlformats.org/officeDocument/2006/relationships" xmlns:wp14="http://schemas.microsoft.com/office/word/2010/wordprocessingDrawing" xmlns:wp="http://schemas.openxmlformats.org/drawingml/2006/wordprocessingDrawing" xmlns:wpg="http://schemas.microsoft.com/office/word/2010/wordprocessingGroup" xmlns:wpi="http://schemas.microsoft.com/office/word/2010/wordprocessingInk" xmlns:wps="http://schemas.microsoft.com/office/word/2010/wordprocessingShape" xmlns:o="urn:schemas-microsoft-com:office:office" xmlns:v="urn:schemas-microsoft-com:vml" xmlns:w10="urn:schemas-microsoft-com:office:word" xmlns:w="http://schemas.openxmlformats.org/wordprocessingml/2006/main" xmlns:w14="http://schemas.microsoft.com/office/word/2010/wordml" xmlns:w15="http://schemas.microsoft.com/office/word/2012/wordml" xmlns:w16cei="http://schemas.microsoft.com/office/word/2026/wordml/cei" xmlns:w16cex="http://schemas.microsoft.com/office/word/2018/wordml/cex" xmlns:w16cid="http://schemas.microsoft.com/office/word/2016/wordml/cid" xmlns:w16="http://schemas.microsoft.com/office/word/2018/wordml" xmlns:w16sdtdh="http://schemas.microsoft.com/office/word/2020/wordml/sdtdatahash" xmlns:w16sdtfl="http://schemas.microsoft.com/office/word/2024/wordml/sdtformatlock" xmlns:w16se="http://schemas.microsoft.com/office/word/2015/wordml/symex" xmlns:w16du="http://schemas.microsoft.com/office/word/2023/wordml/word16du" xmlns:wne="http://schemas.microsoft.com/office/word/2006/wordml" mc:Ignorable="w14 w15 w16se w16cid w16 w16cex w16sdtdh w16sdtfl w16du wp14">
   <w:p>
     <w:pPr>
-      <w:pStyle w:val="Footer"/>
+      <w:pStyle w:val="Voettekst"/>
+    </w:pPr>
+  </w:p>
+</w:ftr>
+</file>
+
+<file path=word/footer2.xml><?xml version="1.0" encoding="utf-8"?>
+<w:ftr xmlns:wpc="http://schemas.microsoft.com/office/word/2010/wordprocessingCanvas" xmlns:cx="http://schemas.microsoft.com/office/drawing/2014/chartex" xmlns:cx1="http://schemas.microsoft.com/office/drawing/2015/9/8/chartex" xmlns:cx2="http://schemas.microsoft.com/office/drawing/2015/10/21/chartex" xmlns:cx3="http://schemas.microsoft.com/office/drawing/2016/5/9/chartex" xmlns:cx4="http://schemas.microsoft.com/office/drawing/2016/5/10/chartex" xmlns:cx5="http://schemas.microsoft.com/office/drawing/2016/5/11/chartex" xmlns:cx6="http://schemas.microsoft.com/office/drawing/2016/5/12/chartex" xmlns:cx7="http://schemas.microsoft.com/office/drawing/2016/5/13/chartex" xmlns:cx8="http://schemas.microsoft.com/office/drawing/2016/5/14/chartex" xmlns:mc="http://schemas.openxmlformats.org/markup-compatibility/2006" xmlns:m="http://schemas.openxmlformats.org/officeDocument/2006/math" xmlns:aink="http://schemas.microsoft.com/office/drawing/2016/ink" xmlns:am3d="http://schemas.microsoft.com/office/drawing/2017/model3d" xmlns:oel="http://schemas.microsoft.com/office/2019/extlst" xmlns:r="http://schemas.openxmlformats.org/officeDocument/2006/relationships" xmlns:wp14="http://schemas.microsoft.com/office/word/2010/wordprocessingDrawing" xmlns:wp="http://schemas.openxmlformats.org/drawingml/2006/wordprocessingDrawing" xmlns:wpg="http://schemas.microsoft.com/office/word/2010/wordprocessingGroup" xmlns:wpi="http://schemas.microsoft.com/office/word/2010/wordprocessingInk" xmlns:wps="http://schemas.microsoft.com/office/word/2010/wordprocessingShape" xmlns:o="urn:schemas-microsoft-com:office:office" xmlns:v="urn:schemas-microsoft-com:vml" xmlns:w10="urn:schemas-microsoft-com:office:word" xmlns:w="http://schemas.openxmlformats.org/wordprocessingml/2006/main" xmlns:w14="http://schemas.microsoft.com/office/word/2010/wordml" xmlns:w15="http://schemas.microsoft.com/office/word/2012/wordml" xmlns:w16cei="http://schemas.microsoft.com/office/word/2026/wordml/cei" xmlns:w16cex="http://schemas.microsoft.com/office/word/2018/wordml/cex" xmlns:w16cid="http://schemas.microsoft.com/office/word/2016/wordml/cid" xmlns:w16="http://schemas.microsoft.com/office/word/2018/wordml" xmlns:w16sdtdh="http://schemas.microsoft.com/office/word/2020/wordml/sdtdatahash" xmlns:w16sdtfl="http://schemas.microsoft.com/office/word/2024/wordml/sdtformatlock" xmlns:w16se="http://schemas.microsoft.com/office/word/2015/wordml/symex" xmlns:w16du="http://schemas.microsoft.com/office/word/2023/wordml/word16du" xmlns:wne="http://schemas.microsoft.com/office/word/2006/wordml" mc:Ignorable="w14 w15 w16se w16cid w16 w16cex w16sdtdh w16sdtfl w16du wp14">
+  <w:p>
+    <w:pPr>
+      <w:pStyle w:val="Voettekst"/>
       <w:jc w:val="center"/>
-      <w:rPr/>
+      <w:rPr>
+        <w:rFonts w:hint="eastAsia"/>
+        <w:sz w:val="20"/>
+        <w:szCs w:val="20"/>
+        <w:lang w:val="en-US"/>
+      </w:rPr>
     </w:pPr>
     <w:r>
       <w:rPr>
@@ -2050,7 +2202,7 @@
       </w:rPr>
       <w:t xml:space="preserve">, </w:t>
     </w:r>
-    <w:hyperlink r:id="rId1">
+    <w:hyperlink r:id="rId1" w:history="1">
       <w:r>
         <w:rPr>
           <w:rStyle w:val="Hyperlink"/>
@@ -2066,185 +2218,126 @@
 </w:ftr>
 </file>
 
-<file path=word/header1.xml><?xml version="1.0" encoding="utf-8"?>
-<w:hdr xmlns:o="urn:schemas-microsoft-com:office:office" xmlns:r="http://schemas.openxmlformats.org/officeDocument/2006/relationships" xmlns:v="urn:schemas-microsoft-com:vml" xmlns:w="http://schemas.openxmlformats.org/wordprocessingml/2006/main" xmlns:w10="urn:schemas-microsoft-com:office:word" xmlns:wp="http://schemas.openxmlformats.org/drawingml/2006/wordprocessingDrawing" xmlns:pic="http://schemas.openxmlformats.org/drawingml/2006/picture" xmlns:wps="http://schemas.microsoft.com/office/word/2010/wordprocessingShape" xmlns:wpg="http://schemas.microsoft.com/office/word/2010/wordprocessingGroup" xmlns:mc="http://schemas.openxmlformats.org/markup-compatibility/2006" xmlns:wp14="http://schemas.microsoft.com/office/word/2010/wordprocessingDrawing" xmlns:w14="http://schemas.microsoft.com/office/word/2010/wordml" xmlns:w15="http://schemas.microsoft.com/office/word/2012/wordml" mc:Ignorable="w14 wp14 w15">
+<file path=word/footer3.xml><?xml version="1.0" encoding="utf-8"?>
+<w:ftr xmlns:wpc="http://schemas.microsoft.com/office/word/2010/wordprocessingCanvas" xmlns:cx="http://schemas.microsoft.com/office/drawing/2014/chartex" xmlns:cx1="http://schemas.microsoft.com/office/drawing/2015/9/8/chartex" xmlns:cx2="http://schemas.microsoft.com/office/drawing/2015/10/21/chartex" xmlns:cx3="http://schemas.microsoft.com/office/drawing/2016/5/9/chartex" xmlns:cx4="http://schemas.microsoft.com/office/drawing/2016/5/10/chartex" xmlns:cx5="http://schemas.microsoft.com/office/drawing/2016/5/11/chartex" xmlns:cx6="http://schemas.microsoft.com/office/drawing/2016/5/12/chartex" xmlns:cx7="http://schemas.microsoft.com/office/drawing/2016/5/13/chartex" xmlns:cx8="http://schemas.microsoft.com/office/drawing/2016/5/14/chartex" xmlns:mc="http://schemas.openxmlformats.org/markup-compatibility/2006" xmlns:m="http://schemas.openxmlformats.org/officeDocument/2006/math" xmlns:aink="http://schemas.microsoft.com/office/drawing/2016/ink" xmlns:am3d="http://schemas.microsoft.com/office/drawing/2017/model3d" xmlns:oel="http://schemas.microsoft.com/office/2019/extlst" xmlns:r="http://schemas.openxmlformats.org/officeDocument/2006/relationships" xmlns:wp14="http://schemas.microsoft.com/office/word/2010/wordprocessingDrawing" xmlns:wp="http://schemas.openxmlformats.org/drawingml/2006/wordprocessingDrawing" xmlns:wpg="http://schemas.microsoft.com/office/word/2010/wordprocessingGroup" xmlns:wpi="http://schemas.microsoft.com/office/word/2010/wordprocessingInk" xmlns:wps="http://schemas.microsoft.com/office/word/2010/wordprocessingShape" xmlns:o="urn:schemas-microsoft-com:office:office" xmlns:v="urn:schemas-microsoft-com:vml" xmlns:w10="urn:schemas-microsoft-com:office:word" xmlns:w="http://schemas.openxmlformats.org/wordprocessingml/2006/main" xmlns:w14="http://schemas.microsoft.com/office/word/2010/wordml" xmlns:w15="http://schemas.microsoft.com/office/word/2012/wordml" xmlns:w16cei="http://schemas.microsoft.com/office/word/2026/wordml/cei" xmlns:w16cex="http://schemas.microsoft.com/office/word/2018/wordml/cex" xmlns:w16cid="http://schemas.microsoft.com/office/word/2016/wordml/cid" xmlns:w16="http://schemas.microsoft.com/office/word/2018/wordml" xmlns:w16sdtdh="http://schemas.microsoft.com/office/word/2020/wordml/sdtdatahash" xmlns:w16sdtfl="http://schemas.microsoft.com/office/word/2024/wordml/sdtformatlock" xmlns:w16se="http://schemas.microsoft.com/office/word/2015/wordml/symex" xmlns:w16du="http://schemas.microsoft.com/office/word/2023/wordml/word16du" xmlns:wne="http://schemas.microsoft.com/office/word/2006/wordml" mc:Ignorable="w14 w15 w16se w16cid w16 w16cex w16sdtdh w16sdtfl w16du wp14">
   <w:p>
     <w:pPr>
-      <w:pStyle w:val="Header"/>
+      <w:pStyle w:val="Voettekst"/>
+    </w:pPr>
+  </w:p>
+</w:ftr>
+</file>
+
+<file path=word/header1.xml><?xml version="1.0" encoding="utf-8"?>
+<w:hdr xmlns:wpc="http://schemas.microsoft.com/office/word/2010/wordprocessingCanvas" xmlns:cx="http://schemas.microsoft.com/office/drawing/2014/chartex" xmlns:cx1="http://schemas.microsoft.com/office/drawing/2015/9/8/chartex" xmlns:cx2="http://schemas.microsoft.com/office/drawing/2015/10/21/chartex" xmlns:cx3="http://schemas.microsoft.com/office/drawing/2016/5/9/chartex" xmlns:cx4="http://schemas.microsoft.com/office/drawing/2016/5/10/chartex" xmlns:cx5="http://schemas.microsoft.com/office/drawing/2016/5/11/chartex" xmlns:cx6="http://schemas.microsoft.com/office/drawing/2016/5/12/chartex" xmlns:cx7="http://schemas.microsoft.com/office/drawing/2016/5/13/chartex" xmlns:cx8="http://schemas.microsoft.com/office/drawing/2016/5/14/chartex" xmlns:mc="http://schemas.openxmlformats.org/markup-compatibility/2006" xmlns:m="http://schemas.openxmlformats.org/officeDocument/2006/math" xmlns:aink="http://schemas.microsoft.com/office/drawing/2016/ink" xmlns:am3d="http://schemas.microsoft.com/office/drawing/2017/model3d" xmlns:oel="http://schemas.microsoft.com/office/2019/extlst" xmlns:r="http://schemas.openxmlformats.org/officeDocument/2006/relationships" xmlns:wp14="http://schemas.microsoft.com/office/word/2010/wordprocessingDrawing" xmlns:wp="http://schemas.openxmlformats.org/drawingml/2006/wordprocessingDrawing" xmlns:wpg="http://schemas.microsoft.com/office/word/2010/wordprocessingGroup" xmlns:wpi="http://schemas.microsoft.com/office/word/2010/wordprocessingInk" xmlns:wps="http://schemas.microsoft.com/office/word/2010/wordprocessingShape" xmlns:o="urn:schemas-microsoft-com:office:office" xmlns:v="urn:schemas-microsoft-com:vml" xmlns:w10="urn:schemas-microsoft-com:office:word" xmlns:w="http://schemas.openxmlformats.org/wordprocessingml/2006/main" xmlns:w14="http://schemas.microsoft.com/office/word/2010/wordml" xmlns:w15="http://schemas.microsoft.com/office/word/2012/wordml" xmlns:w16cei="http://schemas.microsoft.com/office/word/2026/wordml/cei" xmlns:w16cex="http://schemas.microsoft.com/office/word/2018/wordml/cex" xmlns:w16cid="http://schemas.microsoft.com/office/word/2016/wordml/cid" xmlns:w16="http://schemas.microsoft.com/office/word/2018/wordml" xmlns:w16sdtdh="http://schemas.microsoft.com/office/word/2020/wordml/sdtdatahash" xmlns:w16sdtfl="http://schemas.microsoft.com/office/word/2024/wordml/sdtformatlock" xmlns:w16se="http://schemas.microsoft.com/office/word/2015/wordml/symex" xmlns:w16du="http://schemas.microsoft.com/office/word/2023/wordml/word16du" xmlns:wne="http://schemas.microsoft.com/office/word/2006/wordml" mc:Ignorable="w14 w15 w16se w16cid w16 w16cex w16sdtdh w16sdtfl w16du wp14">
+  <w:p/>
+</w:hdr>
+</file>
+
+<file path=word/header2.xml><?xml version="1.0" encoding="utf-8"?>
+<w:hdr xmlns:wpc="http://schemas.microsoft.com/office/word/2010/wordprocessingCanvas" xmlns:cx="http://schemas.microsoft.com/office/drawing/2014/chartex" xmlns:cx1="http://schemas.microsoft.com/office/drawing/2015/9/8/chartex" xmlns:cx2="http://schemas.microsoft.com/office/drawing/2015/10/21/chartex" xmlns:cx3="http://schemas.microsoft.com/office/drawing/2016/5/9/chartex" xmlns:cx4="http://schemas.microsoft.com/office/drawing/2016/5/10/chartex" xmlns:cx5="http://schemas.microsoft.com/office/drawing/2016/5/11/chartex" xmlns:cx6="http://schemas.microsoft.com/office/drawing/2016/5/12/chartex" xmlns:cx7="http://schemas.microsoft.com/office/drawing/2016/5/13/chartex" xmlns:cx8="http://schemas.microsoft.com/office/drawing/2016/5/14/chartex" xmlns:mc="http://schemas.openxmlformats.org/markup-compatibility/2006" xmlns:m="http://schemas.openxmlformats.org/officeDocument/2006/math" xmlns:aink="http://schemas.microsoft.com/office/drawing/2016/ink" xmlns:am3d="http://schemas.microsoft.com/office/drawing/2017/model3d" xmlns:oel="http://schemas.microsoft.com/office/2019/extlst" xmlns:r="http://schemas.openxmlformats.org/officeDocument/2006/relationships" xmlns:wp14="http://schemas.microsoft.com/office/word/2010/wordprocessingDrawing" xmlns:wp="http://schemas.openxmlformats.org/drawingml/2006/wordprocessingDrawing" xmlns:wpg="http://schemas.microsoft.com/office/word/2010/wordprocessingGroup" xmlns:wpi="http://schemas.microsoft.com/office/word/2010/wordprocessingInk" xmlns:wps="http://schemas.microsoft.com/office/word/2010/wordprocessingShape" xmlns:o="urn:schemas-microsoft-com:office:office" xmlns:v="urn:schemas-microsoft-com:vml" xmlns:w10="urn:schemas-microsoft-com:office:word" xmlns:w="http://schemas.openxmlformats.org/wordprocessingml/2006/main" xmlns:w14="http://schemas.microsoft.com/office/word/2010/wordml" xmlns:w15="http://schemas.microsoft.com/office/word/2012/wordml" xmlns:w16cei="http://schemas.microsoft.com/office/word/2026/wordml/cei" xmlns:w16cex="http://schemas.microsoft.com/office/word/2018/wordml/cex" xmlns:w16cid="http://schemas.microsoft.com/office/word/2016/wordml/cid" xmlns:w16="http://schemas.microsoft.com/office/word/2018/wordml" xmlns:w16sdtdh="http://schemas.microsoft.com/office/word/2020/wordml/sdtdatahash" xmlns:w16sdtfl="http://schemas.microsoft.com/office/word/2024/wordml/sdtformatlock" xmlns:w16se="http://schemas.microsoft.com/office/word/2015/wordml/symex" xmlns:w16du="http://schemas.microsoft.com/office/word/2023/wordml/word16du" xmlns:wne="http://schemas.microsoft.com/office/word/2006/wordml" mc:Ignorable="w14 w15 w16se w16cid w16 w16cex w16sdtdh w16sdtfl w16du wp14">
+  <w:p>
+    <w:pPr>
+      <w:pStyle w:val="Koptekst"/>
       <w:rPr>
         <w:rFonts w:hint="eastAsia"/>
-        <w:lang w:val="en-US" w:eastAsia="en-US"/>
       </w:rPr>
     </w:pPr>
     <w:r>
       <w:rPr>
-        <w:rFonts w:hint="eastAsia"/>
-        <w:lang w:val="en-US" w:eastAsia="en-US"/>
+        <w:noProof/>
       </w:rPr>
-    </w:r>
-    <w:r>
-      <mc:AlternateContent>
-        <mc:Choice Requires="wps">
-          <w:drawing>
-            <wp:anchor behindDoc="0" distT="0" distB="0" distL="0" distR="0" simplePos="0" locked="0" layoutInCell="0" allowOverlap="1" relativeHeight="9">
-              <wp:simplePos x="0" y="0"/>
-              <wp:positionH relativeFrom="margin">
-                <wp:align>center</wp:align>
-              </wp:positionH>
-              <wp:positionV relativeFrom="paragraph">
-                <wp:posOffset>635</wp:posOffset>
-              </wp:positionV>
-              <wp:extent cx="70485" cy="168910"/>
-              <wp:effectExtent l="0" t="0" r="0" b="0"/>
-              <wp:wrapSquare wrapText="largest"/>
-              <wp:docPr id="2" name="Frame1"/>
-              <a:graphic xmlns:a="http://schemas.openxmlformats.org/drawingml/2006/main">
-                <a:graphicData uri="http://schemas.microsoft.com/office/word/2010/wordprocessingShape">
-                  <wps:wsp>
-                    <wps:cNvSpPr txBox="1"/>
-                    <wps:spPr>
-                      <a:xfrm>
-                        <a:off x="0" y="0"/>
-                        <a:ext cx="70485" cy="168910"/>
-                      </a:xfrm>
-                      <a:prstGeom prst="rect"/>
-                      <a:solidFill>
-                        <a:srgbClr val="FFFFFF">
-                          <a:alpha val="0"/>
-                        </a:srgbClr>
-                      </a:solidFill>
-                    </wps:spPr>
-                    <wps:txbx>
-                      <w:txbxContent>
-                        <w:p>
-                          <w:pPr>
-                            <w:pStyle w:val="Header"/>
-                            <w:rPr/>
-                          </w:pPr>
-                          <w:r>
-                            <w:rPr>
-                              <w:rStyle w:val="PageNumber"/>
-                            </w:rPr>
-                            <w:fldChar w:fldCharType="begin"/>
-                          </w:r>
-                          <w:r>
-                            <w:rPr>
-                              <w:rStyle w:val="PageNumber"/>
-                            </w:rPr>
-                            <w:instrText xml:space="preserve"> PAGE </w:instrText>
-                          </w:r>
-                          <w:r>
-                            <w:rPr>
-                              <w:rStyle w:val="PageNumber"/>
-                            </w:rPr>
-                            <w:fldChar w:fldCharType="separate"/>
-                          </w:r>
-                          <w:r>
-                            <w:rPr>
-                              <w:rStyle w:val="PageNumber"/>
-                            </w:rPr>
-                            <w:t>7</w:t>
-                          </w:r>
-                          <w:r>
-                            <w:rPr>
-                              <w:rStyle w:val="PageNumber"/>
-                            </w:rPr>
-                            <w:fldChar w:fldCharType="end"/>
-                          </w:r>
-                        </w:p>
-                      </w:txbxContent>
-                    </wps:txbx>
-                    <wps:bodyPr anchor="t" lIns="6350" tIns="6350" rIns="6350" bIns="6350">
-                      <a:noAutofit/>
-                    </wps:bodyPr>
-                  </wps:wsp>
-                </a:graphicData>
-              </a:graphic>
-            </wp:anchor>
-          </w:drawing>
-        </mc:Choice>
-        <mc:Fallback>
-          <w:pict>
-            <v:rect fillcolor="#FFFFFF" style="position:absolute;rotation:-0;width:5.55pt;height:13.3pt;mso-wrap-distance-left:0pt;mso-wrap-distance-right:0pt;mso-wrap-distance-top:0pt;mso-wrap-distance-bottom:0pt;margin-top:0.05pt;mso-position-vertical-relative:text;margin-left:224pt;mso-position-horizontal:center;mso-position-horizontal-relative:margin">
-              <v:fill opacity="0f"/>
-              <v:textbox inset="0.00694444444444445in,0.00694444444444445in,0.00694444444444445in,0.00694444444444445in">
-                <w:txbxContent>
-                  <w:p>
-                    <w:pPr>
-                      <w:pStyle w:val="Header"/>
-                      <w:rPr/>
-                    </w:pPr>
-                    <w:r>
-                      <w:rPr>
-                        <w:rStyle w:val="PageNumber"/>
-                      </w:rPr>
-                      <w:fldChar w:fldCharType="begin"/>
-                    </w:r>
-                    <w:r>
-                      <w:rPr>
-                        <w:rStyle w:val="PageNumber"/>
-                      </w:rPr>
-                      <w:instrText xml:space="preserve"> PAGE </w:instrText>
-                    </w:r>
-                    <w:r>
-                      <w:rPr>
-                        <w:rStyle w:val="PageNumber"/>
-                      </w:rPr>
-                      <w:fldChar w:fldCharType="separate"/>
-                    </w:r>
-                    <w:r>
-                      <w:rPr>
-                        <w:rStyle w:val="PageNumber"/>
-                      </w:rPr>
-                      <w:t>7</w:t>
-                    </w:r>
-                    <w:r>
-                      <w:rPr>
-                        <w:rStyle w:val="PageNumber"/>
-                      </w:rPr>
-                      <w:fldChar w:fldCharType="end"/>
-                    </w:r>
-                  </w:p>
-                </w:txbxContent>
-              </v:textbox>
-              <w10:wrap type="square" side="largest"/>
-            </v:rect>
-          </w:pict>
-        </mc:Fallback>
-      </mc:AlternateContent>
+      <w:pict w14:anchorId="43801B0B">
+        <v:shapetype id="_x0000_t202" coordsize="21600,21600" o:spt="202" path="m,l,21600r21600,l21600,xe">
+          <v:stroke joinstyle="miter"/>
+          <v:path gradientshapeok="t" o:connecttype="rect"/>
+        </v:shapetype>
+        <v:shape id="Tekstvak 1" o:spid="_x0000_s2049" type="#_x0000_t202" style="position:absolute;margin-left:0;margin-top:.05pt;width:5.55pt;height:13.3pt;z-index:251659264;visibility:visible;mso-wrap-style:square;mso-width-percent:0;mso-height-percent:0;mso-wrap-distance-left:0;mso-wrap-distance-top:0;mso-wrap-distance-right:0;mso-wrap-distance-bottom:0;mso-position-horizontal:center;mso-position-horizontal-relative:margin;mso-position-vertical:absolute;mso-position-vertical-relative:text;mso-width-percent:0;mso-height-percent:0;mso-width-relative:page;mso-height-relative:page;v-text-anchor:top" o:gfxdata="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" stroked="f">
+          <v:fill opacity="0"/>
+          <o:lock v:ext="edit" aspectratio="t" verticies="t" text="t" shapetype="t"/>
+          <v:textbox inset=".45pt,.45pt,.45pt,.45pt">
+            <w:txbxContent>
+              <w:p>
+                <w:pPr>
+                  <w:pStyle w:val="Koptekst"/>
+                </w:pPr>
+                <w:r>
+                  <w:rPr>
+                    <w:rStyle w:val="Paginanummer"/>
+                  </w:rPr>
+                  <w:fldChar w:fldCharType="begin"/>
+                </w:r>
+                <w:r>
+                  <w:rPr>
+                    <w:rStyle w:val="Paginanummer"/>
+                  </w:rPr>
+                  <w:instrText xml:space="preserve"> PAGE </w:instrText>
+                </w:r>
+                <w:r>
+                  <w:rPr>
+                    <w:rStyle w:val="Paginanummer"/>
+                  </w:rPr>
+                  <w:fldChar w:fldCharType="separate"/>
+                </w:r>
+                <w:r>
+                  <w:rPr>
+                    <w:rStyle w:val="Paginanummer"/>
+                  </w:rPr>
+                  <w:t>9</w:t>
+                </w:r>
+                <w:r>
+                  <w:rPr>
+                    <w:rStyle w:val="Paginanummer"/>
+                  </w:rPr>
+                  <w:fldChar w:fldCharType="end"/>
+                </w:r>
+              </w:p>
+            </w:txbxContent>
+          </v:textbox>
+          <w10:wrap type="square" side="largest" anchorx="margin"/>
+        </v:shape>
+      </w:pict>
     </w:r>
   </w:p>
 </w:hdr>
 </file>
 
+<file path=word/header3.xml><?xml version="1.0" encoding="utf-8"?>
+<w:hdr xmlns:wpc="http://schemas.microsoft.com/office/word/2010/wordprocessingCanvas" xmlns:cx="http://schemas.microsoft.com/office/drawing/2014/chartex" xmlns:cx1="http://schemas.microsoft.com/office/drawing/2015/9/8/chartex" xmlns:cx2="http://schemas.microsoft.com/office/drawing/2015/10/21/chartex" xmlns:cx3="http://schemas.microsoft.com/office/drawing/2016/5/9/chartex" xmlns:cx4="http://schemas.microsoft.com/office/drawing/2016/5/10/chartex" xmlns:cx5="http://schemas.microsoft.com/office/drawing/2016/5/11/chartex" xmlns:cx6="http://schemas.microsoft.com/office/drawing/2016/5/12/chartex" xmlns:cx7="http://schemas.microsoft.com/office/drawing/2016/5/13/chartex" xmlns:cx8="http://schemas.microsoft.com/office/drawing/2016/5/14/chartex" xmlns:mc="http://schemas.openxmlformats.org/markup-compatibility/2006" xmlns:m="http://schemas.openxmlformats.org/officeDocument/2006/math" xmlns:aink="http://schemas.microsoft.com/office/drawing/2016/ink" xmlns:am3d="http://schemas.microsoft.com/office/drawing/2017/model3d" xmlns:oel="http://schemas.microsoft.com/office/2019/extlst" xmlns:r="http://schemas.openxmlformats.org/officeDocument/2006/relationships" xmlns:wp14="http://schemas.microsoft.com/office/word/2010/wordprocessingDrawing" xmlns:wp="http://schemas.openxmlformats.org/drawingml/2006/wordprocessingDrawing" xmlns:wpg="http://schemas.microsoft.com/office/word/2010/wordprocessingGroup" xmlns:wpi="http://schemas.microsoft.com/office/word/2010/wordprocessingInk" xmlns:wps="http://schemas.microsoft.com/office/word/2010/wordprocessingShape" xmlns:o="urn:schemas-microsoft-com:office:office" xmlns:v="urn:schemas-microsoft-com:vml" xmlns:w10="urn:schemas-microsoft-com:office:word" xmlns:w="http://schemas.openxmlformats.org/wordprocessingml/2006/main" xmlns:w14="http://schemas.microsoft.com/office/word/2010/wordml" xmlns:w15="http://schemas.microsoft.com/office/word/2012/wordml" xmlns:w16cei="http://schemas.microsoft.com/office/word/2026/wordml/cei" xmlns:w16cex="http://schemas.microsoft.com/office/word/2018/wordml/cex" xmlns:w16cid="http://schemas.microsoft.com/office/word/2016/wordml/cid" xmlns:w16="http://schemas.microsoft.com/office/word/2018/wordml" xmlns:w16sdtdh="http://schemas.microsoft.com/office/word/2020/wordml/sdtdatahash" xmlns:w16sdtfl="http://schemas.microsoft.com/office/word/2024/wordml/sdtformatlock" xmlns:w16se="http://schemas.microsoft.com/office/word/2015/wordml/symex" xmlns:w16du="http://schemas.microsoft.com/office/word/2023/wordml/word16du" xmlns:wne="http://schemas.microsoft.com/office/word/2006/wordml" mc:Ignorable="w14 w15 w16se w16cid w16 w16cex w16sdtdh w16sdtfl w16du wp14">
+  <w:p/>
+</w:hdr>
+</file>
+
 <file path=word/numbering.xml><?xml version="1.0" encoding="utf-8"?>
-<w:numbering xmlns:w="http://schemas.openxmlformats.org/wordprocessingml/2006/main" xmlns:o="urn:schemas-microsoft-com:office:office" xmlns:r="http://schemas.openxmlformats.org/officeDocument/2006/relationships" xmlns:v="urn:schemas-microsoft-com:vml" xmlns:mc="http://schemas.openxmlformats.org/markup-compatibility/2006" xmlns:w14="http://schemas.microsoft.com/office/word/2010/wordml" mc:Ignorable="w14">
-  <w:abstractNum w:abstractNumId="1">
+<w:numbering xmlns:wpc="http://schemas.microsoft.com/office/word/2010/wordprocessingCanvas" xmlns:cx="http://schemas.microsoft.com/office/drawing/2014/chartex" xmlns:cx1="http://schemas.microsoft.com/office/drawing/2015/9/8/chartex" xmlns:cx2="http://schemas.microsoft.com/office/drawing/2015/10/21/chartex" xmlns:cx3="http://schemas.microsoft.com/office/drawing/2016/5/9/chartex" xmlns:cx4="http://schemas.microsoft.com/office/drawing/2016/5/10/chartex" xmlns:cx5="http://schemas.microsoft.com/office/drawing/2016/5/11/chartex" xmlns:cx6="http://schemas.microsoft.com/office/drawing/2016/5/12/chartex" xmlns:cx7="http://schemas.microsoft.com/office/drawing/2016/5/13/chartex" xmlns:cx8="http://schemas.microsoft.com/office/drawing/2016/5/14/chartex" xmlns:mc="http://schemas.openxmlformats.org/markup-compatibility/2006" xmlns:m="http://schemas.openxmlformats.org/officeDocument/2006/math" xmlns:aink="http://schemas.microsoft.com/office/drawing/2016/ink" xmlns:am3d="http://schemas.microsoft.com/office/drawing/2017/model3d" xmlns:oel="http://schemas.microsoft.com/office/2019/extlst" xmlns:r="http://schemas.openxmlformats.org/officeDocument/2006/relationships" xmlns:wp14="http://schemas.microsoft.com/office/word/2010/wordprocessingDrawing" xmlns:wp="http://schemas.openxmlformats.org/drawingml/2006/wordprocessingDrawing" xmlns:wpg="http://schemas.microsoft.com/office/word/2010/wordprocessingGroup" xmlns:wpi="http://schemas.microsoft.com/office/word/2010/wordprocessingInk" xmlns:wps="http://schemas.microsoft.com/office/word/2010/wordprocessingShape" xmlns:o="urn:schemas-microsoft-com:office:office" xmlns:v="urn:schemas-microsoft-com:vml" xmlns:w10="urn:schemas-microsoft-com:office:word" xmlns:w="http://schemas.openxmlformats.org/wordprocessingml/2006/main" xmlns:w14="http://schemas.microsoft.com/office/word/2010/wordml" xmlns:w15="http://schemas.microsoft.com/office/word/2012/wordml" xmlns:w16cei="http://schemas.microsoft.com/office/word/2026/wordml/cei" xmlns:w16cex="http://schemas.microsoft.com/office/word/2018/wordml/cex" xmlns:w16cid="http://schemas.microsoft.com/office/word/2016/wordml/cid" xmlns:w16="http://schemas.microsoft.com/office/word/2018/wordml" xmlns:w16sdtdh="http://schemas.microsoft.com/office/word/2020/wordml/sdtdatahash" xmlns:w16sdtfl="http://schemas.microsoft.com/office/word/2024/wordml/sdtformatlock" xmlns:w16se="http://schemas.microsoft.com/office/word/2015/wordml/symex" xmlns:w16du="http://schemas.microsoft.com/office/word/2023/wordml/word16du" xmlns:wne="http://schemas.microsoft.com/office/word/2006/wordml" mc:Ignorable="w14 w15 w16se w16cid w16 w16cex w16sdtdh w16sdtfl w16du wp14">
+  <w:abstractNum w:abstractNumId="0" w15:restartNumberingAfterBreak="0">
+    <w:nsid w:val="00000001"/>
+    <w:multiLevelType w:val="multilevel"/>
+    <w:tmpl w:val="00000001"/>
     <w:lvl w:ilvl="0">
       <w:start w:val="1"/>
       <w:numFmt w:val="none"/>
       <w:suff w:val="nothing"/>
       <w:lvlText w:val=""/>
-      <w:lvlJc w:val="start"/>
+      <w:lvlJc w:val="left"/>
       <w:pPr>
         <w:tabs>
           <w:tab w:val="num" w:pos="0"/>
         </w:tabs>
-        <w:ind w:start="0" w:hanging="0"/>
+        <w:ind w:left="0" w:firstLine="0"/>
       </w:pPr>
     </w:lvl>
     <w:lvl w:ilvl="1">
       <w:start w:val="1"/>
       <w:numFmt w:val="none"/>
-      <w:pStyle w:val="Heading2"/>
       <w:suff w:val="nothing"/>
       <w:lvlText w:val=""/>
-      <w:lvlJc w:val="start"/>
+      <w:lvlJc w:val="left"/>
       <w:pPr>
         <w:tabs>
           <w:tab w:val="num" w:pos="0"/>
         </w:tabs>
-        <w:ind w:start="0" w:hanging="0"/>
+        <w:ind w:left="0" w:firstLine="0"/>
       </w:pPr>
     </w:lvl>
     <w:lvl w:ilvl="2">
@@ -2252,12 +2345,12 @@
       <w:numFmt w:val="none"/>
       <w:suff w:val="nothing"/>
       <w:lvlText w:val=""/>
-      <w:lvlJc w:val="start"/>
+      <w:lvlJc w:val="left"/>
       <w:pPr>
         <w:tabs>
           <w:tab w:val="num" w:pos="0"/>
         </w:tabs>
-        <w:ind w:start="0" w:hanging="0"/>
+        <w:ind w:left="0" w:firstLine="0"/>
       </w:pPr>
     </w:lvl>
     <w:lvl w:ilvl="3">
@@ -2265,12 +2358,12 @@
       <w:numFmt w:val="none"/>
       <w:suff w:val="nothing"/>
       <w:lvlText w:val=""/>
-      <w:lvlJc w:val="start"/>
+      <w:lvlJc w:val="left"/>
       <w:pPr>
         <w:tabs>
           <w:tab w:val="num" w:pos="0"/>
         </w:tabs>
-        <w:ind w:start="0" w:hanging="0"/>
+        <w:ind w:left="0" w:firstLine="0"/>
       </w:pPr>
     </w:lvl>
     <w:lvl w:ilvl="4">
@@ -2278,12 +2371,12 @@
       <w:numFmt w:val="none"/>
       <w:suff w:val="nothing"/>
       <w:lvlText w:val=""/>
-      <w:lvlJc w:val="start"/>
+      <w:lvlJc w:val="left"/>
       <w:pPr>
         <w:tabs>
           <w:tab w:val="num" w:pos="0"/>
         </w:tabs>
-        <w:ind w:start="0" w:hanging="0"/>
+        <w:ind w:left="0" w:firstLine="0"/>
       </w:pPr>
     </w:lvl>
     <w:lvl w:ilvl="5">
@@ -2291,12 +2384,12 @@
       <w:numFmt w:val="none"/>
       <w:suff w:val="nothing"/>
       <w:lvlText w:val=""/>
-      <w:lvlJc w:val="start"/>
+      <w:lvlJc w:val="left"/>
       <w:pPr>
         <w:tabs>
           <w:tab w:val="num" w:pos="0"/>
         </w:tabs>
-        <w:ind w:start="0" w:hanging="0"/>
+        <w:ind w:left="0" w:firstLine="0"/>
       </w:pPr>
     </w:lvl>
     <w:lvl w:ilvl="6">
@@ -2304,12 +2397,12 @@
       <w:numFmt w:val="none"/>
       <w:suff w:val="nothing"/>
       <w:lvlText w:val=""/>
-      <w:lvlJc w:val="start"/>
+      <w:lvlJc w:val="left"/>
       <w:pPr>
         <w:tabs>
           <w:tab w:val="num" w:pos="0"/>
         </w:tabs>
-        <w:ind w:start="0" w:hanging="0"/>
+        <w:ind w:left="0" w:firstLine="0"/>
       </w:pPr>
     </w:lvl>
     <w:lvl w:ilvl="7">
@@ -2317,12 +2410,12 @@
       <w:numFmt w:val="none"/>
       <w:suff w:val="nothing"/>
       <w:lvlText w:val=""/>
-      <w:lvlJc w:val="start"/>
+      <w:lvlJc w:val="left"/>
       <w:pPr>
         <w:tabs>
           <w:tab w:val="num" w:pos="0"/>
         </w:tabs>
-        <w:ind w:start="0" w:hanging="0"/>
+        <w:ind w:left="0" w:firstLine="0"/>
       </w:pPr>
     </w:lvl>
     <w:lvl w:ilvl="8">
@@ -2330,270 +2423,1150 @@
       <w:numFmt w:val="none"/>
       <w:suff w:val="nothing"/>
       <w:lvlText w:val=""/>
-      <w:lvlJc w:val="start"/>
+      <w:lvlJc w:val="left"/>
       <w:pPr>
         <w:tabs>
           <w:tab w:val="num" w:pos="0"/>
         </w:tabs>
-        <w:ind w:start="0" w:hanging="0"/>
+        <w:ind w:left="0" w:firstLine="0"/>
       </w:pPr>
     </w:lvl>
   </w:abstractNum>
-  <w:num w:numId="1">
-    <w:abstractNumId w:val="1"/>
+  <w:num w:numId="1" w16cid:durableId="316112412">
+    <w:abstractNumId w:val="0"/>
   </w:num>
 </w:numbering>
 </file>
 
 <file path=word/styles.xml><?xml version="1.0" encoding="utf-8"?>
-<w:styles xmlns:w="http://schemas.openxmlformats.org/wordprocessingml/2006/main" xmlns:w14="http://schemas.microsoft.com/office/word/2010/wordml" xmlns:mc="http://schemas.openxmlformats.org/markup-compatibility/2006" mc:Ignorable="w14">
+<w:styles xmlns:mc="http://schemas.openxmlformats.org/markup-compatibility/2006" xmlns:r="http://schemas.openxmlformats.org/officeDocument/2006/relationships" xmlns:w="http://schemas.openxmlformats.org/wordprocessingml/2006/main" xmlns:w14="http://schemas.microsoft.com/office/word/2010/wordml" xmlns:w15="http://schemas.microsoft.com/office/word/2012/wordml" xmlns:w16cex="http://schemas.microsoft.com/office/word/2018/wordml/cex" xmlns:w16cid="http://schemas.microsoft.com/office/word/2016/wordml/cid" xmlns:w16="http://schemas.microsoft.com/office/word/2018/wordml" xmlns:w16sdtdh="http://schemas.microsoft.com/office/word/2020/wordml/sdtdatahash" xmlns:w16sdtfl="http://schemas.microsoft.com/office/word/2024/wordml/sdtformatlock" xmlns:w16se="http://schemas.microsoft.com/office/word/2015/wordml/symex" xmlns:w16du="http://schemas.microsoft.com/office/word/2023/wordml/word16du" mc:Ignorable="w14 w15 w16se w16cid w16 w16cex w16sdtdh w16sdtfl w16du">
   <w:docDefaults>
     <w:rPrDefault>
       <w:rPr>
-        <w:rFonts w:ascii="Liberation Serif" w:hAnsi="Liberation Serif" w:eastAsia="Songti SC" w:cs="Arial Unicode MS"/>
+        <w:rFonts w:asciiTheme="minorHAnsi" w:eastAsiaTheme="minorHAnsi" w:hAnsiTheme="minorHAnsi" w:cstheme="minorBidi"/>
+        <w:kern w:val="2"/>
         <w:sz w:val="24"/>
         <w:szCs w:val="24"/>
-        <w:lang w:val="en-US" w:eastAsia="zh-CN" w:bidi="hi-IN"/>
+        <w:lang w:val="nl-NL" w:eastAsia="en-US" w:bidi="ar-SA"/>
+        <w14:ligatures w14:val="standardContextual"/>
       </w:rPr>
     </w:rPrDefault>
-    <w:pPrDefault>
-      <w:pPr>
-        <w:suppressAutoHyphens w:val="true"/>
-      </w:pPr>
-    </w:pPrDefault>
+    <w:pPrDefault/>
   </w:docDefaults>
-  <w:style w:type="paragraph" w:styleId="Normal">
+  <w:latentStyles w:defLockedState="0" w:defUIPriority="99" w:defSemiHidden="0" w:defUnhideWhenUsed="0" w:defQFormat="0" w:count="376">
+    <w:lsdException w:name="Normal" w:uiPriority="0" w:qFormat="1"/>
+    <w:lsdException w:name="heading 1" w:uiPriority="9" w:qFormat="1"/>
+    <w:lsdException w:name="heading 2" w:semiHidden="1" w:uiPriority="0" w:unhideWhenUsed="1" w:qFormat="1"/>
+    <w:lsdException w:name="heading 3" w:semiHidden="1" w:uiPriority="9" w:unhideWhenUsed="1" w:qFormat="1"/>
+    <w:lsdException w:name="heading 4" w:semiHidden="1" w:uiPriority="9" w:unhideWhenUsed="1" w:qFormat="1"/>
+    <w:lsdException w:name="heading 5" w:semiHidden="1" w:uiPriority="9" w:unhideWhenUsed="1" w:qFormat="1"/>
+    <w:lsdException w:name="heading 6" w:semiHidden="1" w:uiPriority="9" w:unhideWhenUsed="1" w:qFormat="1"/>
+    <w:lsdException w:name="heading 7" w:semiHidden="1" w:uiPriority="9" w:unhideWhenUsed="1" w:qFormat="1"/>
+    <w:lsdException w:name="heading 8" w:semiHidden="1" w:uiPriority="9" w:unhideWhenUsed="1" w:qFormat="1"/>
+    <w:lsdException w:name="heading 9" w:semiHidden="1" w:uiPriority="9" w:unhideWhenUsed="1" w:qFormat="1"/>
+    <w:lsdException w:name="index 1" w:semiHidden="1" w:unhideWhenUsed="1"/>
+    <w:lsdException w:name="index 2" w:semiHidden="1" w:unhideWhenUsed="1"/>
+    <w:lsdException w:name="index 3" w:semiHidden="1" w:unhideWhenUsed="1"/>
+    <w:lsdException w:name="index 4" w:semiHidden="1" w:unhideWhenUsed="1"/>
+    <w:lsdException w:name="index 5" w:semiHidden="1" w:unhideWhenUsed="1"/>
+    <w:lsdException w:name="index 6" w:semiHidden="1" w:unhideWhenUsed="1"/>
+    <w:lsdException w:name="index 7" w:semiHidden="1" w:unhideWhenUsed="1"/>
+    <w:lsdException w:name="index 8" w:semiHidden="1" w:unhideWhenUsed="1"/>
+    <w:lsdException w:name="index 9" w:semiHidden="1" w:unhideWhenUsed="1"/>
+    <w:lsdException w:name="toc 1" w:semiHidden="1" w:uiPriority="39" w:unhideWhenUsed="1"/>
+    <w:lsdException w:name="toc 2" w:semiHidden="1" w:uiPriority="39" w:unhideWhenUsed="1"/>
+    <w:lsdException w:name="toc 3" w:semiHidden="1" w:uiPriority="39" w:unhideWhenUsed="1"/>
+    <w:lsdException w:name="toc 4" w:semiHidden="1" w:uiPriority="39" w:unhideWhenUsed="1"/>
+    <w:lsdException w:name="toc 5" w:semiHidden="1" w:uiPriority="39" w:unhideWhenUsed="1"/>
+    <w:lsdException w:name="toc 6" w:semiHidden="1" w:uiPriority="39" w:unhideWhenUsed="1"/>
+    <w:lsdException w:name="toc 7" w:semiHidden="1" w:uiPriority="39" w:unhideWhenUsed="1"/>
+    <w:lsdException w:name="toc 8" w:semiHidden="1" w:uiPriority="39" w:unhideWhenUsed="1"/>
+    <w:lsdException w:name="toc 9" w:semiHidden="1" w:uiPriority="39" w:unhideWhenUsed="1"/>
+    <w:lsdException w:name="Normal Indent" w:semiHidden="1" w:unhideWhenUsed="1"/>
+    <w:lsdException w:name="footnote text" w:semiHidden="1" w:unhideWhenUsed="1"/>
+    <w:lsdException w:name="annotation text" w:semiHidden="1" w:unhideWhenUsed="1"/>
+    <w:lsdException w:name="header" w:semiHidden="1" w:uiPriority="0" w:unhideWhenUsed="1"/>
+    <w:lsdException w:name="footer" w:semiHidden="1" w:unhideWhenUsed="1"/>
+    <w:lsdException w:name="index heading" w:semiHidden="1" w:unhideWhenUsed="1"/>
+    <w:lsdException w:name="caption" w:semiHidden="1" w:uiPriority="0" w:unhideWhenUsed="1" w:qFormat="1"/>
+    <w:lsdException w:name="table of figures" w:semiHidden="1" w:unhideWhenUsed="1"/>
+    <w:lsdException w:name="envelope address" w:semiHidden="1" w:unhideWhenUsed="1"/>
+    <w:lsdException w:name="envelope return" w:semiHidden="1" w:unhideWhenUsed="1"/>
+    <w:lsdException w:name="footnote reference" w:semiHidden="1" w:unhideWhenUsed="1"/>
+    <w:lsdException w:name="annotation reference" w:semiHidden="1" w:unhideWhenUsed="1"/>
+    <w:lsdException w:name="line number" w:semiHidden="1" w:unhideWhenUsed="1"/>
+    <w:lsdException w:name="page number" w:semiHidden="1" w:uiPriority="0" w:unhideWhenUsed="1"/>
+    <w:lsdException w:name="endnote reference" w:semiHidden="1" w:unhideWhenUsed="1"/>
+    <w:lsdException w:name="endnote text" w:semiHidden="1" w:unhideWhenUsed="1"/>
+    <w:lsdException w:name="table of authorities" w:semiHidden="1" w:unhideWhenUsed="1"/>
+    <w:lsdException w:name="macro" w:semiHidden="1" w:unhideWhenUsed="1"/>
+    <w:lsdException w:name="toa heading" w:semiHidden="1" w:unhideWhenUsed="1"/>
+    <w:lsdException w:name="List" w:semiHidden="1" w:uiPriority="0" w:unhideWhenUsed="1"/>
+    <w:lsdException w:name="List Bullet" w:semiHidden="1" w:unhideWhenUsed="1"/>
+    <w:lsdException w:name="List Number" w:semiHidden="1" w:unhideWhenUsed="1"/>
+    <w:lsdException w:name="List 2" w:semiHidden="1" w:unhideWhenUsed="1"/>
+    <w:lsdException w:name="List 3" w:semiHidden="1" w:unhideWhenUsed="1"/>
+    <w:lsdException w:name="List 4" w:semiHidden="1" w:unhideWhenUsed="1"/>
+    <w:lsdException w:name="List 5" w:semiHidden="1" w:unhideWhenUsed="1"/>
+    <w:lsdException w:name="List Bullet 2" w:semiHidden="1" w:unhideWhenUsed="1"/>
+    <w:lsdException w:name="List Bullet 3" w:semiHidden="1" w:unhideWhenUsed="1"/>
+    <w:lsdException w:name="List Bullet 4" w:semiHidden="1" w:unhideWhenUsed="1"/>
+    <w:lsdException w:name="List Bullet 5" w:semiHidden="1" w:unhideWhenUsed="1"/>
+    <w:lsdException w:name="List Number 2" w:semiHidden="1" w:unhideWhenUsed="1"/>
+    <w:lsdException w:name="List Number 3" w:semiHidden="1" w:unhideWhenUsed="1"/>
+    <w:lsdException w:name="List Number 4" w:semiHidden="1" w:unhideWhenUsed="1"/>
+    <w:lsdException w:name="List Number 5" w:semiHidden="1" w:unhideWhenUsed="1"/>
+    <w:lsdException w:name="Title" w:uiPriority="10" w:qFormat="1"/>
+    <w:lsdException w:name="Closing" w:semiHidden="1" w:unhideWhenUsed="1"/>
+    <w:lsdException w:name="Signature" w:semiHidden="1" w:unhideWhenUsed="1"/>
+    <w:lsdException w:name="Default Paragraph Font" w:semiHidden="1" w:uiPriority="1" w:unhideWhenUsed="1"/>
+    <w:lsdException w:name="Body Text" w:semiHidden="1" w:uiPriority="0" w:unhideWhenUsed="1"/>
+    <w:lsdException w:name="Body Text Indent" w:semiHidden="1" w:unhideWhenUsed="1"/>
+    <w:lsdException w:name="List Continue" w:semiHidden="1" w:unhideWhenUsed="1"/>
+    <w:lsdException w:name="List Continue 2" w:semiHidden="1" w:unhideWhenUsed="1"/>
+    <w:lsdException w:name="List Continue 3" w:semiHidden="1" w:unhideWhenUsed="1"/>
+    <w:lsdException w:name="List Continue 4" w:semiHidden="1" w:unhideWhenUsed="1"/>
+    <w:lsdException w:name="List Continue 5" w:semiHidden="1" w:unhideWhenUsed="1"/>
+    <w:lsdException w:name="Message Header" w:semiHidden="1" w:unhideWhenUsed="1"/>
+    <w:lsdException w:name="Subtitle" w:uiPriority="11" w:qFormat="1"/>
+    <w:lsdException w:name="Salutation" w:semiHidden="1" w:unhideWhenUsed="1"/>
+    <w:lsdException w:name="Date" w:semiHidden="1" w:unhideWhenUsed="1"/>
+    <w:lsdException w:name="Body Text First Indent" w:semiHidden="1" w:unhideWhenUsed="1"/>
+    <w:lsdException w:name="Body Text First Indent 2" w:semiHidden="1" w:unhideWhenUsed="1"/>
+    <w:lsdException w:name="Note Heading" w:semiHidden="1" w:unhideWhenUsed="1"/>
+    <w:lsdException w:name="Body Text 2" w:semiHidden="1" w:unhideWhenUsed="1"/>
+    <w:lsdException w:name="Body Text 3" w:semiHidden="1" w:unhideWhenUsed="1"/>
+    <w:lsdException w:name="Body Text Indent 2" w:semiHidden="1" w:unhideWhenUsed="1"/>
+    <w:lsdException w:name="Body Text Indent 3" w:semiHidden="1" w:unhideWhenUsed="1"/>
+    <w:lsdException w:name="Block Text" w:semiHidden="1" w:unhideWhenUsed="1"/>
+    <w:lsdException w:name="Hyperlink" w:semiHidden="1" w:uiPriority="0" w:unhideWhenUsed="1"/>
+    <w:lsdException w:name="FollowedHyperlink" w:semiHidden="1" w:unhideWhenUsed="1"/>
+    <w:lsdException w:name="Strong" w:uiPriority="22" w:qFormat="1"/>
+    <w:lsdException w:name="Emphasis" w:uiPriority="0" w:qFormat="1"/>
+    <w:lsdException w:name="Document Map" w:semiHidden="1" w:unhideWhenUsed="1"/>
+    <w:lsdException w:name="Plain Text" w:semiHidden="1" w:unhideWhenUsed="1"/>
+    <w:lsdException w:name="E-mail Signature" w:semiHidden="1" w:unhideWhenUsed="1"/>
+    <w:lsdException w:name="HTML Top of Form" w:semiHidden="1" w:unhideWhenUsed="1"/>
+    <w:lsdException w:name="HTML Bottom of Form" w:semiHidden="1" w:unhideWhenUsed="1"/>
+    <w:lsdException w:name="Normal (Web)" w:semiHidden="1" w:unhideWhenUsed="1"/>
+    <w:lsdException w:name="HTML Acronym" w:semiHidden="1" w:unhideWhenUsed="1"/>
+    <w:lsdException w:name="HTML Address" w:semiHidden="1" w:unhideWhenUsed="1"/>
+    <w:lsdException w:name="HTML Cite" w:semiHidden="1" w:unhideWhenUsed="1"/>
+    <w:lsdException w:name="HTML Code" w:semiHidden="1" w:unhideWhenUsed="1"/>
+    <w:lsdException w:name="HTML Definition" w:semiHidden="1" w:unhideWhenUsed="1"/>
+    <w:lsdException w:name="HTML Keyboard" w:semiHidden="1" w:unhideWhenUsed="1"/>
+    <w:lsdException w:name="HTML Preformatted" w:semiHidden="1" w:unhideWhenUsed="1"/>
+    <w:lsdException w:name="HTML Sample" w:semiHidden="1" w:unhideWhenUsed="1"/>
+    <w:lsdException w:name="HTML Typewriter" w:semiHidden="1" w:unhideWhenUsed="1"/>
+    <w:lsdException w:name="HTML Variable" w:semiHidden="1" w:unhideWhenUsed="1"/>
+    <w:lsdException w:name="Normal Table" w:semiHidden="1" w:unhideWhenUsed="1"/>
+    <w:lsdException w:name="annotation subject" w:semiHidden="1" w:unhideWhenUsed="1"/>
+    <w:lsdException w:name="No List" w:semiHidden="1" w:unhideWhenUsed="1"/>
+    <w:lsdException w:name="Outline List 1" w:semiHidden="1" w:unhideWhenUsed="1"/>
+    <w:lsdException w:name="Outline List 2" w:semiHidden="1" w:unhideWhenUsed="1"/>
+    <w:lsdException w:name="Outline List 3" w:semiHidden="1" w:unhideWhenUsed="1"/>
+    <w:lsdException w:name="Table Simple 1" w:semiHidden="1" w:unhideWhenUsed="1"/>
+    <w:lsdException w:name="Table Simple 2" w:semiHidden="1" w:unhideWhenUsed="1"/>
+    <w:lsdException w:name="Table Simple 3" w:semiHidden="1" w:unhideWhenUsed="1"/>
+    <w:lsdException w:name="Table Classic 1" w:semiHidden="1" w:unhideWhenUsed="1"/>
+    <w:lsdException w:name="Table Classic 2" w:semiHidden="1" w:unhideWhenUsed="1"/>
+    <w:lsdException w:name="Table Classic 3" w:semiHidden="1" w:unhideWhenUsed="1"/>
+    <w:lsdException w:name="Table Classic 4" w:semiHidden="1" w:unhideWhenUsed="1"/>
+    <w:lsdException w:name="Table Colorful 1" w:semiHidden="1" w:unhideWhenUsed="1"/>
+    <w:lsdException w:name="Table Colorful 2" w:semiHidden="1" w:unhideWhenUsed="1"/>
+    <w:lsdException w:name="Table Colorful 3" w:semiHidden="1" w:unhideWhenUsed="1"/>
+    <w:lsdException w:name="Table Columns 1" w:semiHidden="1" w:unhideWhenUsed="1"/>
+    <w:lsdException w:name="Table Columns 2" w:semiHidden="1" w:unhideWhenUsed="1"/>
+    <w:lsdException w:name="Table Columns 3" w:semiHidden="1" w:unhideWhenUsed="1"/>
+    <w:lsdException w:name="Table Columns 4" w:semiHidden="1" w:unhideWhenUsed="1"/>
+    <w:lsdException w:name="Table Columns 5" w:semiHidden="1" w:unhideWhenUsed="1"/>
+    <w:lsdException w:name="Table Grid 1" w:semiHidden="1" w:unhideWhenUsed="1"/>
+    <w:lsdException w:name="Table Grid 2" w:semiHidden="1" w:unhideWhenUsed="1"/>
+    <w:lsdException w:name="Table Grid 3" w:semiHidden="1" w:unhideWhenUsed="1"/>
+    <w:lsdException w:name="Table Grid 4" w:semiHidden="1" w:unhideWhenUsed="1"/>
+    <w:lsdException w:name="Table Grid 5" w:semiHidden="1" w:unhideWhenUsed="1"/>
+    <w:lsdException w:name="Table Grid 6" w:semiHidden="1" w:unhideWhenUsed="1"/>
+    <w:lsdException w:name="Table Grid 7" w:semiHidden="1" w:unhideWhenUsed="1"/>
+    <w:lsdException w:name="Table Grid 8" w:semiHidden="1" w:unhideWhenUsed="1"/>
+    <w:lsdException w:name="Table List 1" w:semiHidden="1" w:unhideWhenUsed="1"/>
+    <w:lsdException w:name="Table List 2" w:semiHidden="1" w:unhideWhenUsed="1"/>
+    <w:lsdException w:name="Table List 3" w:semiHidden="1" w:unhideWhenUsed="1"/>
+    <w:lsdException w:name="Table List 4" w:semiHidden="1" w:unhideWhenUsed="1"/>
+    <w:lsdException w:name="Table List 5" w:semiHidden="1" w:unhideWhenUsed="1"/>
+    <w:lsdException w:name="Table List 6" w:semiHidden="1" w:unhideWhenUsed="1"/>
+    <w:lsdException w:name="Table List 7" w:semiHidden="1" w:unhideWhenUsed="1"/>
+    <w:lsdException w:name="Table List 8" w:semiHidden="1" w:unhideWhenUsed="1"/>
+    <w:lsdException w:name="Table 3D effects 1" w:semiHidden="1" w:unhideWhenUsed="1"/>
+    <w:lsdException w:name="Table 3D effects 2" w:semiHidden="1" w:unhideWhenUsed="1"/>
+    <w:lsdException w:name="Table 3D effects 3" w:semiHidden="1" w:unhideWhenUsed="1"/>
+    <w:lsdException w:name="Table Contemporary" w:semiHidden="1" w:unhideWhenUsed="1"/>
+    <w:lsdException w:name="Table Elegant" w:semiHidden="1" w:unhideWhenUsed="1"/>
+    <w:lsdException w:name="Table Professional" w:semiHidden="1" w:unhideWhenUsed="1"/>
+    <w:lsdException w:name="Table Subtle 1" w:semiHidden="1" w:unhideWhenUsed="1"/>
+    <w:lsdException w:name="Table Subtle 2" w:semiHidden="1" w:unhideWhenUsed="1"/>
+    <w:lsdException w:name="Table Web 1" w:semiHidden="1" w:unhideWhenUsed="1"/>
+    <w:lsdException w:name="Table Web 2" w:semiHidden="1" w:unhideWhenUsed="1"/>
+    <w:lsdException w:name="Table Web 3" w:semiHidden="1" w:unhideWhenUsed="1"/>
+    <w:lsdException w:name="Balloon Text" w:semiHidden="1" w:unhideWhenUsed="1"/>
+    <w:lsdException w:name="Table Grid" w:uiPriority="39"/>
+    <w:lsdException w:name="Table Theme" w:semiHidden="1" w:unhideWhenUsed="1"/>
+    <w:lsdException w:name="Placeholder Text" w:semiHidden="1"/>
+    <w:lsdException w:name="No Spacing" w:uiPriority="1" w:qFormat="1"/>
+    <w:lsdException w:name="Light Shading" w:uiPriority="60"/>
+    <w:lsdException w:name="Light List" w:uiPriority="61"/>
+    <w:lsdException w:name="Light Grid" w:uiPriority="62"/>
+    <w:lsdException w:name="Medium Shading 1" w:uiPriority="63"/>
+    <w:lsdException w:name="Medium Shading 2" w:uiPriority="64"/>
+    <w:lsdException w:name="Medium List 1" w:uiPriority="65"/>
+    <w:lsdException w:name="Medium List 2" w:uiPriority="66"/>
+    <w:lsdException w:name="Medium Grid 1" w:uiPriority="67"/>
+    <w:lsdException w:name="Medium Grid 2" w:uiPriority="68"/>
+    <w:lsdException w:name="Medium Grid 3" w:uiPriority="69"/>
+    <w:lsdException w:name="Dark List" w:uiPriority="70"/>
+    <w:lsdException w:name="Colorful Shading" w:uiPriority="71"/>
+    <w:lsdException w:name="Colorful List" w:uiPriority="72"/>
+    <w:lsdException w:name="Colorful Grid" w:uiPriority="73"/>
+    <w:lsdException w:name="Light Shading Accent 1" w:uiPriority="60"/>
+    <w:lsdException w:name="Light List Accent 1" w:uiPriority="61"/>
+    <w:lsdException w:name="Light Grid Accent 1" w:uiPriority="62"/>
+    <w:lsdException w:name="Medium Shading 1 Accent 1" w:uiPriority="63"/>
+    <w:lsdException w:name="Medium Shading 2 Accent 1" w:uiPriority="64"/>
+    <w:lsdException w:name="Medium List 1 Accent 1" w:uiPriority="65"/>
+    <w:lsdException w:name="Revision" w:semiHidden="1"/>
+    <w:lsdException w:name="List Paragraph" w:uiPriority="34" w:qFormat="1"/>
+    <w:lsdException w:name="Quote" w:uiPriority="29" w:qFormat="1"/>
+    <w:lsdException w:name="Intense Quote" w:uiPriority="30" w:qFormat="1"/>
+    <w:lsdException w:name="Medium List 2 Accent 1" w:uiPriority="66"/>
+    <w:lsdException w:name="Medium Grid 1 Accent 1" w:uiPriority="67"/>
+    <w:lsdException w:name="Medium Grid 2 Accent 1" w:uiPriority="68"/>
+    <w:lsdException w:name="Medium Grid 3 Accent 1" w:uiPriority="69"/>
+    <w:lsdException w:name="Dark List Accent 1" w:uiPriority="70"/>
+    <w:lsdException w:name="Colorful Shading Accent 1" w:uiPriority="71"/>
+    <w:lsdException w:name="Colorful List Accent 1" w:uiPriority="72"/>
+    <w:lsdException w:name="Colorful Grid Accent 1" w:uiPriority="73"/>
+    <w:lsdException w:name="Light Shading Accent 2" w:uiPriority="60"/>
+    <w:lsdException w:name="Light List Accent 2" w:uiPriority="61"/>
+    <w:lsdException w:name="Light Grid Accent 2" w:uiPriority="62"/>
+    <w:lsdException w:name="Medium Shading 1 Accent 2" w:uiPriority="63"/>
+    <w:lsdException w:name="Medium Shading 2 Accent 2" w:uiPriority="64"/>
+    <w:lsdException w:name="Medium List 1 Accent 2" w:uiPriority="65"/>
+    <w:lsdException w:name="Medium List 2 Accent 2" w:uiPriority="66"/>
+    <w:lsdException w:name="Medium Grid 1 Accent 2" w:uiPriority="67"/>
+    <w:lsdException w:name="Medium Grid 2 Accent 2" w:uiPriority="68"/>
+    <w:lsdException w:name="Medium Grid 3 Accent 2" w:uiPriority="69"/>
+    <w:lsdException w:name="Dark List Accent 2" w:uiPriority="70"/>
+    <w:lsdException w:name="Colorful Shading Accent 2" w:uiPriority="71"/>
+    <w:lsdException w:name="Colorful List Accent 2" w:uiPriority="72"/>
+    <w:lsdException w:name="Colorful Grid Accent 2" w:uiPriority="73"/>
+    <w:lsdException w:name="Light Shading Accent 3" w:uiPriority="60"/>
+    <w:lsdException w:name="Light List Accent 3" w:uiPriority="61"/>
+    <w:lsdException w:name="Light Grid Accent 3" w:uiPriority="62"/>
+    <w:lsdException w:name="Medium Shading 1 Accent 3" w:uiPriority="63"/>
+    <w:lsdException w:name="Medium Shading 2 Accent 3" w:uiPriority="64"/>
+    <w:lsdException w:name="Medium List 1 Accent 3" w:uiPriority="65"/>
+    <w:lsdException w:name="Medium List 2 Accent 3" w:uiPriority="66"/>
+    <w:lsdException w:name="Medium Grid 1 Accent 3" w:uiPriority="67"/>
+    <w:lsdException w:name="Medium Grid 2 Accent 3" w:uiPriority="68"/>
+    <w:lsdException w:name="Medium Grid 3 Accent 3" w:uiPriority="69"/>
+    <w:lsdException w:name="Dark List Accent 3" w:uiPriority="70"/>
+    <w:lsdException w:name="Colorful Shading Accent 3" w:uiPriority="71"/>
+    <w:lsdException w:name="Colorful List Accent 3" w:uiPriority="72"/>
+    <w:lsdException w:name="Colorful Grid Accent 3" w:uiPriority="73"/>
+    <w:lsdException w:name="Light Shading Accent 4" w:uiPriority="60"/>
+    <w:lsdException w:name="Light List Accent 4" w:uiPriority="61"/>
+    <w:lsdException w:name="Light Grid Accent 4" w:uiPriority="62"/>
+    <w:lsdException w:name="Medium Shading 1 Accent 4" w:uiPriority="63"/>
+    <w:lsdException w:name="Medium Shading 2 Accent 4" w:uiPriority="64"/>
+    <w:lsdException w:name="Medium List 1 Accent 4" w:uiPriority="65"/>
+    <w:lsdException w:name="Medium List 2 Accent 4" w:uiPriority="66"/>
+    <w:lsdException w:name="Medium Grid 1 Accent 4" w:uiPriority="67"/>
+    <w:lsdException w:name="Medium Grid 2 Accent 4" w:uiPriority="68"/>
+    <w:lsdException w:name="Medium Grid 3 Accent 4" w:uiPriority="69"/>
+    <w:lsdException w:name="Dark List Accent 4" w:uiPriority="70"/>
+    <w:lsdException w:name="Colorful Shading Accent 4" w:uiPriority="71"/>
+    <w:lsdException w:name="Colorful List Accent 4" w:uiPriority="72"/>
+    <w:lsdException w:name="Colorful Grid Accent 4" w:uiPriority="73"/>
+    <w:lsdException w:name="Light Shading Accent 5" w:uiPriority="60"/>
+    <w:lsdException w:name="Light List Accent 5" w:uiPriority="61"/>
+    <w:lsdException w:name="Light Grid Accent 5" w:uiPriority="62"/>
+    <w:lsdException w:name="Medium Shading 1 Accent 5" w:uiPriority="63"/>
+    <w:lsdException w:name="Medium Shading 2 Accent 5" w:uiPriority="64"/>
+    <w:lsdException w:name="Medium List 1 Accent 5" w:uiPriority="65"/>
+    <w:lsdException w:name="Medium List 2 Accent 5" w:uiPriority="66"/>
+    <w:lsdException w:name="Medium Grid 1 Accent 5" w:uiPriority="67"/>
+    <w:lsdException w:name="Medium Grid 2 Accent 5" w:uiPriority="68"/>
+    <w:lsdException w:name="Medium Grid 3 Accent 5" w:uiPriority="69"/>
+    <w:lsdException w:name="Dark List Accent 5" w:uiPriority="70"/>
+    <w:lsdException w:name="Colorful Shading Accent 5" w:uiPriority="71"/>
+    <w:lsdException w:name="Colorful List Accent 5" w:uiPriority="72"/>
+    <w:lsdException w:name="Colorful Grid Accent 5" w:uiPriority="73"/>
+    <w:lsdException w:name="Light Shading Accent 6" w:uiPriority="60"/>
+    <w:lsdException w:name="Light List Accent 6" w:uiPriority="61"/>
+    <w:lsdException w:name="Light Grid Accent 6" w:uiPriority="62"/>
+    <w:lsdException w:name="Medium Shading 1 Accent 6" w:uiPriority="63"/>
+    <w:lsdException w:name="Medium Shading 2 Accent 6" w:uiPriority="64"/>
+    <w:lsdException w:name="Medium List 1 Accent 6" w:uiPriority="65"/>
+    <w:lsdException w:name="Medium List 2 Accent 6" w:uiPriority="66"/>
+    <w:lsdException w:name="Medium Grid 1 Accent 6" w:uiPriority="67"/>
+    <w:lsdException w:name="Medium Grid 2 Accent 6" w:uiPriority="68"/>
+    <w:lsdException w:name="Medium Grid 3 Accent 6" w:uiPriority="69"/>
+    <w:lsdException w:name="Dark List Accent 6" w:uiPriority="70"/>
+    <w:lsdException w:name="Colorful Shading Accent 6" w:uiPriority="71"/>
+    <w:lsdException w:name="Colorful List Accent 6" w:uiPriority="72"/>
+    <w:lsdException w:name="Colorful Grid Accent 6" w:uiPriority="73"/>
+    <w:lsdException w:name="Subtle Emphasis" w:uiPriority="19" w:qFormat="1"/>
+    <w:lsdException w:name="Intense Emphasis" w:uiPriority="21" w:qFormat="1"/>
+    <w:lsdException w:name="Subtle Reference" w:uiPriority="31" w:qFormat="1"/>
+    <w:lsdException w:name="Intense Reference" w:uiPriority="32" w:qFormat="1"/>
+    <w:lsdException w:name="Book Title" w:uiPriority="33" w:qFormat="1"/>
+    <w:lsdException w:name="Bibliography" w:semiHidden="1" w:uiPriority="37" w:unhideWhenUsed="1"/>
+    <w:lsdException w:name="TOC Heading" w:semiHidden="1" w:uiPriority="39" w:unhideWhenUsed="1" w:qFormat="1"/>
+    <w:lsdException w:name="Plain Table 1" w:uiPriority="41"/>
+    <w:lsdException w:name="Plain Table 2" w:uiPriority="42"/>
+    <w:lsdException w:name="Plain Table 3" w:uiPriority="43"/>
+    <w:lsdException w:name="Plain Table 4" w:uiPriority="44"/>
+    <w:lsdException w:name="Plain Table 5" w:uiPriority="45"/>
+    <w:lsdException w:name="Grid Table Light" w:uiPriority="40"/>
+    <w:lsdException w:name="Grid Table 1 Light" w:uiPriority="46"/>
+    <w:lsdException w:name="Grid Table 2" w:uiPriority="47"/>
+    <w:lsdException w:name="Grid Table 3" w:uiPriority="48"/>
+    <w:lsdException w:name="Grid Table 4" w:uiPriority="49"/>
+    <w:lsdException w:name="Grid Table 5 Dark" w:uiPriority="50"/>
+    <w:lsdException w:name="Grid Table 6 Colorful" w:uiPriority="51"/>
+    <w:lsdException w:name="Grid Table 7 Colorful" w:uiPriority="52"/>
+    <w:lsdException w:name="Grid Table 1 Light Accent 1" w:uiPriority="46"/>
+    <w:lsdException w:name="Grid Table 2 Accent 1" w:uiPriority="47"/>
+    <w:lsdException w:name="Grid Table 3 Accent 1" w:uiPriority="48"/>
+    <w:lsdException w:name="Grid Table 4 Accent 1" w:uiPriority="49"/>
+    <w:lsdException w:name="Grid Table 5 Dark Accent 1" w:uiPriority="50"/>
+    <w:lsdException w:name="Grid Table 6 Colorful Accent 1" w:uiPriority="51"/>
+    <w:lsdException w:name="Grid Table 7 Colorful Accent 1" w:uiPriority="52"/>
+    <w:lsdException w:name="Grid Table 1 Light Accent 2" w:uiPriority="46"/>
+    <w:lsdException w:name="Grid Table 2 Accent 2" w:uiPriority="47"/>
+    <w:lsdException w:name="Grid Table 3 Accent 2" w:uiPriority="48"/>
+    <w:lsdException w:name="Grid Table 4 Accent 2" w:uiPriority="49"/>
+    <w:lsdException w:name="Grid Table 5 Dark Accent 2" w:uiPriority="50"/>
+    <w:lsdException w:name="Grid Table 6 Colorful Accent 2" w:uiPriority="51"/>
+    <w:lsdException w:name="Grid Table 7 Colorful Accent 2" w:uiPriority="52"/>
+    <w:lsdException w:name="Grid Table 1 Light Accent 3" w:uiPriority="46"/>
+    <w:lsdException w:name="Grid Table 2 Accent 3" w:uiPriority="47"/>
+    <w:lsdException w:name="Grid Table 3 Accent 3" w:uiPriority="48"/>
+    <w:lsdException w:name="Grid Table 4 Accent 3" w:uiPriority="49"/>
+    <w:lsdException w:name="Grid Table 5 Dark Accent 3" w:uiPriority="50"/>
+    <w:lsdException w:name="Grid Table 6 Colorful Accent 3" w:uiPriority="51"/>
+    <w:lsdException w:name="Grid Table 7 Colorful Accent 3" w:uiPriority="52"/>
+    <w:lsdException w:name="Grid Table 1 Light Accent 4" w:uiPriority="46"/>
+    <w:lsdException w:name="Grid Table 2 Accent 4" w:uiPriority="47"/>
+    <w:lsdException w:name="Grid Table 3 Accent 4" w:uiPriority="48"/>
+    <w:lsdException w:name="Grid Table 4 Accent 4" w:uiPriority="49"/>
+    <w:lsdException w:name="Grid Table 5 Dark Accent 4" w:uiPriority="50"/>
+    <w:lsdException w:name="Grid Table 6 Colorful Accent 4" w:uiPriority="51"/>
+    <w:lsdException w:name="Grid Table 7 Colorful Accent 4" w:uiPriority="52"/>
+    <w:lsdException w:name="Grid Table 1 Light Accent 5" w:uiPriority="46"/>
+    <w:lsdException w:name="Grid Table 2 Accent 5" w:uiPriority="47"/>
+    <w:lsdException w:name="Grid Table 3 Accent 5" w:uiPriority="48"/>
+    <w:lsdException w:name="Grid Table 4 Accent 5" w:uiPriority="49"/>
+    <w:lsdException w:name="Grid Table 5 Dark Accent 5" w:uiPriority="50"/>
+    <w:lsdException w:name="Grid Table 6 Colorful Accent 5" w:uiPriority="51"/>
+    <w:lsdException w:name="Grid Table 7 Colorful Accent 5" w:uiPriority="52"/>
+    <w:lsdException w:name="Grid Table 1 Light Accent 6" w:uiPriority="46"/>
+    <w:lsdException w:name="Grid Table 2 Accent 6" w:uiPriority="47"/>
+    <w:lsdException w:name="Grid Table 3 Accent 6" w:uiPriority="48"/>
+    <w:lsdException w:name="Grid Table 4 Accent 6" w:uiPriority="49"/>
+    <w:lsdException w:name="Grid Table 5 Dark Accent 6" w:uiPriority="50"/>
+    <w:lsdException w:name="Grid Table 6 Colorful Accent 6" w:uiPriority="51"/>
+    <w:lsdException w:name="Grid Table 7 Colorful Accent 6" w:uiPriority="52"/>
+    <w:lsdException w:name="List Table 1 Light" w:uiPriority="46"/>
+    <w:lsdException w:name="List Table 2" w:uiPriority="47"/>
+    <w:lsdException w:name="List Table 3" w:uiPriority="48"/>
+    <w:lsdException w:name="List Table 4" w:uiPriority="49"/>
+    <w:lsdException w:name="List Table 5 Dark" w:uiPriority="50"/>
+    <w:lsdException w:name="List Table 6 Colorful" w:uiPriority="51"/>
+    <w:lsdException w:name="List Table 7 Colorful" w:uiPriority="52"/>
+    <w:lsdException w:name="List Table 1 Light Accent 1" w:uiPriority="46"/>
+    <w:lsdException w:name="List Table 2 Accent 1" w:uiPriority="47"/>
+    <w:lsdException w:name="List Table 3 Accent 1" w:uiPriority="48"/>
+    <w:lsdException w:name="List Table 4 Accent 1" w:uiPriority="49"/>
+    <w:lsdException w:name="List Table 5 Dark Accent 1" w:uiPriority="50"/>
+    <w:lsdException w:name="List Table 6 Colorful Accent 1" w:uiPriority="51"/>
+    <w:lsdException w:name="List Table 7 Colorful Accent 1" w:uiPriority="52"/>
+    <w:lsdException w:name="List Table 1 Light Accent 2" w:uiPriority="46"/>
+    <w:lsdException w:name="List Table 2 Accent 2" w:uiPriority="47"/>
+    <w:lsdException w:name="List Table 3 Accent 2" w:uiPriority="48"/>
+    <w:lsdException w:name="List Table 4 Accent 2" w:uiPriority="49"/>
+    <w:lsdException w:name="List Table 5 Dark Accent 2" w:uiPriority="50"/>
+    <w:lsdException w:name="List Table 6 Colorful Accent 2" w:uiPriority="51"/>
+    <w:lsdException w:name="List Table 7 Colorful Accent 2" w:uiPriority="52"/>
+    <w:lsdException w:name="List Table 1 Light Accent 3" w:uiPriority="46"/>
+    <w:lsdException w:name="List Table 2 Accent 3" w:uiPriority="47"/>
+    <w:lsdException w:name="List Table 3 Accent 3" w:uiPriority="48"/>
+    <w:lsdException w:name="List Table 4 Accent 3" w:uiPriority="49"/>
+    <w:lsdException w:name="List Table 5 Dark Accent 3" w:uiPriority="50"/>
+    <w:lsdException w:name="List Table 6 Colorful Accent 3" w:uiPriority="51"/>
+    <w:lsdException w:name="List Table 7 Colorful Accent 3" w:uiPriority="52"/>
+    <w:lsdException w:name="List Table 1 Light Accent 4" w:uiPriority="46"/>
+    <w:lsdException w:name="List Table 2 Accent 4" w:uiPriority="47"/>
+    <w:lsdException w:name="List Table 3 Accent 4" w:uiPriority="48"/>
+    <w:lsdException w:name="List Table 4 Accent 4" w:uiPriority="49"/>
+    <w:lsdException w:name="List Table 5 Dark Accent 4" w:uiPriority="50"/>
+    <w:lsdException w:name="List Table 6 Colorful Accent 4" w:uiPriority="51"/>
+    <w:lsdException w:name="List Table 7 Colorful Accent 4" w:uiPriority="52"/>
+    <w:lsdException w:name="List Table 1 Light Accent 5" w:uiPriority="46"/>
+    <w:lsdException w:name="List Table 2 Accent 5" w:uiPriority="47"/>
+    <w:lsdException w:name="List Table 3 Accent 5" w:uiPriority="48"/>
+    <w:lsdException w:name="List Table 4 Accent 5" w:uiPriority="49"/>
+    <w:lsdException w:name="List Table 5 Dark Accent 5" w:uiPriority="50"/>
+    <w:lsdException w:name="List Table 6 Colorful Accent 5" w:uiPriority="51"/>
+    <w:lsdException w:name="List Table 7 Colorful Accent 5" w:uiPriority="52"/>
+    <w:lsdException w:name="List Table 1 Light Accent 6" w:uiPriority="46"/>
+    <w:lsdException w:name="List Table 2 Accent 6" w:uiPriority="47"/>
+    <w:lsdException w:name="List Table 3 Accent 6" w:uiPriority="48"/>
+    <w:lsdException w:name="List Table 4 Accent 6" w:uiPriority="49"/>
+    <w:lsdException w:name="List Table 5 Dark Accent 6" w:uiPriority="50"/>
+    <w:lsdException w:name="List Table 6 Colorful Accent 6" w:uiPriority="51"/>
+    <w:lsdException w:name="List Table 7 Colorful Accent 6" w:uiPriority="52"/>
+    <w:lsdException w:name="Mention" w:semiHidden="1" w:unhideWhenUsed="1"/>
+    <w:lsdException w:name="Smart Hyperlink" w:semiHidden="1" w:unhideWhenUsed="1"/>
+    <w:lsdException w:name="Unresolved Mention" w:uiPriority="0"/>
+    <w:lsdException w:name="Smart Link" w:semiHidden="1" w:unhideWhenUsed="1"/>
+  </w:latentStyles>
+  <w:style w:type="paragraph" w:default="1" w:styleId="Standaard">
     <w:name w:val="Normal"/>
     <w:qFormat/>
+    <w:rsid w:val="00421AEF"/>
+    <w:rPr>
+      <w:rFonts w:ascii="Times New Roman" w:eastAsia="SimSun" w:hAnsi="Times New Roman" w:cs="Times New Roman"/>
+      <w:kern w:val="0"/>
+      <w:lang w:eastAsia="nl-NL"/>
+      <w14:ligatures w14:val="none"/>
+    </w:rPr>
+  </w:style>
+  <w:style w:type="paragraph" w:styleId="Kop1">
+    <w:name w:val="heading 1"/>
+    <w:basedOn w:val="Standaard"/>
+    <w:next w:val="Standaard"/>
+    <w:link w:val="Kop1Char"/>
+    <w:uiPriority w:val="9"/>
+    <w:qFormat/>
+    <w:rsid w:val="00421AEF"/>
     <w:pPr>
-      <w:widowControl/>
-      <w:bidi w:val="0"/>
+      <w:keepNext/>
+      <w:keepLines/>
+      <w:spacing w:before="360" w:after="80"/>
+      <w:outlineLvl w:val="0"/>
     </w:pPr>
     <w:rPr>
-      <w:rFonts w:ascii="Times New Roman" w:hAnsi="Times New Roman" w:eastAsia="SimSun;宋体" w:cs="Times New Roman"/>
-      <w:color w:val="auto"/>
-      <w:sz w:val="24"/>
-      <w:szCs w:val="24"/>
-      <w:lang w:val="nl-NL" w:bidi="ar-SA" w:eastAsia="zh-CN"/>
-    </w:rPr>
-  </w:style>
-  <w:style w:type="paragraph" w:styleId="Heading2">
+      <w:rFonts w:asciiTheme="majorHAnsi" w:eastAsiaTheme="majorEastAsia" w:hAnsiTheme="majorHAnsi" w:cstheme="majorBidi"/>
+      <w:color w:val="2F5496" w:themeColor="accent1" w:themeShade="BF"/>
+      <w:sz w:val="40"/>
+      <w:szCs w:val="40"/>
+    </w:rPr>
+  </w:style>
+  <w:style w:type="paragraph" w:styleId="Kop2">
     <w:name w:val="heading 2"/>
-    <w:basedOn w:val="Titre"/>
-    <w:next w:val="BodyText"/>
+    <w:basedOn w:val="Standaard"/>
+    <w:next w:val="Standaard"/>
+    <w:link w:val="Kop2Char"/>
+    <w:unhideWhenUsed/>
     <w:qFormat/>
+    <w:rsid w:val="00421AEF"/>
+    <w:pPr>
+      <w:keepNext/>
+      <w:keepLines/>
+      <w:spacing w:before="160" w:after="80"/>
+      <w:outlineLvl w:val="1"/>
+    </w:pPr>
+    <w:rPr>
+      <w:rFonts w:asciiTheme="majorHAnsi" w:eastAsiaTheme="majorEastAsia" w:hAnsiTheme="majorHAnsi" w:cstheme="majorBidi"/>
+      <w:color w:val="2F5496" w:themeColor="accent1" w:themeShade="BF"/>
+      <w:sz w:val="32"/>
+      <w:szCs w:val="32"/>
+    </w:rPr>
+  </w:style>
+  <w:style w:type="paragraph" w:styleId="Kop3">
+    <w:name w:val="heading 3"/>
+    <w:basedOn w:val="Standaard"/>
+    <w:next w:val="Standaard"/>
+    <w:link w:val="Kop3Char"/>
+    <w:uiPriority w:val="9"/>
+    <w:semiHidden/>
+    <w:unhideWhenUsed/>
+    <w:qFormat/>
+    <w:rsid w:val="00421AEF"/>
+    <w:pPr>
+      <w:keepNext/>
+      <w:keepLines/>
+      <w:spacing w:before="160" w:after="80"/>
+      <w:outlineLvl w:val="2"/>
+    </w:pPr>
+    <w:rPr>
+      <w:rFonts w:asciiTheme="minorHAnsi" w:eastAsiaTheme="majorEastAsia" w:hAnsiTheme="minorHAnsi" w:cstheme="majorBidi"/>
+      <w:color w:val="2F5496" w:themeColor="accent1" w:themeShade="BF"/>
+      <w:sz w:val="28"/>
+      <w:szCs w:val="28"/>
+    </w:rPr>
+  </w:style>
+  <w:style w:type="paragraph" w:styleId="Kop4">
+    <w:name w:val="heading 4"/>
+    <w:basedOn w:val="Standaard"/>
+    <w:next w:val="Standaard"/>
+    <w:link w:val="Kop4Char"/>
+    <w:uiPriority w:val="9"/>
+    <w:semiHidden/>
+    <w:unhideWhenUsed/>
+    <w:qFormat/>
+    <w:rsid w:val="00421AEF"/>
+    <w:pPr>
+      <w:keepNext/>
+      <w:keepLines/>
+      <w:spacing w:before="80" w:after="40"/>
+      <w:outlineLvl w:val="3"/>
+    </w:pPr>
+    <w:rPr>
+      <w:rFonts w:asciiTheme="minorHAnsi" w:eastAsiaTheme="majorEastAsia" w:hAnsiTheme="minorHAnsi" w:cstheme="majorBidi"/>
+      <w:i/>
+      <w:iCs/>
+      <w:color w:val="2F5496" w:themeColor="accent1" w:themeShade="BF"/>
+    </w:rPr>
+  </w:style>
+  <w:style w:type="paragraph" w:styleId="Kop5">
+    <w:name w:val="heading 5"/>
+    <w:basedOn w:val="Standaard"/>
+    <w:next w:val="Standaard"/>
+    <w:link w:val="Kop5Char"/>
+    <w:uiPriority w:val="9"/>
+    <w:semiHidden/>
+    <w:unhideWhenUsed/>
+    <w:qFormat/>
+    <w:rsid w:val="00421AEF"/>
+    <w:pPr>
+      <w:keepNext/>
+      <w:keepLines/>
+      <w:spacing w:before="80" w:after="40"/>
+      <w:outlineLvl w:val="4"/>
+    </w:pPr>
+    <w:rPr>
+      <w:rFonts w:asciiTheme="minorHAnsi" w:eastAsiaTheme="majorEastAsia" w:hAnsiTheme="minorHAnsi" w:cstheme="majorBidi"/>
+      <w:color w:val="2F5496" w:themeColor="accent1" w:themeShade="BF"/>
+    </w:rPr>
+  </w:style>
+  <w:style w:type="paragraph" w:styleId="Kop6">
+    <w:name w:val="heading 6"/>
+    <w:basedOn w:val="Standaard"/>
+    <w:next w:val="Standaard"/>
+    <w:link w:val="Kop6Char"/>
+    <w:uiPriority w:val="9"/>
+    <w:semiHidden/>
+    <w:unhideWhenUsed/>
+    <w:qFormat/>
+    <w:rsid w:val="00421AEF"/>
+    <w:pPr>
+      <w:keepNext/>
+      <w:keepLines/>
+      <w:spacing w:before="40"/>
+      <w:outlineLvl w:val="5"/>
+    </w:pPr>
+    <w:rPr>
+      <w:rFonts w:asciiTheme="minorHAnsi" w:eastAsiaTheme="majorEastAsia" w:hAnsiTheme="minorHAnsi" w:cstheme="majorBidi"/>
+      <w:i/>
+      <w:iCs/>
+      <w:color w:val="595959" w:themeColor="text1" w:themeTint="A6"/>
+    </w:rPr>
+  </w:style>
+  <w:style w:type="paragraph" w:styleId="Kop7">
+    <w:name w:val="heading 7"/>
+    <w:basedOn w:val="Standaard"/>
+    <w:next w:val="Standaard"/>
+    <w:link w:val="Kop7Char"/>
+    <w:uiPriority w:val="9"/>
+    <w:semiHidden/>
+    <w:unhideWhenUsed/>
+    <w:qFormat/>
+    <w:rsid w:val="00421AEF"/>
+    <w:pPr>
+      <w:keepNext/>
+      <w:keepLines/>
+      <w:spacing w:before="40"/>
+      <w:outlineLvl w:val="6"/>
+    </w:pPr>
+    <w:rPr>
+      <w:rFonts w:asciiTheme="minorHAnsi" w:eastAsiaTheme="majorEastAsia" w:hAnsiTheme="minorHAnsi" w:cstheme="majorBidi"/>
+      <w:color w:val="595959" w:themeColor="text1" w:themeTint="A6"/>
+    </w:rPr>
+  </w:style>
+  <w:style w:type="paragraph" w:styleId="Kop8">
+    <w:name w:val="heading 8"/>
+    <w:basedOn w:val="Standaard"/>
+    <w:next w:val="Standaard"/>
+    <w:link w:val="Kop8Char"/>
+    <w:uiPriority w:val="9"/>
+    <w:semiHidden/>
+    <w:unhideWhenUsed/>
+    <w:qFormat/>
+    <w:rsid w:val="00421AEF"/>
+    <w:pPr>
+      <w:keepNext/>
+      <w:keepLines/>
+      <w:outlineLvl w:val="7"/>
+    </w:pPr>
+    <w:rPr>
+      <w:rFonts w:asciiTheme="minorHAnsi" w:eastAsiaTheme="majorEastAsia" w:hAnsiTheme="minorHAnsi" w:cstheme="majorBidi"/>
+      <w:i/>
+      <w:iCs/>
+      <w:color w:val="272727" w:themeColor="text1" w:themeTint="D8"/>
+    </w:rPr>
+  </w:style>
+  <w:style w:type="paragraph" w:styleId="Kop9">
+    <w:name w:val="heading 9"/>
+    <w:basedOn w:val="Standaard"/>
+    <w:next w:val="Standaard"/>
+    <w:link w:val="Kop9Char"/>
+    <w:uiPriority w:val="9"/>
+    <w:semiHidden/>
+    <w:unhideWhenUsed/>
+    <w:qFormat/>
+    <w:rsid w:val="00421AEF"/>
+    <w:pPr>
+      <w:keepNext/>
+      <w:keepLines/>
+      <w:outlineLvl w:val="8"/>
+    </w:pPr>
+    <w:rPr>
+      <w:rFonts w:asciiTheme="minorHAnsi" w:eastAsiaTheme="majorEastAsia" w:hAnsiTheme="minorHAnsi" w:cstheme="majorBidi"/>
+      <w:color w:val="272727" w:themeColor="text1" w:themeTint="D8"/>
+    </w:rPr>
+  </w:style>
+  <w:style w:type="character" w:default="1" w:styleId="Standaardalinea-lettertype">
+    <w:name w:val="Default Paragraph Font"/>
+    <w:uiPriority w:val="1"/>
+    <w:semiHidden/>
+    <w:unhideWhenUsed/>
+  </w:style>
+  <w:style w:type="table" w:default="1" w:styleId="Standaardtabel">
+    <w:name w:val="Normal Table"/>
+    <w:uiPriority w:val="99"/>
+    <w:semiHidden/>
+    <w:unhideWhenUsed/>
+    <w:tblPr>
+      <w:tblInd w:w="0" w:type="dxa"/>
+      <w:tblCellMar>
+        <w:top w:w="0" w:type="dxa"/>
+        <w:left w:w="108" w:type="dxa"/>
+        <w:bottom w:w="0" w:type="dxa"/>
+        <w:right w:w="108" w:type="dxa"/>
+      </w:tblCellMar>
+    </w:tblPr>
+  </w:style>
+  <w:style w:type="numbering" w:default="1" w:styleId="Geenlijst">
+    <w:name w:val="No List"/>
+    <w:uiPriority w:val="99"/>
+    <w:semiHidden/>
+    <w:unhideWhenUsed/>
+  </w:style>
+  <w:style w:type="character" w:customStyle="1" w:styleId="Kop1Char">
+    <w:name w:val="Kop 1 Char"/>
+    <w:basedOn w:val="Standaardalinea-lettertype"/>
+    <w:link w:val="Kop1"/>
+    <w:uiPriority w:val="9"/>
+    <w:rsid w:val="00421AEF"/>
+    <w:rPr>
+      <w:rFonts w:asciiTheme="majorHAnsi" w:eastAsiaTheme="majorEastAsia" w:hAnsiTheme="majorHAnsi" w:cstheme="majorBidi"/>
+      <w:color w:val="2F5496" w:themeColor="accent1" w:themeShade="BF"/>
+      <w:sz w:val="40"/>
+      <w:szCs w:val="40"/>
+      <w:lang w:val="en-GB"/>
+    </w:rPr>
+  </w:style>
+  <w:style w:type="character" w:customStyle="1" w:styleId="Kop2Char">
+    <w:name w:val="Kop 2 Char"/>
+    <w:basedOn w:val="Standaardalinea-lettertype"/>
+    <w:link w:val="Kop2"/>
+    <w:uiPriority w:val="9"/>
+    <w:semiHidden/>
+    <w:rsid w:val="00421AEF"/>
+    <w:rPr>
+      <w:rFonts w:asciiTheme="majorHAnsi" w:eastAsiaTheme="majorEastAsia" w:hAnsiTheme="majorHAnsi" w:cstheme="majorBidi"/>
+      <w:color w:val="2F5496" w:themeColor="accent1" w:themeShade="BF"/>
+      <w:sz w:val="32"/>
+      <w:szCs w:val="32"/>
+      <w:lang w:val="en-GB"/>
+    </w:rPr>
+  </w:style>
+  <w:style w:type="character" w:customStyle="1" w:styleId="Kop3Char">
+    <w:name w:val="Kop 3 Char"/>
+    <w:basedOn w:val="Standaardalinea-lettertype"/>
+    <w:link w:val="Kop3"/>
+    <w:uiPriority w:val="9"/>
+    <w:semiHidden/>
+    <w:rsid w:val="00421AEF"/>
+    <w:rPr>
+      <w:rFonts w:eastAsiaTheme="majorEastAsia" w:cstheme="majorBidi"/>
+      <w:color w:val="2F5496" w:themeColor="accent1" w:themeShade="BF"/>
+      <w:sz w:val="28"/>
+      <w:szCs w:val="28"/>
+      <w:lang w:val="en-GB"/>
+    </w:rPr>
+  </w:style>
+  <w:style w:type="character" w:customStyle="1" w:styleId="Kop4Char">
+    <w:name w:val="Kop 4 Char"/>
+    <w:basedOn w:val="Standaardalinea-lettertype"/>
+    <w:link w:val="Kop4"/>
+    <w:uiPriority w:val="9"/>
+    <w:semiHidden/>
+    <w:rsid w:val="00421AEF"/>
+    <w:rPr>
+      <w:rFonts w:eastAsiaTheme="majorEastAsia" w:cstheme="majorBidi"/>
+      <w:i/>
+      <w:iCs/>
+      <w:color w:val="2F5496" w:themeColor="accent1" w:themeShade="BF"/>
+      <w:lang w:val="en-GB"/>
+    </w:rPr>
+  </w:style>
+  <w:style w:type="character" w:customStyle="1" w:styleId="Kop5Char">
+    <w:name w:val="Kop 5 Char"/>
+    <w:basedOn w:val="Standaardalinea-lettertype"/>
+    <w:link w:val="Kop5"/>
+    <w:uiPriority w:val="9"/>
+    <w:semiHidden/>
+    <w:rsid w:val="00421AEF"/>
+    <w:rPr>
+      <w:rFonts w:eastAsiaTheme="majorEastAsia" w:cstheme="majorBidi"/>
+      <w:color w:val="2F5496" w:themeColor="accent1" w:themeShade="BF"/>
+      <w:lang w:val="en-GB"/>
+    </w:rPr>
+  </w:style>
+  <w:style w:type="character" w:customStyle="1" w:styleId="Kop6Char">
+    <w:name w:val="Kop 6 Char"/>
+    <w:basedOn w:val="Standaardalinea-lettertype"/>
+    <w:link w:val="Kop6"/>
+    <w:uiPriority w:val="9"/>
+    <w:semiHidden/>
+    <w:rsid w:val="00421AEF"/>
+    <w:rPr>
+      <w:rFonts w:eastAsiaTheme="majorEastAsia" w:cstheme="majorBidi"/>
+      <w:i/>
+      <w:iCs/>
+      <w:color w:val="595959" w:themeColor="text1" w:themeTint="A6"/>
+      <w:lang w:val="en-GB"/>
+    </w:rPr>
+  </w:style>
+  <w:style w:type="character" w:customStyle="1" w:styleId="Kop7Char">
+    <w:name w:val="Kop 7 Char"/>
+    <w:basedOn w:val="Standaardalinea-lettertype"/>
+    <w:link w:val="Kop7"/>
+    <w:uiPriority w:val="9"/>
+    <w:semiHidden/>
+    <w:rsid w:val="00421AEF"/>
+    <w:rPr>
+      <w:rFonts w:eastAsiaTheme="majorEastAsia" w:cstheme="majorBidi"/>
+      <w:color w:val="595959" w:themeColor="text1" w:themeTint="A6"/>
+      <w:lang w:val="en-GB"/>
+    </w:rPr>
+  </w:style>
+  <w:style w:type="character" w:customStyle="1" w:styleId="Kop8Char">
+    <w:name w:val="Kop 8 Char"/>
+    <w:basedOn w:val="Standaardalinea-lettertype"/>
+    <w:link w:val="Kop8"/>
+    <w:uiPriority w:val="9"/>
+    <w:semiHidden/>
+    <w:rsid w:val="00421AEF"/>
+    <w:rPr>
+      <w:rFonts w:eastAsiaTheme="majorEastAsia" w:cstheme="majorBidi"/>
+      <w:i/>
+      <w:iCs/>
+      <w:color w:val="272727" w:themeColor="text1" w:themeTint="D8"/>
+      <w:lang w:val="en-GB"/>
+    </w:rPr>
+  </w:style>
+  <w:style w:type="character" w:customStyle="1" w:styleId="Kop9Char">
+    <w:name w:val="Kop 9 Char"/>
+    <w:basedOn w:val="Standaardalinea-lettertype"/>
+    <w:link w:val="Kop9"/>
+    <w:uiPriority w:val="9"/>
+    <w:semiHidden/>
+    <w:rsid w:val="00421AEF"/>
+    <w:rPr>
+      <w:rFonts w:eastAsiaTheme="majorEastAsia" w:cstheme="majorBidi"/>
+      <w:color w:val="272727" w:themeColor="text1" w:themeTint="D8"/>
+      <w:lang w:val="en-GB"/>
+    </w:rPr>
+  </w:style>
+  <w:style w:type="paragraph" w:styleId="Titel">
+    <w:name w:val="Title"/>
+    <w:basedOn w:val="Standaard"/>
+    <w:next w:val="Standaard"/>
+    <w:link w:val="TitelChar"/>
+    <w:uiPriority w:val="10"/>
+    <w:qFormat/>
+    <w:rsid w:val="00421AEF"/>
+    <w:pPr>
+      <w:spacing w:after="80"/>
+      <w:contextualSpacing/>
+    </w:pPr>
+    <w:rPr>
+      <w:rFonts w:asciiTheme="majorHAnsi" w:eastAsiaTheme="majorEastAsia" w:hAnsiTheme="majorHAnsi" w:cstheme="majorBidi"/>
+      <w:spacing w:val="-10"/>
+      <w:kern w:val="28"/>
+      <w:sz w:val="56"/>
+      <w:szCs w:val="56"/>
+    </w:rPr>
+  </w:style>
+  <w:style w:type="character" w:customStyle="1" w:styleId="TitelChar">
+    <w:name w:val="Titel Char"/>
+    <w:basedOn w:val="Standaardalinea-lettertype"/>
+    <w:link w:val="Titel"/>
+    <w:uiPriority w:val="10"/>
+    <w:rsid w:val="00421AEF"/>
+    <w:rPr>
+      <w:rFonts w:asciiTheme="majorHAnsi" w:eastAsiaTheme="majorEastAsia" w:hAnsiTheme="majorHAnsi" w:cstheme="majorBidi"/>
+      <w:spacing w:val="-10"/>
+      <w:kern w:val="28"/>
+      <w:sz w:val="56"/>
+      <w:szCs w:val="56"/>
+      <w:lang w:val="en-GB"/>
+    </w:rPr>
+  </w:style>
+  <w:style w:type="paragraph" w:styleId="Ondertitel">
+    <w:name w:val="Subtitle"/>
+    <w:basedOn w:val="Standaard"/>
+    <w:next w:val="Standaard"/>
+    <w:link w:val="OndertitelChar"/>
+    <w:uiPriority w:val="11"/>
+    <w:qFormat/>
+    <w:rsid w:val="00421AEF"/>
     <w:pPr>
       <w:numPr>
         <w:ilvl w:val="1"/>
-        <w:numId w:val="1"/>
       </w:numPr>
-      <w:spacing w:before="200" w:after="120"/>
-      <w:outlineLvl w:val="1"/>
+      <w:spacing w:after="160"/>
     </w:pPr>
     <w:rPr>
-      <w:rFonts w:ascii="Liberation Serif;Times New Roman" w:hAnsi="Liberation Serif;Times New Roman" w:eastAsia="SimSun;宋体" w:cs="Mangal"/>
+      <w:rFonts w:asciiTheme="minorHAnsi" w:eastAsiaTheme="majorEastAsia" w:hAnsiTheme="minorHAnsi" w:cstheme="majorBidi"/>
+      <w:color w:val="595959" w:themeColor="text1" w:themeTint="A6"/>
+      <w:spacing w:val="15"/>
+      <w:sz w:val="28"/>
+      <w:szCs w:val="28"/>
+    </w:rPr>
+  </w:style>
+  <w:style w:type="character" w:customStyle="1" w:styleId="OndertitelChar">
+    <w:name w:val="Ondertitel Char"/>
+    <w:basedOn w:val="Standaardalinea-lettertype"/>
+    <w:link w:val="Ondertitel"/>
+    <w:uiPriority w:val="11"/>
+    <w:rsid w:val="00421AEF"/>
+    <w:rPr>
+      <w:rFonts w:eastAsiaTheme="majorEastAsia" w:cstheme="majorBidi"/>
+      <w:color w:val="595959" w:themeColor="text1" w:themeTint="A6"/>
+      <w:spacing w:val="15"/>
+      <w:sz w:val="28"/>
+      <w:szCs w:val="28"/>
+      <w:lang w:val="en-GB"/>
+    </w:rPr>
+  </w:style>
+  <w:style w:type="paragraph" w:styleId="Citaat">
+    <w:name w:val="Quote"/>
+    <w:basedOn w:val="Standaard"/>
+    <w:next w:val="Standaard"/>
+    <w:link w:val="CitaatChar"/>
+    <w:uiPriority w:val="29"/>
+    <w:qFormat/>
+    <w:rsid w:val="00421AEF"/>
+    <w:pPr>
+      <w:spacing w:before="160" w:after="160"/>
+      <w:jc w:val="center"/>
+    </w:pPr>
+    <w:rPr>
+      <w:i/>
+      <w:iCs/>
+      <w:color w:val="404040" w:themeColor="text1" w:themeTint="BF"/>
+    </w:rPr>
+  </w:style>
+  <w:style w:type="character" w:customStyle="1" w:styleId="CitaatChar">
+    <w:name w:val="Citaat Char"/>
+    <w:basedOn w:val="Standaardalinea-lettertype"/>
+    <w:link w:val="Citaat"/>
+    <w:uiPriority w:val="29"/>
+    <w:rsid w:val="00421AEF"/>
+    <w:rPr>
+      <w:rFonts w:ascii="Times New Roman" w:hAnsi="Times New Roman"/>
+      <w:i/>
+      <w:iCs/>
+      <w:color w:val="404040" w:themeColor="text1" w:themeTint="BF"/>
+      <w:lang w:val="en-GB"/>
+    </w:rPr>
+  </w:style>
+  <w:style w:type="paragraph" w:styleId="Lijstalinea">
+    <w:name w:val="List Paragraph"/>
+    <w:basedOn w:val="Standaard"/>
+    <w:uiPriority w:val="34"/>
+    <w:qFormat/>
+    <w:rsid w:val="00421AEF"/>
+    <w:pPr>
+      <w:ind w:left="720"/>
+      <w:contextualSpacing/>
+    </w:pPr>
+  </w:style>
+  <w:style w:type="character" w:styleId="Intensievebenadrukking">
+    <w:name w:val="Intense Emphasis"/>
+    <w:basedOn w:val="Standaardalinea-lettertype"/>
+    <w:uiPriority w:val="21"/>
+    <w:qFormat/>
+    <w:rsid w:val="00421AEF"/>
+    <w:rPr>
+      <w:i/>
+      <w:iCs/>
+      <w:color w:val="2F5496" w:themeColor="accent1" w:themeShade="BF"/>
+    </w:rPr>
+  </w:style>
+  <w:style w:type="paragraph" w:styleId="Duidelijkcitaat">
+    <w:name w:val="Intense Quote"/>
+    <w:basedOn w:val="Standaard"/>
+    <w:next w:val="Standaard"/>
+    <w:link w:val="DuidelijkcitaatChar"/>
+    <w:uiPriority w:val="30"/>
+    <w:qFormat/>
+    <w:rsid w:val="00421AEF"/>
+    <w:pPr>
+      <w:pBdr>
+        <w:top w:val="single" w:sz="4" w:space="10" w:color="2F5496" w:themeColor="accent1" w:themeShade="BF"/>
+        <w:bottom w:val="single" w:sz="4" w:space="10" w:color="2F5496" w:themeColor="accent1" w:themeShade="BF"/>
+      </w:pBdr>
+      <w:spacing w:before="360" w:after="360"/>
+      <w:ind w:left="864" w:right="864"/>
+      <w:jc w:val="center"/>
+    </w:pPr>
+    <w:rPr>
+      <w:i/>
+      <w:iCs/>
+      <w:color w:val="2F5496" w:themeColor="accent1" w:themeShade="BF"/>
+    </w:rPr>
+  </w:style>
+  <w:style w:type="character" w:customStyle="1" w:styleId="DuidelijkcitaatChar">
+    <w:name w:val="Duidelijk citaat Char"/>
+    <w:basedOn w:val="Standaardalinea-lettertype"/>
+    <w:link w:val="Duidelijkcitaat"/>
+    <w:uiPriority w:val="30"/>
+    <w:rsid w:val="00421AEF"/>
+    <w:rPr>
+      <w:rFonts w:ascii="Times New Roman" w:hAnsi="Times New Roman"/>
+      <w:i/>
+      <w:iCs/>
+      <w:color w:val="2F5496" w:themeColor="accent1" w:themeShade="BF"/>
+      <w:lang w:val="en-GB"/>
+    </w:rPr>
+  </w:style>
+  <w:style w:type="character" w:styleId="Intensieveverwijzing">
+    <w:name w:val="Intense Reference"/>
+    <w:basedOn w:val="Standaardalinea-lettertype"/>
+    <w:uiPriority w:val="32"/>
+    <w:qFormat/>
+    <w:rsid w:val="00421AEF"/>
+    <w:rPr>
       <w:b/>
       <w:bCs/>
-      <w:sz w:val="36"/>
-      <w:szCs w:val="36"/>
-    </w:rPr>
-  </w:style>
-  <w:style w:type="character" w:styleId="Standaardalinea-lettertype">
-    <w:name w:val="Standaardalinea-lettertype"/>
-    <w:qFormat/>
-    <w:rPr/>
-  </w:style>
-  <w:style w:type="character" w:styleId="WW8Num1z0">
+      <w:smallCaps/>
+      <w:color w:val="2F5496" w:themeColor="accent1" w:themeShade="BF"/>
+      <w:spacing w:val="5"/>
+    </w:rPr>
+  </w:style>
+  <w:style w:type="character" w:customStyle="1" w:styleId="WW8Num1z0">
     <w:name w:val="WW8Num1z0"/>
-    <w:qFormat/>
-    <w:rPr/>
-  </w:style>
-  <w:style w:type="character" w:styleId="WW8Num1z1">
+    <w:rsid w:val="00421AEF"/>
+  </w:style>
+  <w:style w:type="character" w:customStyle="1" w:styleId="WW8Num1z1">
     <w:name w:val="WW8Num1z1"/>
-    <w:qFormat/>
-    <w:rPr/>
-  </w:style>
-  <w:style w:type="character" w:styleId="WW8Num1z2">
+    <w:rsid w:val="00421AEF"/>
+  </w:style>
+  <w:style w:type="character" w:customStyle="1" w:styleId="WW8Num1z2">
     <w:name w:val="WW8Num1z2"/>
-    <w:qFormat/>
-    <w:rPr/>
-  </w:style>
-  <w:style w:type="character" w:styleId="WW8Num1z3">
+    <w:rsid w:val="00421AEF"/>
+  </w:style>
+  <w:style w:type="character" w:customStyle="1" w:styleId="WW8Num1z3">
     <w:name w:val="WW8Num1z3"/>
-    <w:qFormat/>
-    <w:rPr/>
-  </w:style>
-  <w:style w:type="character" w:styleId="WW8Num1z4">
+    <w:rsid w:val="00421AEF"/>
+  </w:style>
+  <w:style w:type="character" w:customStyle="1" w:styleId="WW8Num1z4">
     <w:name w:val="WW8Num1z4"/>
-    <w:qFormat/>
-    <w:rPr/>
-  </w:style>
-  <w:style w:type="character" w:styleId="WW8Num1z5">
+    <w:rsid w:val="00421AEF"/>
+  </w:style>
+  <w:style w:type="character" w:customStyle="1" w:styleId="WW8Num1z5">
     <w:name w:val="WW8Num1z5"/>
-    <w:qFormat/>
-    <w:rPr/>
-  </w:style>
-  <w:style w:type="character" w:styleId="WW8Num1z6">
+    <w:rsid w:val="00421AEF"/>
+  </w:style>
+  <w:style w:type="character" w:customStyle="1" w:styleId="WW8Num1z6">
     <w:name w:val="WW8Num1z6"/>
-    <w:qFormat/>
-    <w:rPr/>
-  </w:style>
-  <w:style w:type="character" w:styleId="WW8Num1z7">
+    <w:rsid w:val="00421AEF"/>
+  </w:style>
+  <w:style w:type="character" w:customStyle="1" w:styleId="WW8Num1z7">
     <w:name w:val="WW8Num1z7"/>
-    <w:qFormat/>
-    <w:rPr/>
-  </w:style>
-  <w:style w:type="character" w:styleId="WW8Num1z8">
+    <w:rsid w:val="00421AEF"/>
+  </w:style>
+  <w:style w:type="character" w:customStyle="1" w:styleId="WW8Num1z8">
     <w:name w:val="WW8Num1z8"/>
-    <w:qFormat/>
-    <w:rPr/>
-  </w:style>
-  <w:style w:type="character" w:styleId="Standaardalinea-lettertype1">
+    <w:rsid w:val="00421AEF"/>
+  </w:style>
+  <w:style w:type="character" w:customStyle="1" w:styleId="Standaardalinea-lettertype1">
     <w:name w:val="Standaardalinea-lettertype1"/>
-    <w:qFormat/>
-    <w:rPr/>
+    <w:rsid w:val="00421AEF"/>
   </w:style>
   <w:style w:type="character" w:styleId="Hyperlink">
     <w:name w:val="Hyperlink"/>
+    <w:rsid w:val="00421AEF"/>
     <w:rPr>
       <w:color w:val="000080"/>
       <w:u w:val="single"/>
-      <w:lang w:val="zxx" w:bidi="zxx"/>
-    </w:rPr>
-  </w:style>
-  <w:style w:type="character" w:styleId="Emphasis">
+      <w:lang/>
+    </w:rPr>
+  </w:style>
+  <w:style w:type="character" w:customStyle="1" w:styleId="ListLabel1">
+    <w:name w:val="ListLabel 1"/>
+    <w:rsid w:val="00421AEF"/>
+    <w:rPr>
+      <w:color w:val="000000"/>
+      <w:lang w:val="en-GB"/>
+    </w:rPr>
+  </w:style>
+  <w:style w:type="character" w:styleId="Nadruk">
     <w:name w:val="Emphasis"/>
     <w:qFormat/>
+    <w:rsid w:val="00421AEF"/>
     <w:rPr>
       <w:i/>
       <w:iCs/>
     </w:rPr>
   </w:style>
-  <w:style w:type="character" w:styleId="Puces">
+  <w:style w:type="character" w:customStyle="1" w:styleId="ListLabel2">
+    <w:name w:val="ListLabel 2"/>
+    <w:rsid w:val="00421AEF"/>
+    <w:rPr>
+      <w:bCs/>
+      <w:color w:val="000000"/>
+      <w:lang w:val="en-GB"/>
+    </w:rPr>
+  </w:style>
+  <w:style w:type="character" w:customStyle="1" w:styleId="ListLabel3">
+    <w:name w:val="ListLabel 3"/>
+    <w:rsid w:val="00421AEF"/>
+    <w:rPr>
+      <w:bCs/>
+      <w:u w:val="none"/>
+      <w:lang w:val="en-GB"/>
+    </w:rPr>
+  </w:style>
+  <w:style w:type="character" w:customStyle="1" w:styleId="ListLabel4">
+    <w:name w:val="ListLabel 4"/>
+    <w:rsid w:val="00421AEF"/>
+    <w:rPr>
+      <w:rFonts w:ascii="Times New Roman" w:hAnsi="Times New Roman" w:cs="Times New Roman"/>
+      <w:u w:val="none"/>
+      <w:lang w:val="en-GB"/>
+    </w:rPr>
+  </w:style>
+  <w:style w:type="character" w:customStyle="1" w:styleId="Puces">
     <w:name w:val="Puces"/>
-    <w:qFormat/>
-    <w:rPr>
-      <w:rFonts w:ascii="OpenSymbol;Arial Unicode MS" w:hAnsi="OpenSymbol;Arial Unicode MS" w:eastAsia="OpenSymbol;Arial Unicode MS" w:cs="OpenSymbol;Arial Unicode MS"/>
-    </w:rPr>
-  </w:style>
-  <w:style w:type="character" w:styleId="KoptekstChar">
+    <w:rsid w:val="00421AEF"/>
+    <w:rPr>
+      <w:rFonts w:ascii="OpenSymbol" w:eastAsia="OpenSymbol" w:hAnsi="OpenSymbol" w:cs="OpenSymbol"/>
+    </w:rPr>
+  </w:style>
+  <w:style w:type="character" w:customStyle="1" w:styleId="KoptekstChar">
     <w:name w:val="Koptekst Char"/>
-    <w:qFormat/>
-    <w:rPr>
-      <w:rFonts w:ascii="Liberation Serif;Times New Roman" w:hAnsi="Liberation Serif;Times New Roman" w:eastAsia="SimSun;宋体" w:cs="Mangal"/>
+    <w:rsid w:val="00421AEF"/>
+    <w:rPr>
+      <w:rFonts w:ascii="Liberation Serif" w:eastAsia="SimSun" w:hAnsi="Liberation Serif" w:cs="Mangal"/>
       <w:kern w:val="2"/>
       <w:sz w:val="24"/>
       <w:szCs w:val="21"/>
-      <w:lang w:val="fr-FR"/>
-    </w:rPr>
-  </w:style>
-  <w:style w:type="character" w:styleId="VoettekstChar">
+      <w:lang w:val="fr-FR" w:eastAsia="zh-CN" w:bidi="hi-IN"/>
+    </w:rPr>
+  </w:style>
+  <w:style w:type="character" w:customStyle="1" w:styleId="VoettekstChar">
     <w:name w:val="Voettekst Char"/>
-    <w:qFormat/>
-    <w:rPr>
-      <w:rFonts w:ascii="Liberation Serif;Times New Roman" w:hAnsi="Liberation Serif;Times New Roman" w:eastAsia="SimSun;宋体" w:cs="Mangal"/>
+    <w:uiPriority w:val="99"/>
+    <w:rsid w:val="00421AEF"/>
+    <w:rPr>
+      <w:rFonts w:ascii="Liberation Serif" w:eastAsia="SimSun" w:hAnsi="Liberation Serif" w:cs="Mangal"/>
       <w:kern w:val="2"/>
       <w:sz w:val="24"/>
       <w:szCs w:val="21"/>
-      <w:lang w:val="fr-FR"/>
-    </w:rPr>
-  </w:style>
-  <w:style w:type="character" w:styleId="PageNumber">
+      <w:lang w:val="fr-FR" w:eastAsia="zh-CN" w:bidi="hi-IN"/>
+    </w:rPr>
+  </w:style>
+  <w:style w:type="character" w:styleId="Paginanummer">
     <w:name w:val="page number"/>
-    <w:rPr/>
+    <w:rsid w:val="00421AEF"/>
   </w:style>
   <w:style w:type="character" w:styleId="Onopgelostemelding">
-    <w:name w:val="Onopgeloste melding"/>
-    <w:qFormat/>
+    <w:name w:val="Unresolved Mention"/>
+    <w:rsid w:val="00421AEF"/>
     <w:rPr>
       <w:color w:val="605E5C"/>
-      <w:shd w:fill="E1DFDD" w:val="clear"/>
-    </w:rPr>
-  </w:style>
-  <w:style w:type="character" w:styleId="Verwijzingopmerking">
-    <w:name w:val="Verwijzing opmerking"/>
-    <w:qFormat/>
-    <w:rPr>
-      <w:sz w:val="16"/>
-      <w:szCs w:val="16"/>
-    </w:rPr>
-  </w:style>
-  <w:style w:type="character" w:styleId="TekstopmerkingChar">
-    <w:name w:val="Tekst opmerking Char"/>
-    <w:qFormat/>
-    <w:rPr>
-      <w:lang w:val="nl-NL"/>
-    </w:rPr>
-  </w:style>
-  <w:style w:type="character" w:styleId="OnderwerpvanopmerkingChar">
-    <w:name w:val="Onderwerp van opmerking Char"/>
-    <w:qFormat/>
-    <w:rPr>
-      <w:b/>
-      <w:bCs/>
-      <w:lang w:val="nl-NL"/>
-    </w:rPr>
-  </w:style>
-  <w:style w:type="character" w:styleId="BallontekstChar">
-    <w:name w:val="Ballontekst Char"/>
-    <w:qFormat/>
-    <w:rPr>
-      <w:sz w:val="18"/>
-      <w:szCs w:val="18"/>
-      <w:lang w:val="nl-NL"/>
-    </w:rPr>
-  </w:style>
-  <w:style w:type="paragraph" w:styleId="Heading">
-    <w:name w:val="Heading"/>
-    <w:basedOn w:val="Normal"/>
-    <w:next w:val="BodyText"/>
-    <w:qFormat/>
+      <w:shd w:val="clear" w:color="auto" w:fill="E1DFDD"/>
+    </w:rPr>
+  </w:style>
+  <w:style w:type="paragraph" w:customStyle="1" w:styleId="Titre">
+    <w:name w:val="Titre"/>
+    <w:basedOn w:val="Standaard"/>
+    <w:next w:val="Plattetekst"/>
+    <w:rsid w:val="00421AEF"/>
     <w:pPr>
-      <w:keepNext w:val="true"/>
+      <w:keepNext/>
       <w:spacing w:before="240" w:after="120"/>
     </w:pPr>
     <w:rPr>
-      <w:rFonts w:ascii="Liberation Sans" w:hAnsi="Liberation Sans" w:eastAsia="Arial Unicode MS" w:cs="Arial Unicode MS"/>
+      <w:rFonts w:ascii="Liberation Sans" w:eastAsia="Microsoft YaHei" w:hAnsi="Liberation Sans" w:cs="Mangal"/>
       <w:sz w:val="28"/>
       <w:szCs w:val="28"/>
     </w:rPr>
   </w:style>
-  <w:style w:type="paragraph" w:styleId="BodyText">
+  <w:style w:type="paragraph" w:styleId="Plattetekst">
     <w:name w:val="Body Text"/>
-    <w:basedOn w:val="Normal"/>
+    <w:basedOn w:val="Standaard"/>
+    <w:link w:val="PlattetekstChar"/>
+    <w:rsid w:val="00421AEF"/>
     <w:pPr>
-      <w:spacing w:lineRule="auto" w:line="276" w:before="0" w:after="140"/>
+      <w:spacing w:after="140" w:line="276" w:lineRule="auto"/>
     </w:pPr>
-    <w:rPr/>
-  </w:style>
-  <w:style w:type="paragraph" w:styleId="List">
+  </w:style>
+  <w:style w:type="character" w:customStyle="1" w:styleId="PlattetekstChar">
+    <w:name w:val="Platte tekst Char"/>
+    <w:basedOn w:val="Standaardalinea-lettertype"/>
+    <w:link w:val="Plattetekst"/>
+    <w:rsid w:val="00421AEF"/>
+    <w:rPr>
+      <w:rFonts w:ascii="Times New Roman" w:eastAsia="SimSun" w:hAnsi="Times New Roman" w:cs="Times New Roman"/>
+      <w:kern w:val="0"/>
+      <w:lang w:eastAsia="nl-NL"/>
+      <w14:ligatures w14:val="none"/>
+    </w:rPr>
+  </w:style>
+  <w:style w:type="paragraph" w:styleId="Lijst">
     <w:name w:val="List"/>
-    <w:basedOn w:val="BodyText"/>
-    <w:pPr/>
+    <w:basedOn w:val="Plattetekst"/>
+    <w:rsid w:val="00421AEF"/>
     <w:rPr>
       <w:rFonts w:cs="Mangal"/>
     </w:rPr>
   </w:style>
-  <w:style w:type="paragraph" w:styleId="Caption">
+  <w:style w:type="paragraph" w:styleId="Bijschrift">
     <w:name w:val="caption"/>
-    <w:basedOn w:val="Normal"/>
+    <w:basedOn w:val="Standaard"/>
     <w:qFormat/>
+    <w:rsid w:val="00421AEF"/>
     <w:pPr>
       <w:suppressLineNumbers/>
       <w:spacing w:before="120" w:after="120"/>
     </w:pPr>
     <w:rPr>
-      <w:rFonts w:cs="Arial Unicode MS"/>
+      <w:rFonts w:cs="Mangal"/>
       <w:i/>
       <w:iCs/>
-      <w:sz w:val="24"/>
-      <w:szCs w:val="24"/>
-    </w:rPr>
-  </w:style>
-  <w:style w:type="paragraph" w:styleId="Index">
+    </w:rPr>
+  </w:style>
+  <w:style w:type="paragraph" w:customStyle="1" w:styleId="Index">
     <w:name w:val="Index"/>
-    <w:basedOn w:val="Normal"/>
-    <w:qFormat/>
+    <w:basedOn w:val="Standaard"/>
+    <w:rsid w:val="00421AEF"/>
     <w:pPr>
       <w:suppressLineNumbers/>
     </w:pPr>
@@ -2601,25 +3574,10 @@
       <w:rFonts w:cs="Mangal"/>
     </w:rPr>
   </w:style>
-  <w:style w:type="paragraph" w:styleId="Titre">
-    <w:name w:val="Titre"/>
-    <w:basedOn w:val="Normal"/>
-    <w:next w:val="BodyText"/>
-    <w:qFormat/>
-    <w:pPr>
-      <w:keepNext w:val="true"/>
-      <w:spacing w:before="240" w:after="120"/>
-    </w:pPr>
-    <w:rPr>
-      <w:rFonts w:ascii="Liberation Sans;Arial" w:hAnsi="Liberation Sans;Arial" w:eastAsia="Microsoft YaHei" w:cs="Mangal"/>
-      <w:sz w:val="28"/>
-      <w:szCs w:val="28"/>
-    </w:rPr>
-  </w:style>
-  <w:style w:type="paragraph" w:styleId="Bijschrift">
-    <w:name w:val="Bijschrift"/>
-    <w:basedOn w:val="Normal"/>
-    <w:qFormat/>
+  <w:style w:type="paragraph" w:customStyle="1" w:styleId="Bijschrift1">
+    <w:name w:val="Bijschrift1"/>
+    <w:basedOn w:val="Standaard"/>
+    <w:rsid w:val="00421AEF"/>
     <w:pPr>
       <w:suppressLineNumbers/>
       <w:spacing w:before="120" w:after="120"/>
@@ -2628,235 +3586,399 @@
       <w:rFonts w:cs="Mangal"/>
       <w:i/>
       <w:iCs/>
-      <w:sz w:val="24"/>
-      <w:szCs w:val="24"/>
-    </w:rPr>
-  </w:style>
-  <w:style w:type="paragraph" w:styleId="Bijschrift1">
-    <w:name w:val="Bijschrift1"/>
-    <w:basedOn w:val="Normal"/>
-    <w:qFormat/>
+    </w:rPr>
+  </w:style>
+  <w:style w:type="paragraph" w:customStyle="1" w:styleId="Standard">
+    <w:name w:val="Standard"/>
+    <w:rsid w:val="00421AEF"/>
     <w:pPr>
-      <w:suppressLineNumbers/>
-      <w:spacing w:before="120" w:after="120"/>
-    </w:pPr>
-    <w:rPr>
-      <w:rFonts w:cs="Mangal"/>
-      <w:i/>
-      <w:iCs/>
-      <w:sz w:val="24"/>
-      <w:szCs w:val="24"/>
-    </w:rPr>
-  </w:style>
-  <w:style w:type="paragraph" w:styleId="Standard">
-    <w:name w:val="Standard"/>
-    <w:qFormat/>
-    <w:pPr>
-      <w:widowControl/>
-      <w:suppressAutoHyphens w:val="true"/>
-      <w:bidi w:val="0"/>
+      <w:suppressAutoHyphens/>
       <w:textAlignment w:val="baseline"/>
     </w:pPr>
     <w:rPr>
-      <w:rFonts w:ascii="Liberation Serif;Times New Roman" w:hAnsi="Liberation Serif;Times New Roman" w:eastAsia="SimSun;宋体" w:cs="Mangal"/>
-      <w:color w:val="auto"/>
-      <w:kern w:val="2"/>
-      <w:sz w:val="24"/>
-      <w:szCs w:val="24"/>
+      <w:rFonts w:ascii="Liberation Serif" w:eastAsia="SimSun" w:hAnsi="Liberation Serif" w:cs="Mangal"/>
       <w:lang w:val="fr-FR" w:eastAsia="zh-CN" w:bidi="hi-IN"/>
-    </w:rPr>
-  </w:style>
-  <w:style w:type="paragraph" w:styleId="NormalWeb1">
+      <w14:ligatures w14:val="none"/>
+    </w:rPr>
+  </w:style>
+  <w:style w:type="paragraph" w:customStyle="1" w:styleId="NormalWeb1">
     <w:name w:val="Normal (Web)1"/>
     <w:basedOn w:val="Standard"/>
-    <w:qFormat/>
+    <w:rsid w:val="00421AEF"/>
     <w:pPr>
       <w:spacing w:before="280" w:after="280"/>
     </w:pPr>
     <w:rPr>
-      <w:rFonts w:ascii="Times New Roman" w:hAnsi="Times New Roman" w:eastAsia="Times New Roman" w:cs="Times New Roman"/>
-    </w:rPr>
-  </w:style>
-  <w:style w:type="paragraph" w:styleId="Textbody">
+      <w:rFonts w:ascii="Times New Roman" w:eastAsia="Times New Roman" w:hAnsi="Times New Roman" w:cs="Times New Roman"/>
+    </w:rPr>
+  </w:style>
+  <w:style w:type="paragraph" w:customStyle="1" w:styleId="Textbody">
     <w:name w:val="Text body"/>
     <w:basedOn w:val="Standard"/>
-    <w:qFormat/>
+    <w:rsid w:val="00421AEF"/>
     <w:pPr>
-      <w:spacing w:lineRule="auto" w:line="276" w:before="0" w:after="140"/>
+      <w:spacing w:after="140" w:line="276" w:lineRule="auto"/>
     </w:pPr>
-    <w:rPr/>
-  </w:style>
-  <w:style w:type="paragraph" w:styleId="HeaderandFooter">
-    <w:name w:val="Header and Footer"/>
-    <w:basedOn w:val="Normal"/>
-    <w:qFormat/>
+  </w:style>
+  <w:style w:type="paragraph" w:styleId="Koptekst">
+    <w:name w:val="header"/>
+    <w:basedOn w:val="Standaard"/>
+    <w:link w:val="KoptekstChar1"/>
+    <w:rsid w:val="00421AEF"/>
     <w:pPr>
-      <w:suppressLineNumbers/>
       <w:tabs>
-        <w:tab w:val="clear" w:pos="709"/>
-        <w:tab w:val="center" w:pos="4819" w:leader="none"/>
-        <w:tab w:val="right" w:pos="9638" w:leader="none"/>
+        <w:tab w:val="center" w:pos="4536"/>
+        <w:tab w:val="right" w:pos="9072"/>
       </w:tabs>
     </w:pPr>
-    <w:rPr/>
-  </w:style>
-  <w:style w:type="paragraph" w:styleId="Header">
-    <w:name w:val="header"/>
-    <w:basedOn w:val="Normal"/>
+    <w:rPr>
+      <w:szCs w:val="21"/>
+    </w:rPr>
+  </w:style>
+  <w:style w:type="character" w:customStyle="1" w:styleId="KoptekstChar1">
+    <w:name w:val="Koptekst Char1"/>
+    <w:basedOn w:val="Standaardalinea-lettertype"/>
+    <w:link w:val="Koptekst"/>
+    <w:rsid w:val="00421AEF"/>
+    <w:rPr>
+      <w:rFonts w:ascii="Times New Roman" w:eastAsia="SimSun" w:hAnsi="Times New Roman" w:cs="Times New Roman"/>
+      <w:kern w:val="0"/>
+      <w:szCs w:val="21"/>
+      <w:lang w:eastAsia="nl-NL"/>
+      <w14:ligatures w14:val="none"/>
+    </w:rPr>
+  </w:style>
+  <w:style w:type="paragraph" w:styleId="Voettekst">
+    <w:name w:val="footer"/>
+    <w:basedOn w:val="Standaard"/>
+    <w:link w:val="VoettekstChar1"/>
+    <w:uiPriority w:val="99"/>
+    <w:rsid w:val="00421AEF"/>
     <w:pPr>
       <w:tabs>
-        <w:tab w:val="clear" w:pos="709"/>
-        <w:tab w:val="center" w:pos="4536" w:leader="none"/>
-        <w:tab w:val="right" w:pos="9072" w:leader="none"/>
+        <w:tab w:val="center" w:pos="4536"/>
+        <w:tab w:val="right" w:pos="9072"/>
       </w:tabs>
     </w:pPr>
     <w:rPr>
       <w:szCs w:val="21"/>
     </w:rPr>
   </w:style>
-  <w:style w:type="paragraph" w:styleId="Footer">
-    <w:name w:val="footer"/>
-    <w:basedOn w:val="Normal"/>
-    <w:pPr>
-      <w:tabs>
-        <w:tab w:val="clear" w:pos="709"/>
-        <w:tab w:val="center" w:pos="4536" w:leader="none"/>
-        <w:tab w:val="right" w:pos="9072" w:leader="none"/>
-      </w:tabs>
-    </w:pPr>
-    <w:rPr>
+  <w:style w:type="character" w:customStyle="1" w:styleId="VoettekstChar1">
+    <w:name w:val="Voettekst Char1"/>
+    <w:basedOn w:val="Standaardalinea-lettertype"/>
+    <w:link w:val="Voettekst"/>
+    <w:uiPriority w:val="99"/>
+    <w:rsid w:val="00421AEF"/>
+    <w:rPr>
+      <w:rFonts w:ascii="Times New Roman" w:eastAsia="SimSun" w:hAnsi="Times New Roman" w:cs="Times New Roman"/>
+      <w:kern w:val="0"/>
       <w:szCs w:val="21"/>
-    </w:rPr>
-  </w:style>
-  <w:style w:type="paragraph" w:styleId="Contenudecadre">
+      <w:lang w:eastAsia="nl-NL"/>
+      <w14:ligatures w14:val="none"/>
+    </w:rPr>
+  </w:style>
+  <w:style w:type="paragraph" w:customStyle="1" w:styleId="Contenudecadre">
     <w:name w:val="Contenu de cadre"/>
-    <w:basedOn w:val="Normal"/>
-    <w:qFormat/>
-    <w:pPr/>
-    <w:rPr/>
+    <w:basedOn w:val="Standaard"/>
+    <w:rsid w:val="00421AEF"/>
+  </w:style>
+  <w:style w:type="character" w:styleId="Verwijzingopmerking">
+    <w:name w:val="annotation reference"/>
+    <w:uiPriority w:val="99"/>
+    <w:semiHidden/>
+    <w:unhideWhenUsed/>
+    <w:rsid w:val="00421AEF"/>
+    <w:rPr>
+      <w:sz w:val="16"/>
+      <w:szCs w:val="16"/>
+    </w:rPr>
   </w:style>
   <w:style w:type="paragraph" w:styleId="Tekstopmerking">
-    <w:name w:val="Tekst opmerking"/>
-    <w:basedOn w:val="Normal"/>
-    <w:qFormat/>
-    <w:pPr/>
+    <w:name w:val="annotation text"/>
+    <w:basedOn w:val="Standaard"/>
+    <w:link w:val="TekstopmerkingChar"/>
+    <w:uiPriority w:val="99"/>
+    <w:semiHidden/>
+    <w:unhideWhenUsed/>
+    <w:rsid w:val="00421AEF"/>
     <w:rPr>
       <w:sz w:val="20"/>
       <w:szCs w:val="20"/>
     </w:rPr>
   </w:style>
+  <w:style w:type="character" w:customStyle="1" w:styleId="TekstopmerkingChar">
+    <w:name w:val="Tekst opmerking Char"/>
+    <w:basedOn w:val="Standaardalinea-lettertype"/>
+    <w:link w:val="Tekstopmerking"/>
+    <w:uiPriority w:val="99"/>
+    <w:semiHidden/>
+    <w:rsid w:val="00421AEF"/>
+    <w:rPr>
+      <w:rFonts w:ascii="Times New Roman" w:eastAsia="SimSun" w:hAnsi="Times New Roman" w:cs="Times New Roman"/>
+      <w:kern w:val="0"/>
+      <w:sz w:val="20"/>
+      <w:szCs w:val="20"/>
+      <w:lang w:eastAsia="nl-NL"/>
+      <w14:ligatures w14:val="none"/>
+    </w:rPr>
+  </w:style>
   <w:style w:type="paragraph" w:styleId="Onderwerpvanopmerking">
-    <w:name w:val="Onderwerp van opmerking"/>
+    <w:name w:val="annotation subject"/>
     <w:basedOn w:val="Tekstopmerking"/>
     <w:next w:val="Tekstopmerking"/>
-    <w:qFormat/>
-    <w:pPr/>
+    <w:link w:val="OnderwerpvanopmerkingChar"/>
+    <w:uiPriority w:val="99"/>
+    <w:semiHidden/>
+    <w:unhideWhenUsed/>
+    <w:rsid w:val="00421AEF"/>
     <w:rPr>
       <w:b/>
       <w:bCs/>
     </w:rPr>
   </w:style>
+  <w:style w:type="character" w:customStyle="1" w:styleId="OnderwerpvanopmerkingChar">
+    <w:name w:val="Onderwerp van opmerking Char"/>
+    <w:basedOn w:val="TekstopmerkingChar"/>
+    <w:link w:val="Onderwerpvanopmerking"/>
+    <w:uiPriority w:val="99"/>
+    <w:semiHidden/>
+    <w:rsid w:val="00421AEF"/>
+    <w:rPr>
+      <w:rFonts w:ascii="Times New Roman" w:eastAsia="SimSun" w:hAnsi="Times New Roman" w:cs="Times New Roman"/>
+      <w:b/>
+      <w:bCs/>
+      <w:kern w:val="0"/>
+      <w:sz w:val="20"/>
+      <w:szCs w:val="20"/>
+      <w:lang w:eastAsia="nl-NL"/>
+      <w14:ligatures w14:val="none"/>
+    </w:rPr>
+  </w:style>
   <w:style w:type="paragraph" w:styleId="Ballontekst">
-    <w:name w:val="Ballontekst"/>
-    <w:basedOn w:val="Normal"/>
-    <w:qFormat/>
-    <w:pPr/>
+    <w:name w:val="Balloon Text"/>
+    <w:basedOn w:val="Standaard"/>
+    <w:link w:val="BallontekstChar"/>
+    <w:uiPriority w:val="99"/>
+    <w:semiHidden/>
+    <w:unhideWhenUsed/>
+    <w:rsid w:val="00421AEF"/>
     <w:rPr>
       <w:sz w:val="18"/>
       <w:szCs w:val="18"/>
     </w:rPr>
   </w:style>
-  <w:style w:type="paragraph" w:styleId="FrameContents">
-    <w:name w:val="Frame Contents"/>
-    <w:basedOn w:val="Normal"/>
-    <w:qFormat/>
-    <w:pPr/>
-    <w:rPr/>
-  </w:style>
-  <w:style w:type="numbering" w:styleId="WW8Num1">
-    <w:name w:val="WW8Num1"/>
-    <w:qFormat/>
+  <w:style w:type="character" w:customStyle="1" w:styleId="BallontekstChar">
+    <w:name w:val="Ballontekst Char"/>
+    <w:basedOn w:val="Standaardalinea-lettertype"/>
+    <w:link w:val="Ballontekst"/>
+    <w:uiPriority w:val="99"/>
+    <w:semiHidden/>
+    <w:rsid w:val="00421AEF"/>
+    <w:rPr>
+      <w:rFonts w:ascii="Times New Roman" w:eastAsia="SimSun" w:hAnsi="Times New Roman" w:cs="Times New Roman"/>
+      <w:kern w:val="0"/>
+      <w:sz w:val="18"/>
+      <w:szCs w:val="18"/>
+      <w:lang w:eastAsia="nl-NL"/>
+      <w14:ligatures w14:val="none"/>
+    </w:rPr>
   </w:style>
 </w:styles>
 </file>
 
 <file path=word/theme/theme1.xml><?xml version="1.0" encoding="utf-8"?>
-<a:theme xmlns:a="http://schemas.openxmlformats.org/drawingml/2006/main" xmlns:r="http://schemas.openxmlformats.org/officeDocument/2006/relationships" name="Office">
+<a:theme xmlns:a="http://schemas.openxmlformats.org/drawingml/2006/main" name="Office-thema">
   <a:themeElements>
-    <a:clrScheme name="LibreOffice">
+    <a:clrScheme name="Office">
       <a:dk1>
-        <a:srgbClr val="000000"/>
+        <a:sysClr val="windowText" lastClr="000000"/>
       </a:dk1>
       <a:lt1>
-        <a:srgbClr val="FFFFFF"/>
+        <a:sysClr val="window" lastClr="FFFFFF"/>
       </a:lt1>
       <a:dk2>
-        <a:srgbClr val="000000"/>
+        <a:srgbClr val="44546A"/>
       </a:dk2>
       <a:lt2>
-        <a:srgbClr val="FFFFFF"/>
+        <a:srgbClr val="E7E6E6"/>
       </a:lt2>
       <a:accent1>
-        <a:srgbClr val="18A303"/>
+        <a:srgbClr val="4472C4"/>
       </a:accent1>
       <a:accent2>
-        <a:srgbClr val="0369A3"/>
+        <a:srgbClr val="ED7D31"/>
       </a:accent2>
       <a:accent3>
-        <a:srgbClr val="A33E03"/>
+        <a:srgbClr val="A5A5A5"/>
       </a:accent3>
       <a:accent4>
-        <a:srgbClr val="8E03A3"/>
+        <a:srgbClr val="FFC000"/>
       </a:accent4>
       <a:accent5>
-        <a:srgbClr val="C99C00"/>
+        <a:srgbClr val="5B9BD5"/>
       </a:accent5>
       <a:accent6>
-        <a:srgbClr val="C9211E"/>
+        <a:srgbClr val="70AD47"/>
       </a:accent6>
       <a:hlink>
-        <a:srgbClr val="0000EE"/>
+        <a:srgbClr val="0563C1"/>
       </a:hlink>
       <a:folHlink>
-        <a:srgbClr val="551A8B"/>
+        <a:srgbClr val="954F72"/>
       </a:folHlink>
     </a:clrScheme>
     <a:fontScheme name="Office">
       <a:majorFont>
-        <a:latin typeface="Arial" pitchFamily="0" charset="1"/>
-        <a:ea typeface="DejaVu Sans" pitchFamily="0" charset="1"/>
-        <a:cs typeface="DejaVu Sans" pitchFamily="0" charset="1"/>
+        <a:latin typeface="Calibri Light" panose="020F0302020204030204"/>
+        <a:ea typeface=""/>
+        <a:cs typeface=""/>
+        <a:font script="Jpan" typeface="Yu Gothic Light"/>
+        <a:font script="Hang" typeface="맑은 고딕"/>
+        <a:font script="Hans" typeface="DengXian Light"/>
+        <a:font script="Hant" typeface="新細明體"/>
+        <a:font script="Arab" typeface="Times New Roman"/>
+        <a:font script="Hebr" typeface="Times New Roman"/>
+        <a:font script="Thai" typeface="Angsana New"/>
+        <a:font script="Ethi" typeface="Nyala"/>
+        <a:font script="Beng" typeface="Vrinda"/>
+        <a:font script="Gujr" typeface="Shruti"/>
+        <a:font script="Khmr" typeface="MoolBoran"/>
+        <a:font script="Knda" typeface="Tunga"/>
+        <a:font script="Guru" typeface="Raavi"/>
+        <a:font script="Cans" typeface="Euphemia"/>
+        <a:font script="Cher" typeface="Plantagenet Cherokee"/>
+        <a:font script="Yiii" typeface="Microsoft Yi Baiti"/>
+        <a:font script="Tibt" typeface="Microsoft Himalaya"/>
+        <a:font script="Thaa" typeface="MV Boli"/>
+        <a:font script="Deva" typeface="Mangal"/>
+        <a:font script="Telu" typeface="Gautami"/>
+        <a:font script="Taml" typeface="Latha"/>
+        <a:font script="Syrc" typeface="Estrangelo Edessa"/>
+        <a:font script="Orya" typeface="Kalinga"/>
+        <a:font script="Mlym" typeface="Kartika"/>
+        <a:font script="Laoo" typeface="DokChampa"/>
+        <a:font script="Sinh" typeface="Iskoola Pota"/>
+        <a:font script="Mong" typeface="Mongolian Baiti"/>
+        <a:font script="Viet" typeface="Times New Roman"/>
+        <a:font script="Uigh" typeface="Microsoft Uighur"/>
+        <a:font script="Geor" typeface="Sylfaen"/>
       </a:majorFont>
       <a:minorFont>
-        <a:latin typeface="Arial" pitchFamily="0" charset="1"/>
-        <a:ea typeface="DejaVu Sans" pitchFamily="0" charset="1"/>
-        <a:cs typeface="DejaVu Sans" pitchFamily="0" charset="1"/>
+        <a:latin typeface="Calibri" panose="020F0502020204030204"/>
+        <a:ea typeface=""/>
+        <a:cs typeface=""/>
+        <a:font script="Jpan" typeface="Yu Mincho"/>
+        <a:font script="Hang" typeface="맑은 고딕"/>
+        <a:font script="Hans" typeface="DengXian"/>
+        <a:font script="Hant" typeface="新細明體"/>
+        <a:font script="Arab" typeface="Arial"/>
+        <a:font script="Hebr" typeface="Arial"/>
+        <a:font script="Thai" typeface="Cordia New"/>
+        <a:font script="Ethi" typeface="Nyala"/>
+        <a:font script="Beng" typeface="Vrinda"/>
+        <a:font script="Gujr" typeface="Shruti"/>
+        <a:font script="Khmr" typeface="DaunPenh"/>
+        <a:font script="Knda" typeface="Tunga"/>
+        <a:font script="Guru" typeface="Raavi"/>
+        <a:font script="Cans" typeface="Euphemia"/>
+        <a:font script="Cher" typeface="Plantagenet Cherokee"/>
+        <a:font script="Yiii" typeface="Microsoft Yi Baiti"/>
+        <a:font script="Tibt" typeface="Microsoft Himalaya"/>
+        <a:font script="Thaa" typeface="MV Boli"/>
+        <a:font script="Deva" typeface="Mangal"/>
+        <a:font script="Telu" typeface="Gautami"/>
+        <a:font script="Taml" typeface="Latha"/>
+        <a:font script="Syrc" typeface="Estrangelo Edessa"/>
+        <a:font script="Orya" typeface="Kalinga"/>
+        <a:font script="Mlym" typeface="Kartika"/>
+        <a:font script="Laoo" typeface="DokChampa"/>
+        <a:font script="Sinh" typeface="Iskoola Pota"/>
+        <a:font script="Mong" typeface="Mongolian Baiti"/>
+        <a:font script="Viet" typeface="Arial"/>
+        <a:font script="Uigh" typeface="Microsoft Uighur"/>
+        <a:font script="Geor" typeface="Sylfaen"/>
       </a:minorFont>
     </a:fontScheme>
-    <a:fmtScheme>
+    <a:fmtScheme name="Office">
       <a:fillStyleLst>
         <a:solidFill>
           <a:schemeClr val="phClr"/>
         </a:solidFill>
-        <a:solidFill>
-          <a:schemeClr val="phClr"/>
-        </a:solidFill>
-        <a:solidFill>
-          <a:schemeClr val="phClr"/>
-        </a:solidFill>
+        <a:gradFill rotWithShape="1">
+          <a:gsLst>
+            <a:gs pos="0">
+              <a:schemeClr val="phClr">
+                <a:lumMod val="110000"/>
+                <a:satMod val="105000"/>
+                <a:tint val="67000"/>
+              </a:schemeClr>
+            </a:gs>
+            <a:gs pos="50000">
+              <a:schemeClr val="phClr">
+                <a:lumMod val="105000"/>
+                <a:satMod val="103000"/>
+                <a:tint val="73000"/>
+              </a:schemeClr>
+            </a:gs>
+            <a:gs pos="100000">
+              <a:schemeClr val="phClr">
+                <a:lumMod val="105000"/>
+                <a:satMod val="109000"/>
+                <a:tint val="81000"/>
+              </a:schemeClr>
+            </a:gs>
+          </a:gsLst>
+          <a:lin ang="5400000" scaled="0"/>
+        </a:gradFill>
+        <a:gradFill rotWithShape="1">
+          <a:gsLst>
+            <a:gs pos="0">
+              <a:schemeClr val="phClr">
+                <a:satMod val="103000"/>
+                <a:lumMod val="102000"/>
+                <a:tint val="94000"/>
+              </a:schemeClr>
+            </a:gs>
+            <a:gs pos="50000">
+              <a:schemeClr val="phClr">
+                <a:satMod val="110000"/>
+                <a:lumMod val="100000"/>
+                <a:shade val="100000"/>
+              </a:schemeClr>
+            </a:gs>
+            <a:gs pos="100000">
+              <a:schemeClr val="phClr">
+                <a:lumMod val="99000"/>
+                <a:satMod val="120000"/>
+                <a:shade val="78000"/>
+              </a:schemeClr>
+            </a:gs>
+          </a:gsLst>
+          <a:lin ang="5400000" scaled="0"/>
+        </a:gradFill>
       </a:fillStyleLst>
       <a:lnStyleLst>
         <a:ln w="6350" cap="flat" cmpd="sng" algn="ctr">
+          <a:solidFill>
+            <a:schemeClr val="phClr"/>
+          </a:solidFill>
           <a:prstDash val="solid"/>
-          <a:miter/>
+          <a:miter lim="800000"/>
         </a:ln>
-        <a:ln w="6350" cap="flat" cmpd="sng" algn="ctr">
+        <a:ln w="12700" cap="flat" cmpd="sng" algn="ctr">
+          <a:solidFill>
+            <a:schemeClr val="phClr"/>
+          </a:solidFill>
           <a:prstDash val="solid"/>
-          <a:miter/>
+          <a:miter lim="800000"/>
         </a:ln>
-        <a:ln w="6350" cap="flat" cmpd="sng" algn="ctr">
+        <a:ln w="19050" cap="flat" cmpd="sng" algn="ctr">
+          <a:solidFill>
+            <a:schemeClr val="phClr"/>
+          </a:solidFill>
           <a:prstDash val="solid"/>
-          <a:miter/>
+          <a:miter lim="800000"/>
         </a:ln>
       </a:lnStyleLst>
       <a:effectStyleLst>
@@ -2867,7 +3989,13 @@
           <a:effectLst/>
         </a:effectStyle>
         <a:effectStyle>
-          <a:effectLst/>
+          <a:effectLst>
+            <a:outerShdw blurRad="57150" dist="19050" dir="5400000" algn="ctr" rotWithShape="0">
+              <a:srgbClr val="000000">
+                <a:alpha val="63000"/>
+              </a:srgbClr>
+            </a:outerShdw>
+          </a:effectLst>
         </a:effectStyle>
       </a:effectStyleLst>
       <a:bgFillStyleLst>
@@ -2875,13 +4003,47 @@
           <a:schemeClr val="phClr"/>
         </a:solidFill>
         <a:solidFill>
-          <a:schemeClr val="phClr"/>
+          <a:schemeClr val="phClr">
+            <a:tint val="95000"/>
+            <a:satMod val="170000"/>
+          </a:schemeClr>
         </a:solidFill>
-        <a:solidFill>
-          <a:schemeClr val="phClr"/>
-        </a:solidFill>
+        <a:gradFill rotWithShape="1">
+          <a:gsLst>
+            <a:gs pos="0">
+              <a:schemeClr val="phClr">
+                <a:tint val="93000"/>
+                <a:satMod val="150000"/>
+                <a:shade val="98000"/>
+                <a:lumMod val="102000"/>
+              </a:schemeClr>
+            </a:gs>
+            <a:gs pos="50000">
+              <a:schemeClr val="phClr">
+                <a:tint val="98000"/>
+                <a:satMod val="130000"/>
+                <a:shade val="90000"/>
+                <a:lumMod val="103000"/>
+              </a:schemeClr>
+            </a:gs>
+            <a:gs pos="100000">
+              <a:schemeClr val="phClr">
+                <a:shade val="63000"/>
+                <a:satMod val="120000"/>
+              </a:schemeClr>
+            </a:gs>
+          </a:gsLst>
+          <a:lin ang="5400000" scaled="0"/>
+        </a:gradFill>
       </a:bgFillStyleLst>
     </a:fmtScheme>
   </a:themeElements>
+  <a:objectDefaults/>
+  <a:extraClrSchemeLst/>
+  <a:extLst>
+    <a:ext uri="{05A4C25C-085E-4340-85A3-A5531E510DB2}">
+      <thm15:themeFamily xmlns:thm15="http://schemas.microsoft.com/office/thememl/2012/main" name="Office Theme" id="{62F939B6-93AF-4DB8-9C6B-D6C7DFDC589F}" vid="{4A3C46E8-61CC-4603-A589-7422A47A8E4A}"/>
+    </a:ext>
+  </a:extLst>
 </a:theme>
 </file>